--- a/Documentation/Project_Report_Video_Generator.docx
+++ b/Documentation/Project_Report_Video_Generator.docx
@@ -4812,7 +4812,7 @@
         <w:rPr>
           <w:w w:val="115"/>
         </w:rPr>
-        <w:t>6</w:t>
+        <w:t>7</w:t>
       </w:r>
     </w:p>
     <w:p>
@@ -5318,7 +5318,7 @@
         <w:rPr>
           <w:w w:val="115"/>
         </w:rPr>
-        <w:t>0</w:t>
+        <w:t>1</w:t>
       </w:r>
     </w:p>
     <w:p>
@@ -5392,7 +5392,13 @@
         <w:rPr>
           <w:w w:val="115"/>
         </w:rPr>
-        <w:t>40</w:t>
+        <w:t>4</w:t>
+      </w:r>
+      <w:r>
+        <w:rPr>
+          <w:w w:val="115"/>
+        </w:rPr>
+        <w:t>2</w:t>
       </w:r>
     </w:p>
     <w:p>
@@ -5466,7 +5472,13 @@
         <w:rPr>
           <w:w w:val="115"/>
         </w:rPr>
-        <w:t>41</w:t>
+        <w:t>4</w:t>
+      </w:r>
+      <w:r>
+        <w:rPr>
+          <w:w w:val="115"/>
+        </w:rPr>
+        <w:t>3</w:t>
       </w:r>
     </w:p>
     <w:p>
@@ -5540,7 +5552,13 @@
         <w:rPr>
           <w:w w:val="115"/>
         </w:rPr>
-        <w:t>42</w:t>
+        <w:t>4</w:t>
+      </w:r>
+      <w:r>
+        <w:rPr>
+          <w:w w:val="115"/>
+        </w:rPr>
+        <w:t>4</w:t>
       </w:r>
     </w:p>
     <w:p>
@@ -5648,7 +5666,7 @@
           <w:sz w:val="28"/>
           <w:szCs w:val="28"/>
         </w:rPr>
-        <w:t>47</w:t>
+        <w:t>50</w:t>
       </w:r>
     </w:p>
     <w:p>
@@ -5728,7 +5746,7 @@
         <w:rPr>
           <w:w w:val="115"/>
         </w:rPr>
-        <w:t>47</w:t>
+        <w:t>50</w:t>
       </w:r>
     </w:p>
     <w:p>
@@ -5802,7 +5820,7 @@
         <w:rPr>
           <w:w w:val="115"/>
         </w:rPr>
-        <w:t>48</w:t>
+        <w:t>52</w:t>
       </w:r>
     </w:p>
     <w:p>
@@ -5870,7 +5888,7 @@
         <w:rPr>
           <w:w w:val="115"/>
         </w:rPr>
-        <w:t>49</w:t>
+        <w:t>55</w:t>
       </w:r>
     </w:p>
     <w:p>
@@ -5938,7 +5956,17 @@
           <w:sz w:val="28"/>
           <w:szCs w:val="28"/>
         </w:rPr>
-        <w:t>50</w:t>
+        <w:t>5</w:t>
+      </w:r>
+      <w:r>
+        <w:rPr>
+          <w:b/>
+          <w:bCs/>
+          <w:w w:val="115"/>
+          <w:sz w:val="28"/>
+          <w:szCs w:val="28"/>
+        </w:rPr>
+        <w:t>6</w:t>
       </w:r>
     </w:p>
     <w:p>
@@ -6056,7 +6084,17 @@
           <w:sz w:val="28"/>
           <w:szCs w:val="28"/>
         </w:rPr>
-        <w:t>51</w:t>
+        <w:t>5</w:t>
+      </w:r>
+      <w:r>
+        <w:rPr>
+          <w:b/>
+          <w:bCs/>
+          <w:w w:val="115"/>
+          <w:sz w:val="28"/>
+          <w:szCs w:val="28"/>
+        </w:rPr>
+        <w:t>8</w:t>
       </w:r>
     </w:p>
     <w:p>
@@ -8828,6 +8866,300 @@
     </w:p>
     <w:p>
       <w:pPr>
+        <w:pStyle w:val="ListParagraph"/>
+        <w:spacing w:after="38" w:line="360" w:lineRule="auto"/>
+        <w:ind w:left="1440" w:firstLine="0"/>
+        <w:jc w:val="both"/>
+        <w:rPr>
+          <w:rFonts w:eastAsia="Segoe UI Symbol"/>
+          <w:sz w:val="24"/>
+          <w:szCs w:val="24"/>
+          <w:lang w:val="en-IN"/>
+        </w:rPr>
+      </w:pPr>
+    </w:p>
+    <w:p>
+      <w:pPr>
+        <w:pStyle w:val="ListParagraph"/>
+        <w:spacing w:after="38" w:line="360" w:lineRule="auto"/>
+        <w:ind w:left="1440" w:firstLine="0"/>
+        <w:jc w:val="both"/>
+        <w:rPr>
+          <w:rFonts w:eastAsia="Segoe UI Symbol"/>
+          <w:sz w:val="24"/>
+          <w:szCs w:val="24"/>
+          <w:lang w:val="en-IN"/>
+        </w:rPr>
+      </w:pPr>
+    </w:p>
+    <w:p>
+      <w:pPr>
+        <w:pStyle w:val="ListParagraph"/>
+        <w:spacing w:after="38" w:line="360" w:lineRule="auto"/>
+        <w:ind w:left="1440" w:firstLine="0"/>
+        <w:jc w:val="both"/>
+        <w:rPr>
+          <w:rFonts w:eastAsia="Segoe UI Symbol"/>
+          <w:sz w:val="24"/>
+          <w:szCs w:val="24"/>
+          <w:lang w:val="en-IN"/>
+        </w:rPr>
+      </w:pPr>
+    </w:p>
+    <w:p>
+      <w:pPr>
+        <w:pStyle w:val="ListParagraph"/>
+        <w:spacing w:after="38" w:line="360" w:lineRule="auto"/>
+        <w:ind w:left="1440" w:firstLine="0"/>
+        <w:jc w:val="both"/>
+        <w:rPr>
+          <w:rFonts w:eastAsia="Segoe UI Symbol"/>
+          <w:sz w:val="24"/>
+          <w:szCs w:val="24"/>
+          <w:lang w:val="en-IN"/>
+        </w:rPr>
+      </w:pPr>
+    </w:p>
+    <w:p>
+      <w:pPr>
+        <w:pStyle w:val="ListParagraph"/>
+        <w:spacing w:after="38" w:line="360" w:lineRule="auto"/>
+        <w:ind w:left="1440" w:firstLine="0"/>
+        <w:jc w:val="both"/>
+        <w:rPr>
+          <w:rFonts w:eastAsia="Segoe UI Symbol"/>
+          <w:sz w:val="24"/>
+          <w:szCs w:val="24"/>
+          <w:lang w:val="en-IN"/>
+        </w:rPr>
+      </w:pPr>
+    </w:p>
+    <w:p>
+      <w:pPr>
+        <w:pStyle w:val="ListParagraph"/>
+        <w:spacing w:after="38" w:line="360" w:lineRule="auto"/>
+        <w:ind w:left="1440" w:firstLine="0"/>
+        <w:jc w:val="both"/>
+        <w:rPr>
+          <w:rFonts w:eastAsia="Segoe UI Symbol"/>
+          <w:sz w:val="24"/>
+          <w:szCs w:val="24"/>
+          <w:lang w:val="en-IN"/>
+        </w:rPr>
+      </w:pPr>
+    </w:p>
+    <w:p>
+      <w:pPr>
+        <w:pStyle w:val="ListParagraph"/>
+        <w:spacing w:after="38" w:line="360" w:lineRule="auto"/>
+        <w:ind w:left="1440" w:firstLine="0"/>
+        <w:jc w:val="both"/>
+        <w:rPr>
+          <w:rFonts w:eastAsia="Segoe UI Symbol"/>
+          <w:sz w:val="24"/>
+          <w:szCs w:val="24"/>
+          <w:lang w:val="en-IN"/>
+        </w:rPr>
+      </w:pPr>
+    </w:p>
+    <w:p>
+      <w:pPr>
+        <w:pStyle w:val="ListParagraph"/>
+        <w:spacing w:after="38" w:line="360" w:lineRule="auto"/>
+        <w:ind w:left="1440" w:firstLine="0"/>
+        <w:jc w:val="both"/>
+        <w:rPr>
+          <w:rFonts w:eastAsia="Segoe UI Symbol"/>
+          <w:sz w:val="24"/>
+          <w:szCs w:val="24"/>
+          <w:lang w:val="en-IN"/>
+        </w:rPr>
+      </w:pPr>
+    </w:p>
+    <w:p>
+      <w:pPr>
+        <w:pStyle w:val="ListParagraph"/>
+        <w:spacing w:after="38" w:line="360" w:lineRule="auto"/>
+        <w:ind w:left="1440" w:firstLine="0"/>
+        <w:jc w:val="both"/>
+        <w:rPr>
+          <w:rFonts w:eastAsia="Segoe UI Symbol"/>
+          <w:sz w:val="24"/>
+          <w:szCs w:val="24"/>
+          <w:lang w:val="en-IN"/>
+        </w:rPr>
+      </w:pPr>
+    </w:p>
+    <w:p>
+      <w:pPr>
+        <w:pStyle w:val="ListParagraph"/>
+        <w:spacing w:after="38" w:line="360" w:lineRule="auto"/>
+        <w:ind w:left="1440" w:firstLine="0"/>
+        <w:jc w:val="both"/>
+        <w:rPr>
+          <w:rFonts w:eastAsia="Segoe UI Symbol"/>
+          <w:sz w:val="24"/>
+          <w:szCs w:val="24"/>
+          <w:lang w:val="en-IN"/>
+        </w:rPr>
+      </w:pPr>
+    </w:p>
+    <w:p>
+      <w:pPr>
+        <w:pStyle w:val="ListParagraph"/>
+        <w:spacing w:after="38" w:line="360" w:lineRule="auto"/>
+        <w:ind w:left="1440" w:firstLine="0"/>
+        <w:jc w:val="both"/>
+        <w:rPr>
+          <w:rFonts w:eastAsia="Segoe UI Symbol"/>
+          <w:sz w:val="24"/>
+          <w:szCs w:val="24"/>
+          <w:lang w:val="en-IN"/>
+        </w:rPr>
+      </w:pPr>
+    </w:p>
+    <w:p>
+      <w:pPr>
+        <w:pStyle w:val="ListParagraph"/>
+        <w:spacing w:after="38" w:line="360" w:lineRule="auto"/>
+        <w:ind w:left="1440" w:firstLine="0"/>
+        <w:jc w:val="both"/>
+        <w:rPr>
+          <w:rFonts w:eastAsia="Segoe UI Symbol"/>
+          <w:sz w:val="24"/>
+          <w:szCs w:val="24"/>
+          <w:lang w:val="en-IN"/>
+        </w:rPr>
+      </w:pPr>
+    </w:p>
+    <w:p>
+      <w:pPr>
+        <w:pStyle w:val="ListParagraph"/>
+        <w:spacing w:after="38" w:line="360" w:lineRule="auto"/>
+        <w:ind w:left="1440" w:firstLine="0"/>
+        <w:jc w:val="both"/>
+        <w:rPr>
+          <w:rFonts w:eastAsia="Segoe UI Symbol"/>
+          <w:sz w:val="24"/>
+          <w:szCs w:val="24"/>
+          <w:lang w:val="en-IN"/>
+        </w:rPr>
+      </w:pPr>
+    </w:p>
+    <w:p>
+      <w:pPr>
+        <w:pStyle w:val="ListParagraph"/>
+        <w:spacing w:after="38" w:line="360" w:lineRule="auto"/>
+        <w:ind w:left="1440" w:firstLine="0"/>
+        <w:jc w:val="both"/>
+        <w:rPr>
+          <w:rFonts w:eastAsia="Segoe UI Symbol"/>
+          <w:sz w:val="24"/>
+          <w:szCs w:val="24"/>
+          <w:lang w:val="en-IN"/>
+        </w:rPr>
+      </w:pPr>
+    </w:p>
+    <w:p>
+      <w:pPr>
+        <w:pStyle w:val="ListParagraph"/>
+        <w:spacing w:after="38" w:line="360" w:lineRule="auto"/>
+        <w:ind w:left="1440" w:firstLine="0"/>
+        <w:jc w:val="both"/>
+        <w:rPr>
+          <w:rFonts w:eastAsia="Segoe UI Symbol"/>
+          <w:sz w:val="24"/>
+          <w:szCs w:val="24"/>
+          <w:lang w:val="en-IN"/>
+        </w:rPr>
+      </w:pPr>
+    </w:p>
+    <w:p>
+      <w:pPr>
+        <w:pStyle w:val="ListParagraph"/>
+        <w:spacing w:after="38" w:line="360" w:lineRule="auto"/>
+        <w:ind w:left="1440" w:firstLine="0"/>
+        <w:jc w:val="both"/>
+        <w:rPr>
+          <w:rFonts w:eastAsia="Segoe UI Symbol"/>
+          <w:sz w:val="24"/>
+          <w:szCs w:val="24"/>
+          <w:lang w:val="en-IN"/>
+        </w:rPr>
+      </w:pPr>
+    </w:p>
+    <w:p>
+      <w:pPr>
+        <w:pStyle w:val="ListParagraph"/>
+        <w:spacing w:after="38" w:line="360" w:lineRule="auto"/>
+        <w:ind w:left="1440" w:firstLine="0"/>
+        <w:jc w:val="both"/>
+        <w:rPr>
+          <w:rFonts w:eastAsia="Segoe UI Symbol"/>
+          <w:sz w:val="24"/>
+          <w:szCs w:val="24"/>
+          <w:lang w:val="en-IN"/>
+        </w:rPr>
+      </w:pPr>
+    </w:p>
+    <w:p>
+      <w:pPr>
+        <w:pStyle w:val="ListParagraph"/>
+        <w:spacing w:after="38" w:line="360" w:lineRule="auto"/>
+        <w:ind w:left="1440" w:firstLine="0"/>
+        <w:jc w:val="both"/>
+        <w:rPr>
+          <w:rFonts w:eastAsia="Segoe UI Symbol"/>
+          <w:sz w:val="24"/>
+          <w:szCs w:val="24"/>
+          <w:lang w:val="en-IN"/>
+        </w:rPr>
+      </w:pPr>
+    </w:p>
+    <w:p>
+      <w:pPr>
+        <w:pStyle w:val="ListParagraph"/>
+        <w:spacing w:after="38" w:line="360" w:lineRule="auto"/>
+        <w:ind w:left="1440" w:firstLine="0"/>
+        <w:jc w:val="both"/>
+        <w:rPr>
+          <w:rFonts w:eastAsia="Segoe UI Symbol"/>
+          <w:sz w:val="24"/>
+          <w:szCs w:val="24"/>
+          <w:lang w:val="en-IN"/>
+        </w:rPr>
+      </w:pPr>
+    </w:p>
+    <w:p>
+      <w:pPr>
+        <w:pStyle w:val="ListParagraph"/>
+        <w:spacing w:after="38" w:line="360" w:lineRule="auto"/>
+        <w:ind w:left="1440" w:firstLine="0"/>
+        <w:jc w:val="both"/>
+        <w:rPr>
+          <w:rFonts w:eastAsia="Segoe UI Symbol"/>
+          <w:sz w:val="24"/>
+          <w:szCs w:val="24"/>
+          <w:lang w:val="en-IN"/>
+        </w:rPr>
+      </w:pPr>
+    </w:p>
+    <w:p>
+      <w:pPr>
+        <w:pStyle w:val="ListParagraph"/>
+        <w:spacing w:after="38" w:line="360" w:lineRule="auto"/>
+        <w:ind w:left="1440" w:firstLine="0"/>
+        <w:jc w:val="both"/>
+        <w:rPr>
+          <w:rFonts w:eastAsia="Segoe UI Symbol"/>
+          <w:sz w:val="24"/>
+          <w:szCs w:val="24"/>
+          <w:lang w:val="en-IN"/>
+        </w:rPr>
+      </w:pPr>
+    </w:p>
+    <w:p>
+      <w:pPr>
         <w:spacing w:after="38" w:line="360" w:lineRule="auto"/>
         <w:jc w:val="both"/>
         <w:rPr>
@@ -8848,7 +9180,30 @@
           <w:szCs w:val="28"/>
           <w:lang w:val="en-IN"/>
         </w:rPr>
-        <w:t>3.4 Other Requirements</w:t>
+        <w:lastRenderedPageBreak/>
+        <w:t>3.</w:t>
+      </w:r>
+      <w:r>
+        <w:rPr>
+          <w:rFonts w:eastAsia="Segoe UI Symbol"/>
+          <w:b/>
+          <w:bCs/>
+          <w:sz w:val="28"/>
+          <w:szCs w:val="28"/>
+          <w:lang w:val="en-IN"/>
+        </w:rPr>
+        <w:t>3</w:t>
+      </w:r>
+      <w:r>
+        <w:rPr>
+          <w:rFonts w:eastAsia="Segoe UI Symbol"/>
+          <w:b/>
+          <w:bCs/>
+          <w:sz w:val="28"/>
+          <w:szCs w:val="28"/>
+          <w:lang w:val="en-IN"/>
+        </w:rPr>
+        <w:t xml:space="preserve"> Other Requirements</w:t>
       </w:r>
     </w:p>
     <w:p>
@@ -9239,7 +9594,6 @@
           <w:szCs w:val="24"/>
           <w:lang w:val="en-IN"/>
         </w:rPr>
-        <w:lastRenderedPageBreak/>
         <w:t>Preview and Download</w:t>
       </w:r>
     </w:p>
@@ -9421,6 +9775,7 @@
           <w:szCs w:val="24"/>
           <w:lang w:val="en-IN" w:eastAsia="en-IN"/>
         </w:rPr>
+        <w:lastRenderedPageBreak/>
         <w:t>Script generation should complete within 3 seconds.</w:t>
       </w:r>
     </w:p>
@@ -9842,6 +10197,33 @@
       <w:pPr>
         <w:widowControl/>
         <w:numPr>
+          <w:ilvl w:val="0"/>
+          <w:numId w:val="51"/>
+        </w:numPr>
+        <w:autoSpaceDE/>
+        <w:autoSpaceDN/>
+        <w:spacing w:before="100" w:beforeAutospacing="1" w:after="100" w:afterAutospacing="1" w:line="360" w:lineRule="auto"/>
+        <w:rPr>
+          <w:sz w:val="24"/>
+          <w:szCs w:val="24"/>
+          <w:lang w:val="en-IN" w:eastAsia="en-IN"/>
+        </w:rPr>
+      </w:pPr>
+      <w:r>
+        <w:rPr>
+          <w:b/>
+          <w:bCs/>
+          <w:sz w:val="24"/>
+          <w:szCs w:val="24"/>
+          <w:lang w:val="en-IN" w:eastAsia="en-IN"/>
+        </w:rPr>
+        <w:t>Legal &amp; Ethical Compliance</w:t>
+      </w:r>
+    </w:p>
+    <w:p>
+      <w:pPr>
+        <w:widowControl/>
+        <w:numPr>
           <w:ilvl w:val="1"/>
           <w:numId w:val="51"/>
         </w:numPr>
@@ -9854,6 +10236,14 @@
           <w:lang w:val="en-IN" w:eastAsia="en-IN"/>
         </w:rPr>
       </w:pPr>
+      <w:r>
+        <w:rPr>
+          <w:sz w:val="24"/>
+          <w:szCs w:val="24"/>
+          <w:lang w:val="en-IN" w:eastAsia="en-IN"/>
+        </w:rPr>
+        <w:t>The system shall only use royalty-free assets and avoid generating offensive or misleading content.</w:t>
+      </w:r>
     </w:p>
     <w:p>
       <w:pPr>
@@ -9879,33 +10269,7 @@
           <w:szCs w:val="24"/>
           <w:lang w:val="en-IN" w:eastAsia="en-IN"/>
         </w:rPr>
-        <w:lastRenderedPageBreak/>
-        <w:t>Legal &amp; Ethical Compliance</w:t>
-      </w:r>
-    </w:p>
-    <w:p>
-      <w:pPr>
-        <w:widowControl/>
-        <w:numPr>
-          <w:ilvl w:val="1"/>
-          <w:numId w:val="51"/>
-        </w:numPr>
-        <w:autoSpaceDE/>
-        <w:autoSpaceDN/>
-        <w:spacing w:before="100" w:beforeAutospacing="1" w:after="100" w:afterAutospacing="1" w:line="360" w:lineRule="auto"/>
-        <w:rPr>
-          <w:sz w:val="24"/>
-          <w:szCs w:val="24"/>
-          <w:lang w:val="en-IN" w:eastAsia="en-IN"/>
-        </w:rPr>
-      </w:pPr>
-      <w:r>
-        <w:rPr>
-          <w:sz w:val="24"/>
-          <w:szCs w:val="24"/>
-          <w:lang w:val="en-IN" w:eastAsia="en-IN"/>
-        </w:rPr>
-        <w:t>The system shall only use royalty-free assets and avoid generating offensive or misleading content.</w:t>
+        <w:t>Documentation</w:t>
       </w:r>
     </w:p>
     <w:p>
@@ -9926,33 +10290,6 @@
       </w:pPr>
       <w:r>
         <w:rPr>
-          <w:b/>
-          <w:bCs/>
-          <w:sz w:val="24"/>
-          <w:szCs w:val="24"/>
-          <w:lang w:val="en-IN" w:eastAsia="en-IN"/>
-        </w:rPr>
-        <w:t>Documentation</w:t>
-      </w:r>
-    </w:p>
-    <w:p>
-      <w:pPr>
-        <w:widowControl/>
-        <w:numPr>
-          <w:ilvl w:val="0"/>
-          <w:numId w:val="51"/>
-        </w:numPr>
-        <w:autoSpaceDE/>
-        <w:autoSpaceDN/>
-        <w:spacing w:before="100" w:beforeAutospacing="1" w:after="100" w:afterAutospacing="1" w:line="360" w:lineRule="auto"/>
-        <w:rPr>
-          <w:sz w:val="24"/>
-          <w:szCs w:val="24"/>
-          <w:lang w:val="en-IN" w:eastAsia="en-IN"/>
-        </w:rPr>
-      </w:pPr>
-      <w:r>
-        <w:rPr>
           <w:sz w:val="24"/>
           <w:szCs w:val="24"/>
           <w:lang w:val="en-IN" w:eastAsia="en-IN"/>
@@ -9983,204 +10320,6 @@
           <w:bCs/>
           <w:sz w:val="28"/>
           <w:szCs w:val="28"/>
-          <w:lang w:val="en-IN"/>
-        </w:rPr>
-      </w:pPr>
-    </w:p>
-    <w:p>
-      <w:pPr>
-        <w:spacing w:after="38" w:line="360" w:lineRule="auto"/>
-        <w:jc w:val="both"/>
-        <w:rPr>
-          <w:rFonts w:eastAsia="Segoe UI Symbol"/>
-          <w:b/>
-          <w:bCs/>
-          <w:sz w:val="28"/>
-          <w:szCs w:val="28"/>
-          <w:lang w:val="en-IN"/>
-        </w:rPr>
-      </w:pPr>
-    </w:p>
-    <w:p>
-      <w:pPr>
-        <w:spacing w:after="38" w:line="360" w:lineRule="auto"/>
-        <w:jc w:val="both"/>
-        <w:rPr>
-          <w:rFonts w:eastAsia="Segoe UI Symbol"/>
-          <w:b/>
-          <w:bCs/>
-          <w:sz w:val="28"/>
-          <w:szCs w:val="28"/>
-          <w:lang w:val="en-IN"/>
-        </w:rPr>
-      </w:pPr>
-    </w:p>
-    <w:p>
-      <w:pPr>
-        <w:spacing w:after="38" w:line="360" w:lineRule="auto"/>
-        <w:jc w:val="both"/>
-        <w:rPr>
-          <w:rFonts w:eastAsia="Segoe UI Symbol"/>
-          <w:b/>
-          <w:bCs/>
-          <w:sz w:val="28"/>
-          <w:szCs w:val="28"/>
-          <w:lang w:val="en-IN"/>
-        </w:rPr>
-      </w:pPr>
-    </w:p>
-    <w:p>
-      <w:pPr>
-        <w:spacing w:after="38" w:line="360" w:lineRule="auto"/>
-        <w:jc w:val="both"/>
-        <w:rPr>
-          <w:rFonts w:eastAsia="Segoe UI Symbol"/>
-          <w:b/>
-          <w:bCs/>
-          <w:sz w:val="28"/>
-          <w:szCs w:val="28"/>
-          <w:lang w:val="en-IN"/>
-        </w:rPr>
-      </w:pPr>
-    </w:p>
-    <w:p>
-      <w:pPr>
-        <w:spacing w:after="38" w:line="360" w:lineRule="auto"/>
-        <w:jc w:val="both"/>
-        <w:rPr>
-          <w:rFonts w:eastAsia="Segoe UI Symbol"/>
-          <w:b/>
-          <w:bCs/>
-          <w:sz w:val="28"/>
-          <w:szCs w:val="28"/>
-          <w:lang w:val="en-IN"/>
-        </w:rPr>
-      </w:pPr>
-    </w:p>
-    <w:p>
-      <w:pPr>
-        <w:spacing w:after="38" w:line="360" w:lineRule="auto"/>
-        <w:jc w:val="both"/>
-        <w:rPr>
-          <w:rFonts w:eastAsia="Segoe UI Symbol"/>
-          <w:b/>
-          <w:bCs/>
-          <w:sz w:val="28"/>
-          <w:szCs w:val="28"/>
-          <w:lang w:val="en-IN"/>
-        </w:rPr>
-      </w:pPr>
-    </w:p>
-    <w:p>
-      <w:pPr>
-        <w:spacing w:after="38" w:line="360" w:lineRule="auto"/>
-        <w:jc w:val="both"/>
-        <w:rPr>
-          <w:rFonts w:eastAsia="Segoe UI Symbol"/>
-          <w:b/>
-          <w:bCs/>
-          <w:sz w:val="28"/>
-          <w:szCs w:val="28"/>
-          <w:lang w:val="en-IN"/>
-        </w:rPr>
-      </w:pPr>
-    </w:p>
-    <w:p>
-      <w:pPr>
-        <w:spacing w:after="38" w:line="360" w:lineRule="auto"/>
-        <w:jc w:val="both"/>
-        <w:rPr>
-          <w:rFonts w:eastAsia="Segoe UI Symbol"/>
-          <w:b/>
-          <w:bCs/>
-          <w:sz w:val="28"/>
-          <w:szCs w:val="28"/>
-          <w:lang w:val="en-IN"/>
-        </w:rPr>
-      </w:pPr>
-    </w:p>
-    <w:p>
-      <w:pPr>
-        <w:spacing w:after="38" w:line="360" w:lineRule="auto"/>
-        <w:jc w:val="both"/>
-        <w:rPr>
-          <w:rFonts w:eastAsia="Segoe UI Symbol"/>
-          <w:b/>
-          <w:bCs/>
-          <w:sz w:val="28"/>
-          <w:szCs w:val="28"/>
-          <w:lang w:val="en-IN"/>
-        </w:rPr>
-      </w:pPr>
-    </w:p>
-    <w:p>
-      <w:pPr>
-        <w:spacing w:after="38" w:line="360" w:lineRule="auto"/>
-        <w:jc w:val="both"/>
-        <w:rPr>
-          <w:rFonts w:eastAsia="Segoe UI Symbol"/>
-          <w:sz w:val="24"/>
-          <w:szCs w:val="24"/>
-          <w:lang w:val="en-IN"/>
-        </w:rPr>
-      </w:pPr>
-    </w:p>
-    <w:p>
-      <w:pPr>
-        <w:spacing w:after="38" w:line="360" w:lineRule="auto"/>
-        <w:jc w:val="both"/>
-        <w:rPr>
-          <w:rFonts w:eastAsia="Segoe UI Symbol"/>
-          <w:sz w:val="24"/>
-          <w:szCs w:val="24"/>
-          <w:lang w:val="en-IN"/>
-        </w:rPr>
-      </w:pPr>
-    </w:p>
-    <w:p>
-      <w:pPr>
-        <w:spacing w:after="38" w:line="360" w:lineRule="auto"/>
-        <w:jc w:val="both"/>
-        <w:rPr>
-          <w:rFonts w:eastAsia="Segoe UI Symbol"/>
-          <w:sz w:val="24"/>
-          <w:szCs w:val="24"/>
-          <w:lang w:val="en-IN"/>
-        </w:rPr>
-      </w:pPr>
-    </w:p>
-    <w:p>
-      <w:pPr>
-        <w:spacing w:after="38" w:line="360" w:lineRule="auto"/>
-        <w:jc w:val="both"/>
-        <w:rPr>
-          <w:rFonts w:eastAsia="Segoe UI Symbol"/>
-          <w:sz w:val="24"/>
-          <w:szCs w:val="24"/>
-          <w:lang w:val="en-IN"/>
-        </w:rPr>
-      </w:pPr>
-    </w:p>
-    <w:p>
-      <w:pPr>
-        <w:spacing w:after="38" w:line="360" w:lineRule="auto"/>
-        <w:jc w:val="both"/>
-        <w:rPr>
-          <w:rFonts w:eastAsia="Segoe UI Symbol"/>
-          <w:sz w:val="24"/>
-          <w:szCs w:val="24"/>
-          <w:lang w:val="en-IN"/>
-        </w:rPr>
-      </w:pPr>
-    </w:p>
-    <w:p>
-      <w:pPr>
-        <w:spacing w:after="38" w:line="360" w:lineRule="auto"/>
-        <w:jc w:val="both"/>
-        <w:rPr>
-          <w:rFonts w:eastAsia="Segoe UI Symbol"/>
-          <w:sz w:val="24"/>
-          <w:szCs w:val="24"/>
           <w:lang w:val="en-IN"/>
         </w:rPr>
       </w:pPr>
@@ -10199,15 +10338,6 @@
           <w:lang w:val="en-IN"/>
         </w:rPr>
       </w:pPr>
-      <w:r>
-        <w:rPr>
-          <w:rFonts w:eastAsia="Segoe UI Symbol"/>
-          <w:sz w:val="24"/>
-          <w:szCs w:val="24"/>
-          <w:lang w:val="en-IN"/>
-        </w:rPr>
-        <w:tab/>
-      </w:r>
     </w:p>
     <w:p>
       <w:pPr>
@@ -10226,54 +10356,6 @@
     </w:p>
     <w:p>
       <w:pPr>
-        <w:spacing w:after="38" w:line="360" w:lineRule="auto"/>
-        <w:jc w:val="both"/>
-        <w:rPr>
-          <w:rFonts w:eastAsia="Segoe UI Symbol"/>
-          <w:sz w:val="24"/>
-          <w:szCs w:val="24"/>
-          <w:lang w:val="en-IN"/>
-        </w:rPr>
-      </w:pPr>
-    </w:p>
-    <w:p>
-      <w:pPr>
-        <w:spacing w:after="38" w:line="360" w:lineRule="auto"/>
-        <w:jc w:val="both"/>
-        <w:rPr>
-          <w:rFonts w:eastAsia="Segoe UI Symbol"/>
-          <w:sz w:val="24"/>
-          <w:szCs w:val="24"/>
-          <w:lang w:val="en-IN"/>
-        </w:rPr>
-      </w:pPr>
-    </w:p>
-    <w:p>
-      <w:pPr>
-        <w:spacing w:after="38" w:line="360" w:lineRule="auto"/>
-        <w:jc w:val="both"/>
-        <w:rPr>
-          <w:rFonts w:eastAsia="Segoe UI Symbol"/>
-          <w:sz w:val="24"/>
-          <w:szCs w:val="24"/>
-          <w:lang w:val="en-IN"/>
-        </w:rPr>
-      </w:pPr>
-    </w:p>
-    <w:p>
-      <w:pPr>
-        <w:spacing w:after="38" w:line="360" w:lineRule="auto"/>
-        <w:jc w:val="both"/>
-        <w:rPr>
-          <w:rFonts w:eastAsia="Segoe UI Symbol"/>
-          <w:sz w:val="24"/>
-          <w:szCs w:val="24"/>
-          <w:lang w:val="en-IN"/>
-        </w:rPr>
-      </w:pPr>
-    </w:p>
-    <w:p>
-      <w:pPr>
         <w:spacing w:after="132" w:line="259" w:lineRule="auto"/>
         <w:jc w:val="center"/>
         <w:rPr>
@@ -10331,6 +10413,16 @@
         </w:rPr>
         <w:t>4.1 System Architecture</w:t>
       </w:r>
+    </w:p>
+    <w:p>
+      <w:pPr>
+        <w:spacing w:after="23" w:line="259" w:lineRule="auto"/>
+        <w:ind w:left="48"/>
+        <w:rPr>
+          <w:b/>
+          <w:sz w:val="28"/>
+        </w:rPr>
+      </w:pPr>
     </w:p>
     <w:p>
       <w:pPr>
@@ -10621,9 +10713,28 @@
           <w:b/>
           <w:sz w:val="28"/>
         </w:rPr>
-        <w:lastRenderedPageBreak/>
         <w:t>4.2 Data flow diagram</w:t>
       </w:r>
+    </w:p>
+    <w:p>
+      <w:pPr>
+        <w:spacing w:line="259" w:lineRule="auto"/>
+        <w:ind w:right="36"/>
+        <w:rPr>
+          <w:b/>
+          <w:sz w:val="28"/>
+        </w:rPr>
+      </w:pPr>
+    </w:p>
+    <w:p>
+      <w:pPr>
+        <w:spacing w:line="259" w:lineRule="auto"/>
+        <w:ind w:right="36"/>
+        <w:rPr>
+          <w:b/>
+          <w:sz w:val="28"/>
+        </w:rPr>
+      </w:pPr>
     </w:p>
     <w:p>
       <w:pPr>
@@ -10857,36 +10968,17 @@
     </w:p>
     <w:p>
       <w:pPr>
-        <w:spacing w:after="14" w:line="259" w:lineRule="auto"/>
+        <w:spacing w:after="240" w:line="259" w:lineRule="auto"/>
         <w:rPr>
           <w:b/>
           <w:sz w:val="28"/>
         </w:rPr>
       </w:pPr>
-    </w:p>
-    <w:p>
-      <w:pPr>
-        <w:spacing w:after="14" w:line="259" w:lineRule="auto"/>
+      <w:r>
         <w:rPr>
           <w:b/>
           <w:sz w:val="28"/>
         </w:rPr>
-      </w:pPr>
-    </w:p>
-    <w:p>
-      <w:pPr>
-        <w:spacing w:after="240" w:line="259" w:lineRule="auto"/>
-        <w:rPr>
-          <w:b/>
-          <w:sz w:val="28"/>
-        </w:rPr>
-      </w:pPr>
-      <w:r>
-        <w:rPr>
-          <w:b/>
-          <w:sz w:val="28"/>
-        </w:rPr>
-        <w:lastRenderedPageBreak/>
         <w:t xml:space="preserve">4.3 UML Diagrams </w:t>
       </w:r>
     </w:p>
@@ -11344,7 +11436,6 @@
         <w:rPr>
           <w:b/>
         </w:rPr>
-        <w:lastRenderedPageBreak/>
         <w:t xml:space="preserve">4.3.2 Class Diagram </w:t>
       </w:r>
     </w:p>
@@ -11698,7 +11789,6 @@
         <w:rPr>
           <w:b/>
         </w:rPr>
-        <w:lastRenderedPageBreak/>
         <w:t xml:space="preserve"> 4.3.3 Sequence Diagram </w:t>
       </w:r>
     </w:p>
@@ -12148,7 +12238,6 @@
         <w:rPr>
           <w:b/>
         </w:rPr>
-        <w:lastRenderedPageBreak/>
         <w:t>4.3.4 Activity Diagram</w:t>
       </w:r>
     </w:p>
@@ -12393,18 +12482,6 @@
     </w:p>
     <w:p>
       <w:pPr>
-        <w:spacing w:after="38" w:line="360" w:lineRule="auto"/>
-        <w:jc w:val="both"/>
-        <w:rPr>
-          <w:rFonts w:eastAsia="Segoe UI Symbol"/>
-          <w:sz w:val="24"/>
-          <w:szCs w:val="24"/>
-          <w:lang w:val="en-IN"/>
-        </w:rPr>
-      </w:pPr>
-    </w:p>
-    <w:p>
-      <w:pPr>
         <w:spacing w:after="132" w:line="259" w:lineRule="auto"/>
         <w:jc w:val="center"/>
         <w:rPr>
@@ -26054,22 +26131,275 @@
         <w:jc w:val="both"/>
         <w:rPr>
           <w:rFonts w:eastAsia="Segoe UI Symbol"/>
-          <w:b/>
-          <w:bCs/>
-          <w:sz w:val="24"/>
-          <w:szCs w:val="24"/>
-          <w:lang w:val="en-IN"/>
-        </w:rPr>
-      </w:pPr>
-      <w:r>
-        <w:rPr>
-          <w:rFonts w:eastAsia="Segoe UI Symbol"/>
-          <w:b/>
-          <w:bCs/>
-          <w:sz w:val="24"/>
-          <w:szCs w:val="24"/>
-          <w:lang w:val="en-IN"/>
-        </w:rPr>
+          <w:sz w:val="24"/>
+          <w:szCs w:val="24"/>
+          <w:lang w:val="en-IN"/>
+        </w:rPr>
+      </w:pPr>
+    </w:p>
+    <w:p>
+      <w:pPr>
+        <w:spacing w:after="38" w:line="360" w:lineRule="auto"/>
+        <w:jc w:val="both"/>
+        <w:rPr>
+          <w:rFonts w:eastAsia="Segoe UI Symbol"/>
+          <w:sz w:val="24"/>
+          <w:szCs w:val="24"/>
+          <w:lang w:val="en-IN"/>
+        </w:rPr>
+      </w:pPr>
+    </w:p>
+    <w:p>
+      <w:pPr>
+        <w:spacing w:after="38" w:line="360" w:lineRule="auto"/>
+        <w:jc w:val="both"/>
+        <w:rPr>
+          <w:rFonts w:eastAsia="Segoe UI Symbol"/>
+          <w:sz w:val="24"/>
+          <w:szCs w:val="24"/>
+          <w:lang w:val="en-IN"/>
+        </w:rPr>
+      </w:pPr>
+    </w:p>
+    <w:p>
+      <w:pPr>
+        <w:spacing w:after="38" w:line="360" w:lineRule="auto"/>
+        <w:jc w:val="both"/>
+        <w:rPr>
+          <w:rFonts w:eastAsia="Segoe UI Symbol"/>
+          <w:sz w:val="24"/>
+          <w:szCs w:val="24"/>
+          <w:lang w:val="en-IN"/>
+        </w:rPr>
+      </w:pPr>
+    </w:p>
+    <w:p>
+      <w:pPr>
+        <w:spacing w:after="38" w:line="360" w:lineRule="auto"/>
+        <w:jc w:val="both"/>
+        <w:rPr>
+          <w:rFonts w:eastAsia="Segoe UI Symbol"/>
+          <w:sz w:val="24"/>
+          <w:szCs w:val="24"/>
+          <w:lang w:val="en-IN"/>
+        </w:rPr>
+      </w:pPr>
+    </w:p>
+    <w:p>
+      <w:pPr>
+        <w:spacing w:after="38" w:line="360" w:lineRule="auto"/>
+        <w:jc w:val="both"/>
+        <w:rPr>
+          <w:rFonts w:eastAsia="Segoe UI Symbol"/>
+          <w:sz w:val="24"/>
+          <w:szCs w:val="24"/>
+          <w:lang w:val="en-IN"/>
+        </w:rPr>
+      </w:pPr>
+    </w:p>
+    <w:p>
+      <w:pPr>
+        <w:spacing w:after="38" w:line="360" w:lineRule="auto"/>
+        <w:jc w:val="both"/>
+        <w:rPr>
+          <w:rFonts w:eastAsia="Segoe UI Symbol"/>
+          <w:sz w:val="24"/>
+          <w:szCs w:val="24"/>
+          <w:lang w:val="en-IN"/>
+        </w:rPr>
+      </w:pPr>
+    </w:p>
+    <w:p>
+      <w:pPr>
+        <w:spacing w:after="38" w:line="360" w:lineRule="auto"/>
+        <w:jc w:val="both"/>
+        <w:rPr>
+          <w:rFonts w:eastAsia="Segoe UI Symbol"/>
+          <w:sz w:val="24"/>
+          <w:szCs w:val="24"/>
+          <w:lang w:val="en-IN"/>
+        </w:rPr>
+      </w:pPr>
+    </w:p>
+    <w:p>
+      <w:pPr>
+        <w:spacing w:after="38" w:line="360" w:lineRule="auto"/>
+        <w:jc w:val="both"/>
+        <w:rPr>
+          <w:rFonts w:eastAsia="Segoe UI Symbol"/>
+          <w:sz w:val="24"/>
+          <w:szCs w:val="24"/>
+          <w:lang w:val="en-IN"/>
+        </w:rPr>
+      </w:pPr>
+    </w:p>
+    <w:p>
+      <w:pPr>
+        <w:spacing w:after="38" w:line="360" w:lineRule="auto"/>
+        <w:jc w:val="both"/>
+        <w:rPr>
+          <w:rFonts w:eastAsia="Segoe UI Symbol"/>
+          <w:sz w:val="24"/>
+          <w:szCs w:val="24"/>
+          <w:lang w:val="en-IN"/>
+        </w:rPr>
+      </w:pPr>
+    </w:p>
+    <w:p>
+      <w:pPr>
+        <w:spacing w:after="38" w:line="360" w:lineRule="auto"/>
+        <w:jc w:val="both"/>
+        <w:rPr>
+          <w:rFonts w:eastAsia="Segoe UI Symbol"/>
+          <w:sz w:val="24"/>
+          <w:szCs w:val="24"/>
+          <w:lang w:val="en-IN"/>
+        </w:rPr>
+      </w:pPr>
+    </w:p>
+    <w:p>
+      <w:pPr>
+        <w:spacing w:after="38" w:line="360" w:lineRule="auto"/>
+        <w:jc w:val="both"/>
+        <w:rPr>
+          <w:rFonts w:eastAsia="Segoe UI Symbol"/>
+          <w:sz w:val="24"/>
+          <w:szCs w:val="24"/>
+          <w:lang w:val="en-IN"/>
+        </w:rPr>
+      </w:pPr>
+    </w:p>
+    <w:p>
+      <w:pPr>
+        <w:spacing w:after="38" w:line="360" w:lineRule="auto"/>
+        <w:jc w:val="both"/>
+        <w:rPr>
+          <w:rFonts w:eastAsia="Segoe UI Symbol"/>
+          <w:sz w:val="24"/>
+          <w:szCs w:val="24"/>
+          <w:lang w:val="en-IN"/>
+        </w:rPr>
+      </w:pPr>
+    </w:p>
+    <w:p>
+      <w:pPr>
+        <w:spacing w:after="38" w:line="360" w:lineRule="auto"/>
+        <w:jc w:val="both"/>
+        <w:rPr>
+          <w:rFonts w:eastAsia="Segoe UI Symbol"/>
+          <w:sz w:val="24"/>
+          <w:szCs w:val="24"/>
+          <w:lang w:val="en-IN"/>
+        </w:rPr>
+      </w:pPr>
+    </w:p>
+    <w:p>
+      <w:pPr>
+        <w:spacing w:after="38" w:line="360" w:lineRule="auto"/>
+        <w:jc w:val="both"/>
+        <w:rPr>
+          <w:rFonts w:eastAsia="Segoe UI Symbol"/>
+          <w:sz w:val="24"/>
+          <w:szCs w:val="24"/>
+          <w:lang w:val="en-IN"/>
+        </w:rPr>
+      </w:pPr>
+    </w:p>
+    <w:p>
+      <w:pPr>
+        <w:spacing w:after="38" w:line="360" w:lineRule="auto"/>
+        <w:jc w:val="both"/>
+        <w:rPr>
+          <w:rFonts w:eastAsia="Segoe UI Symbol"/>
+          <w:sz w:val="24"/>
+          <w:szCs w:val="24"/>
+          <w:lang w:val="en-IN"/>
+        </w:rPr>
+      </w:pPr>
+    </w:p>
+    <w:p>
+      <w:pPr>
+        <w:spacing w:after="38" w:line="360" w:lineRule="auto"/>
+        <w:jc w:val="both"/>
+        <w:rPr>
+          <w:rFonts w:eastAsia="Segoe UI Symbol"/>
+          <w:sz w:val="24"/>
+          <w:szCs w:val="24"/>
+          <w:lang w:val="en-IN"/>
+        </w:rPr>
+      </w:pPr>
+    </w:p>
+    <w:p>
+      <w:pPr>
+        <w:spacing w:after="38" w:line="360" w:lineRule="auto"/>
+        <w:jc w:val="both"/>
+        <w:rPr>
+          <w:rFonts w:eastAsia="Segoe UI Symbol"/>
+          <w:sz w:val="24"/>
+          <w:szCs w:val="24"/>
+          <w:lang w:val="en-IN"/>
+        </w:rPr>
+      </w:pPr>
+    </w:p>
+    <w:p>
+      <w:pPr>
+        <w:spacing w:after="38" w:line="360" w:lineRule="auto"/>
+        <w:jc w:val="both"/>
+        <w:rPr>
+          <w:rFonts w:eastAsia="Segoe UI Symbol"/>
+          <w:sz w:val="24"/>
+          <w:szCs w:val="24"/>
+          <w:lang w:val="en-IN"/>
+        </w:rPr>
+      </w:pPr>
+    </w:p>
+    <w:p>
+      <w:pPr>
+        <w:spacing w:after="38" w:line="360" w:lineRule="auto"/>
+        <w:jc w:val="both"/>
+        <w:rPr>
+          <w:rFonts w:eastAsia="Segoe UI Symbol"/>
+          <w:sz w:val="24"/>
+          <w:szCs w:val="24"/>
+          <w:lang w:val="en-IN"/>
+        </w:rPr>
+      </w:pPr>
+    </w:p>
+    <w:p>
+      <w:pPr>
+        <w:spacing w:after="38" w:line="360" w:lineRule="auto"/>
+        <w:jc w:val="both"/>
+        <w:rPr>
+          <w:rFonts w:eastAsia="Segoe UI Symbol"/>
+          <w:sz w:val="24"/>
+          <w:szCs w:val="24"/>
+          <w:lang w:val="en-IN"/>
+        </w:rPr>
+      </w:pPr>
+    </w:p>
+    <w:p>
+      <w:pPr>
+        <w:spacing w:after="38" w:line="360" w:lineRule="auto"/>
+        <w:jc w:val="both"/>
+        <w:rPr>
+          <w:rFonts w:eastAsia="Segoe UI Symbol"/>
+          <w:b/>
+          <w:bCs/>
+          <w:sz w:val="24"/>
+          <w:szCs w:val="24"/>
+          <w:lang w:val="en-IN"/>
+        </w:rPr>
+      </w:pPr>
+      <w:r>
+        <w:rPr>
+          <w:rFonts w:eastAsia="Segoe UI Symbol"/>
+          <w:b/>
+          <w:bCs/>
+          <w:sz w:val="24"/>
+          <w:szCs w:val="24"/>
+          <w:lang w:val="en-IN"/>
+        </w:rPr>
+        <w:lastRenderedPageBreak/>
         <w:t>utils.py</w:t>
       </w:r>
     </w:p>
@@ -26490,71 +26820,230 @@
           <w:szCs w:val="24"/>
           <w:lang w:val="en-IN"/>
         </w:rPr>
+        <w:t>        if not os.path.exists(DIRECTORY_LOG_GPT):</w:t>
+      </w:r>
+    </w:p>
+    <w:p>
+      <w:pPr>
+        <w:spacing w:after="38" w:line="360" w:lineRule="auto"/>
+        <w:jc w:val="both"/>
+        <w:rPr>
+          <w:rFonts w:eastAsia="Segoe UI Symbol"/>
+          <w:sz w:val="24"/>
+          <w:szCs w:val="24"/>
+          <w:lang w:val="en-IN"/>
+        </w:rPr>
+      </w:pPr>
+      <w:r>
+        <w:rPr>
+          <w:rFonts w:eastAsia="Segoe UI Symbol"/>
+          <w:sz w:val="24"/>
+          <w:szCs w:val="24"/>
+          <w:lang w:val="en-IN"/>
+        </w:rPr>
+        <w:t>            os.makedirs(DIRECTORY_LOG_GPT)</w:t>
+      </w:r>
+    </w:p>
+    <w:p>
+      <w:pPr>
+        <w:spacing w:after="38" w:line="360" w:lineRule="auto"/>
+        <w:jc w:val="both"/>
+        <w:rPr>
+          <w:rFonts w:eastAsia="Segoe UI Symbol"/>
+          <w:sz w:val="24"/>
+          <w:szCs w:val="24"/>
+          <w:lang w:val="en-IN"/>
+        </w:rPr>
+      </w:pPr>
+      <w:r>
+        <w:rPr>
+          <w:rFonts w:eastAsia="Segoe UI Symbol"/>
+          <w:sz w:val="24"/>
+          <w:szCs w:val="24"/>
+          <w:lang w:val="en-IN"/>
+        </w:rPr>
+        <w:t>        filename = '{}_gpt3.txt'.format(datetime.now().strftime("%Y%m%d_%H%M%S"))</w:t>
+      </w:r>
+    </w:p>
+    <w:p>
+      <w:pPr>
+        <w:spacing w:after="38" w:line="360" w:lineRule="auto"/>
+        <w:jc w:val="both"/>
+        <w:rPr>
+          <w:rFonts w:eastAsia="Segoe UI Symbol"/>
+          <w:sz w:val="24"/>
+          <w:szCs w:val="24"/>
+          <w:lang w:val="en-IN"/>
+        </w:rPr>
+      </w:pPr>
+      <w:r>
+        <w:rPr>
+          <w:rFonts w:eastAsia="Segoe UI Symbol"/>
+          <w:sz w:val="24"/>
+          <w:szCs w:val="24"/>
+          <w:lang w:val="en-IN"/>
+        </w:rPr>
+        <w:t>        filepath = os.path.join(DIRECTORY_LOG_GPT, filename)</w:t>
+      </w:r>
+    </w:p>
+    <w:p>
+      <w:pPr>
+        <w:spacing w:after="38" w:line="360" w:lineRule="auto"/>
+        <w:jc w:val="both"/>
+        <w:rPr>
+          <w:rFonts w:eastAsia="Segoe UI Symbol"/>
+          <w:sz w:val="24"/>
+          <w:szCs w:val="24"/>
+          <w:lang w:val="en-IN"/>
+        </w:rPr>
+      </w:pPr>
+      <w:r>
+        <w:rPr>
+          <w:rFonts w:eastAsia="Segoe UI Symbol"/>
+          <w:sz w:val="24"/>
+          <w:szCs w:val="24"/>
+          <w:lang w:val="en-IN"/>
+        </w:rPr>
+        <w:t>        with open(filepath, "w") as outfile:</w:t>
+      </w:r>
+    </w:p>
+    <w:p>
+      <w:pPr>
+        <w:spacing w:after="38" w:line="360" w:lineRule="auto"/>
+        <w:jc w:val="both"/>
+        <w:rPr>
+          <w:rFonts w:eastAsia="Segoe UI Symbol"/>
+          <w:sz w:val="24"/>
+          <w:szCs w:val="24"/>
+          <w:lang w:val="en-IN"/>
+        </w:rPr>
+      </w:pPr>
+      <w:r>
+        <w:rPr>
+          <w:rFonts w:eastAsia="Segoe UI Symbol"/>
+          <w:sz w:val="24"/>
+          <w:szCs w:val="24"/>
+          <w:lang w:val="en-IN"/>
+        </w:rPr>
+        <w:t>            outfile.write(json.dumps(log_entry) + '\n')</w:t>
+      </w:r>
+    </w:p>
+    <w:p>
+      <w:pPr>
+        <w:spacing w:after="38" w:line="360" w:lineRule="auto"/>
+        <w:jc w:val="both"/>
+        <w:rPr>
+          <w:rFonts w:eastAsia="Segoe UI Symbol"/>
+          <w:sz w:val="24"/>
+          <w:szCs w:val="24"/>
+          <w:lang w:val="en-IN"/>
+        </w:rPr>
+      </w:pPr>
+    </w:p>
+    <w:p>
+      <w:pPr>
+        <w:spacing w:after="38" w:line="360" w:lineRule="auto"/>
+        <w:jc w:val="both"/>
+        <w:rPr>
+          <w:rFonts w:eastAsia="Segoe UI Symbol"/>
+          <w:sz w:val="24"/>
+          <w:szCs w:val="24"/>
+          <w:lang w:val="en-IN"/>
+        </w:rPr>
+      </w:pPr>
+      <w:r>
+        <w:rPr>
+          <w:rFonts w:eastAsia="Segoe UI Symbol"/>
+          <w:sz w:val="24"/>
+          <w:szCs w:val="24"/>
+          <w:lang w:val="en-IN"/>
+        </w:rPr>
+        <w:t>    if log_type == LOG_TYPE_PEXEL:</w:t>
+      </w:r>
+    </w:p>
+    <w:p>
+      <w:pPr>
+        <w:spacing w:after="38" w:line="360" w:lineRule="auto"/>
+        <w:jc w:val="both"/>
+        <w:rPr>
+          <w:rFonts w:eastAsia="Segoe UI Symbol"/>
+          <w:sz w:val="24"/>
+          <w:szCs w:val="24"/>
+          <w:lang w:val="en-IN"/>
+        </w:rPr>
+      </w:pPr>
+      <w:r>
+        <w:rPr>
+          <w:rFonts w:eastAsia="Segoe UI Symbol"/>
+          <w:sz w:val="24"/>
+          <w:szCs w:val="24"/>
+          <w:lang w:val="en-IN"/>
+        </w:rPr>
+        <w:t>        if not os.path.exists(DIRECTORY_LOG_PEXEL):</w:t>
+      </w:r>
+    </w:p>
+    <w:p>
+      <w:pPr>
+        <w:spacing w:after="38" w:line="360" w:lineRule="auto"/>
+        <w:jc w:val="both"/>
+        <w:rPr>
+          <w:rFonts w:eastAsia="Segoe UI Symbol"/>
+          <w:sz w:val="24"/>
+          <w:szCs w:val="24"/>
+          <w:lang w:val="en-IN"/>
+        </w:rPr>
+      </w:pPr>
+      <w:r>
+        <w:rPr>
+          <w:rFonts w:eastAsia="Segoe UI Symbol"/>
+          <w:sz w:val="24"/>
+          <w:szCs w:val="24"/>
+          <w:lang w:val="en-IN"/>
+        </w:rPr>
+        <w:t>            os.makedirs(DIRECTORY_LOG_PEXEL)</w:t>
+      </w:r>
+    </w:p>
+    <w:p>
+      <w:pPr>
+        <w:spacing w:after="38" w:line="360" w:lineRule="auto"/>
+        <w:jc w:val="both"/>
+        <w:rPr>
+          <w:rFonts w:eastAsia="Segoe UI Symbol"/>
+          <w:sz w:val="24"/>
+          <w:szCs w:val="24"/>
+          <w:lang w:val="en-IN"/>
+        </w:rPr>
+      </w:pPr>
+      <w:r>
+        <w:rPr>
+          <w:rFonts w:eastAsia="Segoe UI Symbol"/>
+          <w:sz w:val="24"/>
+          <w:szCs w:val="24"/>
+          <w:lang w:val="en-IN"/>
+        </w:rPr>
         <w:lastRenderedPageBreak/>
-        <w:t>        if not os.path.exists(DIRECTORY_LOG_GPT):</w:t>
-      </w:r>
-    </w:p>
-    <w:p>
-      <w:pPr>
-        <w:spacing w:after="38" w:line="360" w:lineRule="auto"/>
-        <w:jc w:val="both"/>
-        <w:rPr>
-          <w:rFonts w:eastAsia="Segoe UI Symbol"/>
-          <w:sz w:val="24"/>
-          <w:szCs w:val="24"/>
-          <w:lang w:val="en-IN"/>
-        </w:rPr>
-      </w:pPr>
-      <w:r>
-        <w:rPr>
-          <w:rFonts w:eastAsia="Segoe UI Symbol"/>
-          <w:sz w:val="24"/>
-          <w:szCs w:val="24"/>
-          <w:lang w:val="en-IN"/>
-        </w:rPr>
-        <w:t>            os.makedirs(DIRECTORY_LOG_GPT)</w:t>
-      </w:r>
-    </w:p>
-    <w:p>
-      <w:pPr>
-        <w:spacing w:after="38" w:line="360" w:lineRule="auto"/>
-        <w:jc w:val="both"/>
-        <w:rPr>
-          <w:rFonts w:eastAsia="Segoe UI Symbol"/>
-          <w:sz w:val="24"/>
-          <w:szCs w:val="24"/>
-          <w:lang w:val="en-IN"/>
-        </w:rPr>
-      </w:pPr>
-      <w:r>
-        <w:rPr>
-          <w:rFonts w:eastAsia="Segoe UI Symbol"/>
-          <w:sz w:val="24"/>
-          <w:szCs w:val="24"/>
-          <w:lang w:val="en-IN"/>
-        </w:rPr>
-        <w:t>        filename = '{}_gpt3.txt'.format(datetime.now().strftime("%Y%m%d_%H%M%S"))</w:t>
-      </w:r>
-    </w:p>
-    <w:p>
-      <w:pPr>
-        <w:spacing w:after="38" w:line="360" w:lineRule="auto"/>
-        <w:jc w:val="both"/>
-        <w:rPr>
-          <w:rFonts w:eastAsia="Segoe UI Symbol"/>
-          <w:sz w:val="24"/>
-          <w:szCs w:val="24"/>
-          <w:lang w:val="en-IN"/>
-        </w:rPr>
-      </w:pPr>
-      <w:r>
-        <w:rPr>
-          <w:rFonts w:eastAsia="Segoe UI Symbol"/>
-          <w:sz w:val="24"/>
-          <w:szCs w:val="24"/>
-          <w:lang w:val="en-IN"/>
-        </w:rPr>
-        <w:t>        filepath = os.path.join(DIRECTORY_LOG_GPT, filename)</w:t>
+        <w:t>        filename = '{}_pexel.txt'.format(datetime.now().strftime("%Y%m%d_%H%M%S"))</w:t>
+      </w:r>
+    </w:p>
+    <w:p>
+      <w:pPr>
+        <w:spacing w:after="38" w:line="360" w:lineRule="auto"/>
+        <w:jc w:val="both"/>
+        <w:rPr>
+          <w:rFonts w:eastAsia="Segoe UI Symbol"/>
+          <w:sz w:val="24"/>
+          <w:szCs w:val="24"/>
+          <w:lang w:val="en-IN"/>
+        </w:rPr>
+      </w:pPr>
+      <w:r>
+        <w:rPr>
+          <w:rFonts w:eastAsia="Segoe UI Symbol"/>
+          <w:sz w:val="24"/>
+          <w:szCs w:val="24"/>
+          <w:lang w:val="en-IN"/>
+        </w:rPr>
+        <w:t>        filepath = os.path.join(DIRECTORY_LOG_PEXEL, filename)</w:t>
       </w:r>
     </w:p>
     <w:p>
@@ -26605,158 +27094,139 @@
         <w:jc w:val="both"/>
         <w:rPr>
           <w:rFonts w:eastAsia="Segoe UI Symbol"/>
-          <w:sz w:val="24"/>
-          <w:szCs w:val="24"/>
-          <w:lang w:val="en-IN"/>
-        </w:rPr>
-      </w:pPr>
-    </w:p>
-    <w:p>
-      <w:pPr>
-        <w:spacing w:after="38" w:line="360" w:lineRule="auto"/>
-        <w:jc w:val="both"/>
-        <w:rPr>
-          <w:rFonts w:eastAsia="Segoe UI Symbol"/>
-          <w:sz w:val="24"/>
-          <w:szCs w:val="24"/>
-          <w:lang w:val="en-IN"/>
-        </w:rPr>
-      </w:pPr>
-      <w:r>
-        <w:rPr>
-          <w:rFonts w:eastAsia="Segoe UI Symbol"/>
-          <w:sz w:val="24"/>
-          <w:szCs w:val="24"/>
-          <w:lang w:val="en-IN"/>
-        </w:rPr>
-        <w:t>    if log_type == LOG_TYPE_PEXEL:</w:t>
-      </w:r>
-    </w:p>
-    <w:p>
-      <w:pPr>
-        <w:spacing w:after="38" w:line="360" w:lineRule="auto"/>
-        <w:jc w:val="both"/>
-        <w:rPr>
-          <w:rFonts w:eastAsia="Segoe UI Symbol"/>
-          <w:sz w:val="24"/>
-          <w:szCs w:val="24"/>
-          <w:lang w:val="en-IN"/>
-        </w:rPr>
-      </w:pPr>
-      <w:r>
-        <w:rPr>
-          <w:rFonts w:eastAsia="Segoe UI Symbol"/>
-          <w:sz w:val="24"/>
-          <w:szCs w:val="24"/>
-          <w:lang w:val="en-IN"/>
-        </w:rPr>
-        <w:t>        if not os.path.exists(DIRECTORY_LOG_PEXEL):</w:t>
-      </w:r>
-    </w:p>
-    <w:p>
-      <w:pPr>
-        <w:spacing w:after="38" w:line="360" w:lineRule="auto"/>
-        <w:jc w:val="both"/>
-        <w:rPr>
-          <w:rFonts w:eastAsia="Segoe UI Symbol"/>
-          <w:sz w:val="24"/>
-          <w:szCs w:val="24"/>
-          <w:lang w:val="en-IN"/>
-        </w:rPr>
-      </w:pPr>
-      <w:r>
-        <w:rPr>
-          <w:rFonts w:eastAsia="Segoe UI Symbol"/>
-          <w:sz w:val="24"/>
-          <w:szCs w:val="24"/>
-          <w:lang w:val="en-IN"/>
-        </w:rPr>
-        <w:t>            os.makedirs(DIRECTORY_LOG_PEXEL)</w:t>
-      </w:r>
-    </w:p>
-    <w:p>
-      <w:pPr>
-        <w:spacing w:after="38" w:line="360" w:lineRule="auto"/>
-        <w:jc w:val="both"/>
-        <w:rPr>
-          <w:rFonts w:eastAsia="Segoe UI Symbol"/>
-          <w:sz w:val="24"/>
-          <w:szCs w:val="24"/>
-          <w:lang w:val="en-IN"/>
-        </w:rPr>
-      </w:pPr>
-      <w:r>
-        <w:rPr>
-          <w:rFonts w:eastAsia="Segoe UI Symbol"/>
-          <w:sz w:val="24"/>
-          <w:szCs w:val="24"/>
-          <w:lang w:val="en-IN"/>
-        </w:rPr>
-        <w:t>        filename = '{}_pexel.txt'.format(datetime.now().strftime("%Y%m%d_%H%M%S"))</w:t>
-      </w:r>
-    </w:p>
-    <w:p>
-      <w:pPr>
-        <w:spacing w:after="38" w:line="360" w:lineRule="auto"/>
-        <w:jc w:val="both"/>
-        <w:rPr>
-          <w:rFonts w:eastAsia="Segoe UI Symbol"/>
-          <w:sz w:val="24"/>
-          <w:szCs w:val="24"/>
-          <w:lang w:val="en-IN"/>
-        </w:rPr>
-      </w:pPr>
-      <w:r>
-        <w:rPr>
-          <w:rFonts w:eastAsia="Segoe UI Symbol"/>
-          <w:sz w:val="24"/>
-          <w:szCs w:val="24"/>
-          <w:lang w:val="en-IN"/>
-        </w:rPr>
-        <w:t>        filepath = os.path.join(DIRECTORY_LOG_PEXEL, filename)</w:t>
-      </w:r>
-    </w:p>
-    <w:p>
-      <w:pPr>
-        <w:spacing w:after="38" w:line="360" w:lineRule="auto"/>
-        <w:jc w:val="both"/>
-        <w:rPr>
-          <w:rFonts w:eastAsia="Segoe UI Symbol"/>
-          <w:sz w:val="24"/>
-          <w:szCs w:val="24"/>
-          <w:lang w:val="en-IN"/>
-        </w:rPr>
-      </w:pPr>
-      <w:r>
-        <w:rPr>
-          <w:rFonts w:eastAsia="Segoe UI Symbol"/>
-          <w:sz w:val="24"/>
-          <w:szCs w:val="24"/>
-          <w:lang w:val="en-IN"/>
-        </w:rPr>
-        <w:t>        with open(filepath, "w") as outfile:</w:t>
-      </w:r>
-    </w:p>
-    <w:p>
-      <w:pPr>
-        <w:spacing w:after="38" w:line="360" w:lineRule="auto"/>
-        <w:jc w:val="both"/>
-        <w:rPr>
-          <w:rFonts w:eastAsia="Segoe UI Symbol"/>
-          <w:sz w:val="24"/>
-          <w:szCs w:val="24"/>
-          <w:lang w:val="en-IN"/>
-        </w:rPr>
-      </w:pPr>
-      <w:r>
-        <w:rPr>
-          <w:rFonts w:eastAsia="Segoe UI Symbol"/>
-          <w:sz w:val="24"/>
-          <w:szCs w:val="24"/>
-          <w:lang w:val="en-IN"/>
-        </w:rPr>
-        <w:t>            outfile.write(json.dumps(log_entry) + '\n')</w:t>
-      </w:r>
+          <w:b/>
+          <w:bCs/>
+          <w:sz w:val="24"/>
+          <w:szCs w:val="24"/>
+          <w:lang w:val="en-IN"/>
+        </w:rPr>
+      </w:pPr>
+    </w:p>
+    <w:p>
+      <w:pPr>
+        <w:spacing w:after="38" w:line="360" w:lineRule="auto"/>
+        <w:jc w:val="both"/>
+        <w:rPr>
+          <w:rFonts w:eastAsia="Segoe UI Symbol"/>
+          <w:b/>
+          <w:bCs/>
+          <w:sz w:val="24"/>
+          <w:szCs w:val="24"/>
+          <w:lang w:val="en-IN"/>
+        </w:rPr>
+      </w:pPr>
+    </w:p>
+    <w:p>
+      <w:pPr>
+        <w:spacing w:after="38" w:line="360" w:lineRule="auto"/>
+        <w:jc w:val="both"/>
+        <w:rPr>
+          <w:rFonts w:eastAsia="Segoe UI Symbol"/>
+          <w:b/>
+          <w:bCs/>
+          <w:sz w:val="24"/>
+          <w:szCs w:val="24"/>
+          <w:lang w:val="en-IN"/>
+        </w:rPr>
+      </w:pPr>
+    </w:p>
+    <w:p>
+      <w:pPr>
+        <w:spacing w:after="38" w:line="360" w:lineRule="auto"/>
+        <w:jc w:val="both"/>
+        <w:rPr>
+          <w:rFonts w:eastAsia="Segoe UI Symbol"/>
+          <w:b/>
+          <w:bCs/>
+          <w:sz w:val="24"/>
+          <w:szCs w:val="24"/>
+          <w:lang w:val="en-IN"/>
+        </w:rPr>
+      </w:pPr>
+    </w:p>
+    <w:p>
+      <w:pPr>
+        <w:spacing w:after="38" w:line="360" w:lineRule="auto"/>
+        <w:jc w:val="both"/>
+        <w:rPr>
+          <w:rFonts w:eastAsia="Segoe UI Symbol"/>
+          <w:b/>
+          <w:bCs/>
+          <w:sz w:val="24"/>
+          <w:szCs w:val="24"/>
+          <w:lang w:val="en-IN"/>
+        </w:rPr>
+      </w:pPr>
+    </w:p>
+    <w:p>
+      <w:pPr>
+        <w:spacing w:after="38" w:line="360" w:lineRule="auto"/>
+        <w:jc w:val="both"/>
+        <w:rPr>
+          <w:rFonts w:eastAsia="Segoe UI Symbol"/>
+          <w:b/>
+          <w:bCs/>
+          <w:sz w:val="24"/>
+          <w:szCs w:val="24"/>
+          <w:lang w:val="en-IN"/>
+        </w:rPr>
+      </w:pPr>
+    </w:p>
+    <w:p>
+      <w:pPr>
+        <w:spacing w:after="38" w:line="360" w:lineRule="auto"/>
+        <w:jc w:val="both"/>
+        <w:rPr>
+          <w:rFonts w:eastAsia="Segoe UI Symbol"/>
+          <w:b/>
+          <w:bCs/>
+          <w:sz w:val="24"/>
+          <w:szCs w:val="24"/>
+          <w:lang w:val="en-IN"/>
+        </w:rPr>
+      </w:pPr>
+    </w:p>
+    <w:p>
+      <w:pPr>
+        <w:spacing w:after="38" w:line="360" w:lineRule="auto"/>
+        <w:jc w:val="both"/>
+        <w:rPr>
+          <w:rFonts w:eastAsia="Segoe UI Symbol"/>
+          <w:b/>
+          <w:bCs/>
+          <w:sz w:val="24"/>
+          <w:szCs w:val="24"/>
+          <w:lang w:val="en-IN"/>
+        </w:rPr>
+      </w:pPr>
+    </w:p>
+    <w:p>
+      <w:pPr>
+        <w:spacing w:after="38" w:line="360" w:lineRule="auto"/>
+        <w:jc w:val="both"/>
+        <w:rPr>
+          <w:rFonts w:eastAsia="Segoe UI Symbol"/>
+          <w:b/>
+          <w:bCs/>
+          <w:sz w:val="24"/>
+          <w:szCs w:val="24"/>
+          <w:lang w:val="en-IN"/>
+        </w:rPr>
+      </w:pPr>
+    </w:p>
+    <w:p>
+      <w:pPr>
+        <w:spacing w:after="38" w:line="360" w:lineRule="auto"/>
+        <w:jc w:val="both"/>
+        <w:rPr>
+          <w:rFonts w:eastAsia="Segoe UI Symbol"/>
+          <w:b/>
+          <w:bCs/>
+          <w:sz w:val="24"/>
+          <w:szCs w:val="24"/>
+          <w:lang w:val="en-IN"/>
+        </w:rPr>
+      </w:pPr>
     </w:p>
     <w:p>
       <w:pPr>
@@ -27312,6 +27782,175 @@
     </w:p>
     <w:p>
       <w:pPr>
+        <w:widowControl/>
+        <w:autoSpaceDE/>
+        <w:autoSpaceDN/>
+        <w:spacing w:after="100" w:afterAutospacing="1" w:line="360" w:lineRule="auto"/>
+        <w:rPr>
+          <w:sz w:val="24"/>
+          <w:szCs w:val="24"/>
+          <w:lang w:val="en-IN" w:eastAsia="en-IN"/>
+        </w:rPr>
+      </w:pPr>
+    </w:p>
+    <w:p>
+      <w:pPr>
+        <w:widowControl/>
+        <w:autoSpaceDE/>
+        <w:autoSpaceDN/>
+        <w:spacing w:after="100" w:afterAutospacing="1" w:line="360" w:lineRule="auto"/>
+        <w:rPr>
+          <w:sz w:val="24"/>
+          <w:szCs w:val="24"/>
+          <w:lang w:val="en-IN" w:eastAsia="en-IN"/>
+        </w:rPr>
+      </w:pPr>
+    </w:p>
+    <w:p>
+      <w:pPr>
+        <w:widowControl/>
+        <w:autoSpaceDE/>
+        <w:autoSpaceDN/>
+        <w:spacing w:after="100" w:afterAutospacing="1" w:line="360" w:lineRule="auto"/>
+        <w:rPr>
+          <w:sz w:val="24"/>
+          <w:szCs w:val="24"/>
+          <w:lang w:val="en-IN" w:eastAsia="en-IN"/>
+        </w:rPr>
+      </w:pPr>
+    </w:p>
+    <w:p>
+      <w:pPr>
+        <w:widowControl/>
+        <w:autoSpaceDE/>
+        <w:autoSpaceDN/>
+        <w:spacing w:after="100" w:afterAutospacing="1" w:line="360" w:lineRule="auto"/>
+        <w:rPr>
+          <w:sz w:val="24"/>
+          <w:szCs w:val="24"/>
+          <w:lang w:val="en-IN" w:eastAsia="en-IN"/>
+        </w:rPr>
+      </w:pPr>
+    </w:p>
+    <w:p>
+      <w:pPr>
+        <w:widowControl/>
+        <w:autoSpaceDE/>
+        <w:autoSpaceDN/>
+        <w:spacing w:after="100" w:afterAutospacing="1" w:line="360" w:lineRule="auto"/>
+        <w:rPr>
+          <w:sz w:val="24"/>
+          <w:szCs w:val="24"/>
+          <w:lang w:val="en-IN" w:eastAsia="en-IN"/>
+        </w:rPr>
+      </w:pPr>
+    </w:p>
+    <w:p>
+      <w:pPr>
+        <w:widowControl/>
+        <w:autoSpaceDE/>
+        <w:autoSpaceDN/>
+        <w:spacing w:after="100" w:afterAutospacing="1" w:line="360" w:lineRule="auto"/>
+        <w:rPr>
+          <w:sz w:val="24"/>
+          <w:szCs w:val="24"/>
+          <w:lang w:val="en-IN" w:eastAsia="en-IN"/>
+        </w:rPr>
+      </w:pPr>
+    </w:p>
+    <w:p>
+      <w:pPr>
+        <w:widowControl/>
+        <w:autoSpaceDE/>
+        <w:autoSpaceDN/>
+        <w:spacing w:after="100" w:afterAutospacing="1" w:line="360" w:lineRule="auto"/>
+        <w:rPr>
+          <w:sz w:val="24"/>
+          <w:szCs w:val="24"/>
+          <w:lang w:val="en-IN" w:eastAsia="en-IN"/>
+        </w:rPr>
+      </w:pPr>
+    </w:p>
+    <w:p>
+      <w:pPr>
+        <w:widowControl/>
+        <w:autoSpaceDE/>
+        <w:autoSpaceDN/>
+        <w:spacing w:after="100" w:afterAutospacing="1" w:line="360" w:lineRule="auto"/>
+        <w:rPr>
+          <w:sz w:val="24"/>
+          <w:szCs w:val="24"/>
+          <w:lang w:val="en-IN" w:eastAsia="en-IN"/>
+        </w:rPr>
+      </w:pPr>
+    </w:p>
+    <w:p>
+      <w:pPr>
+        <w:widowControl/>
+        <w:autoSpaceDE/>
+        <w:autoSpaceDN/>
+        <w:spacing w:after="100" w:afterAutospacing="1" w:line="360" w:lineRule="auto"/>
+        <w:rPr>
+          <w:sz w:val="24"/>
+          <w:szCs w:val="24"/>
+          <w:lang w:val="en-IN" w:eastAsia="en-IN"/>
+        </w:rPr>
+      </w:pPr>
+    </w:p>
+    <w:p>
+      <w:pPr>
+        <w:widowControl/>
+        <w:autoSpaceDE/>
+        <w:autoSpaceDN/>
+        <w:spacing w:after="100" w:afterAutospacing="1" w:line="360" w:lineRule="auto"/>
+        <w:rPr>
+          <w:sz w:val="24"/>
+          <w:szCs w:val="24"/>
+          <w:lang w:val="en-IN" w:eastAsia="en-IN"/>
+        </w:rPr>
+      </w:pPr>
+    </w:p>
+    <w:p>
+      <w:pPr>
+        <w:widowControl/>
+        <w:autoSpaceDE/>
+        <w:autoSpaceDN/>
+        <w:spacing w:after="100" w:afterAutospacing="1" w:line="360" w:lineRule="auto"/>
+        <w:rPr>
+          <w:sz w:val="24"/>
+          <w:szCs w:val="24"/>
+          <w:lang w:val="en-IN" w:eastAsia="en-IN"/>
+        </w:rPr>
+      </w:pPr>
+    </w:p>
+    <w:p>
+      <w:pPr>
+        <w:widowControl/>
+        <w:autoSpaceDE/>
+        <w:autoSpaceDN/>
+        <w:spacing w:after="100" w:afterAutospacing="1" w:line="360" w:lineRule="auto"/>
+        <w:rPr>
+          <w:sz w:val="24"/>
+          <w:szCs w:val="24"/>
+          <w:lang w:val="en-IN" w:eastAsia="en-IN"/>
+        </w:rPr>
+      </w:pPr>
+    </w:p>
+    <w:p>
+      <w:pPr>
+        <w:widowControl/>
+        <w:autoSpaceDE/>
+        <w:autoSpaceDN/>
+        <w:spacing w:after="100" w:afterAutospacing="1" w:line="360" w:lineRule="auto"/>
+        <w:rPr>
+          <w:sz w:val="24"/>
+          <w:szCs w:val="24"/>
+          <w:lang w:val="en-IN" w:eastAsia="en-IN"/>
+        </w:rPr>
+      </w:pPr>
+    </w:p>
+    <w:p>
+      <w:pPr>
         <w:spacing w:after="38" w:line="360" w:lineRule="auto"/>
         <w:jc w:val="both"/>
         <w:rPr>
@@ -27332,6 +27971,7 @@
           <w:szCs w:val="28"/>
           <w:lang w:val="en-IN"/>
         </w:rPr>
+        <w:lastRenderedPageBreak/>
         <w:t>5.3 Feature Extraction</w:t>
       </w:r>
     </w:p>
@@ -27600,6 +28240,132 @@
           <w:lang w:val="en-IN"/>
         </w:rPr>
       </w:pPr>
+    </w:p>
+    <w:p>
+      <w:pPr>
+        <w:spacing w:after="38" w:line="360" w:lineRule="auto"/>
+        <w:jc w:val="both"/>
+        <w:rPr>
+          <w:rFonts w:eastAsia="Segoe UI Symbol"/>
+          <w:b/>
+          <w:bCs/>
+          <w:sz w:val="28"/>
+          <w:szCs w:val="28"/>
+          <w:lang w:val="en-IN"/>
+        </w:rPr>
+      </w:pPr>
+    </w:p>
+    <w:p>
+      <w:pPr>
+        <w:spacing w:after="38" w:line="360" w:lineRule="auto"/>
+        <w:jc w:val="both"/>
+        <w:rPr>
+          <w:rFonts w:eastAsia="Segoe UI Symbol"/>
+          <w:b/>
+          <w:bCs/>
+          <w:sz w:val="28"/>
+          <w:szCs w:val="28"/>
+          <w:lang w:val="en-IN"/>
+        </w:rPr>
+      </w:pPr>
+    </w:p>
+    <w:p>
+      <w:pPr>
+        <w:spacing w:after="38" w:line="360" w:lineRule="auto"/>
+        <w:jc w:val="both"/>
+        <w:rPr>
+          <w:rFonts w:eastAsia="Segoe UI Symbol"/>
+          <w:b/>
+          <w:bCs/>
+          <w:sz w:val="28"/>
+          <w:szCs w:val="28"/>
+          <w:lang w:val="en-IN"/>
+        </w:rPr>
+      </w:pPr>
+    </w:p>
+    <w:p>
+      <w:pPr>
+        <w:spacing w:after="38" w:line="360" w:lineRule="auto"/>
+        <w:jc w:val="both"/>
+        <w:rPr>
+          <w:rFonts w:eastAsia="Segoe UI Symbol"/>
+          <w:b/>
+          <w:bCs/>
+          <w:sz w:val="28"/>
+          <w:szCs w:val="28"/>
+          <w:lang w:val="en-IN"/>
+        </w:rPr>
+      </w:pPr>
+    </w:p>
+    <w:p>
+      <w:pPr>
+        <w:spacing w:after="38" w:line="360" w:lineRule="auto"/>
+        <w:jc w:val="both"/>
+        <w:rPr>
+          <w:rFonts w:eastAsia="Segoe UI Symbol"/>
+          <w:b/>
+          <w:bCs/>
+          <w:sz w:val="28"/>
+          <w:szCs w:val="28"/>
+          <w:lang w:val="en-IN"/>
+        </w:rPr>
+      </w:pPr>
+    </w:p>
+    <w:p>
+      <w:pPr>
+        <w:spacing w:after="38" w:line="360" w:lineRule="auto"/>
+        <w:jc w:val="both"/>
+        <w:rPr>
+          <w:rFonts w:eastAsia="Segoe UI Symbol"/>
+          <w:b/>
+          <w:bCs/>
+          <w:sz w:val="28"/>
+          <w:szCs w:val="28"/>
+          <w:lang w:val="en-IN"/>
+        </w:rPr>
+      </w:pPr>
+    </w:p>
+    <w:p>
+      <w:pPr>
+        <w:spacing w:after="38" w:line="360" w:lineRule="auto"/>
+        <w:jc w:val="both"/>
+        <w:rPr>
+          <w:rFonts w:eastAsia="Segoe UI Symbol"/>
+          <w:b/>
+          <w:bCs/>
+          <w:sz w:val="28"/>
+          <w:szCs w:val="28"/>
+          <w:lang w:val="en-IN"/>
+        </w:rPr>
+      </w:pPr>
+    </w:p>
+    <w:p>
+      <w:pPr>
+        <w:spacing w:after="38" w:line="360" w:lineRule="auto"/>
+        <w:jc w:val="both"/>
+        <w:rPr>
+          <w:rFonts w:eastAsia="Segoe UI Symbol"/>
+          <w:b/>
+          <w:bCs/>
+          <w:sz w:val="28"/>
+          <w:szCs w:val="28"/>
+          <w:lang w:val="en-IN"/>
+        </w:rPr>
+      </w:pPr>
+    </w:p>
+    <w:p>
+      <w:pPr>
+        <w:spacing w:after="38" w:line="360" w:lineRule="auto"/>
+        <w:jc w:val="both"/>
+        <w:rPr>
+          <w:rFonts w:eastAsia="Segoe UI Symbol"/>
+          <w:b/>
+          <w:bCs/>
+          <w:sz w:val="28"/>
+          <w:szCs w:val="28"/>
+          <w:lang w:val="en-IN"/>
+        </w:rPr>
+      </w:pPr>
       <w:r>
         <w:rPr>
           <w:rFonts w:eastAsia="Segoe UI Symbol"/>
@@ -28074,13 +28840,19 @@
       </w:pPr>
       <w:r>
         <w:rPr>
+          <w:rFonts w:eastAsia="Segoe UI Symbol"/>
+          <w:b/>
+          <w:bCs/>
           <w:noProof/>
+          <w:sz w:val="24"/>
+          <w:szCs w:val="24"/>
+          <w:lang w:val="en-IN"/>
         </w:rPr>
         <w:drawing>
-          <wp:inline distT="0" distB="0" distL="0" distR="0" wp14:anchorId="46A63DB7" wp14:editId="4EE6E85A">
-            <wp:extent cx="6191250" cy="1436370"/>
-            <wp:effectExtent l="0" t="0" r="0" b="0"/>
-            <wp:docPr id="1959441704" name="Picture 6"/>
+          <wp:inline distT="0" distB="0" distL="0" distR="0" wp14:anchorId="48F5F718" wp14:editId="5B63BCE9">
+            <wp:extent cx="6191250" cy="3309620"/>
+            <wp:effectExtent l="0" t="0" r="0" b="5080"/>
+            <wp:docPr id="638430220" name="Picture 1"/>
             <wp:cNvGraphicFramePr>
               <a:graphicFrameLocks xmlns:a="http://schemas.openxmlformats.org/drawingml/2006/main" noChangeAspect="1"/>
             </wp:cNvGraphicFramePr>
@@ -28088,36 +28860,23 @@
               <a:graphicData uri="http://schemas.openxmlformats.org/drawingml/2006/picture">
                 <pic:pic xmlns:pic="http://schemas.openxmlformats.org/drawingml/2006/picture">
                   <pic:nvPicPr>
-                    <pic:cNvPr id="0" name="Picture 6"/>
-                    <pic:cNvPicPr>
-                      <a:picLocks noChangeAspect="1" noChangeArrowheads="1"/>
-                    </pic:cNvPicPr>
+                    <pic:cNvPr id="638430220" name=""/>
+                    <pic:cNvPicPr/>
                   </pic:nvPicPr>
                   <pic:blipFill>
-                    <a:blip r:embed="rId21">
-                      <a:extLst>
-                        <a:ext uri="{28A0092B-C50C-407E-A947-70E740481C1C}">
-                          <a14:useLocalDpi xmlns:a14="http://schemas.microsoft.com/office/drawing/2010/main" val="0"/>
-                        </a:ext>
-                      </a:extLst>
-                    </a:blip>
-                    <a:srcRect/>
+                    <a:blip r:embed="rId21"/>
                     <a:stretch>
                       <a:fillRect/>
                     </a:stretch>
                   </pic:blipFill>
-                  <pic:spPr bwMode="auto">
+                  <pic:spPr>
                     <a:xfrm>
                       <a:off x="0" y="0"/>
-                      <a:ext cx="6191250" cy="1436370"/>
+                      <a:ext cx="6191250" cy="3309620"/>
                     </a:xfrm>
                     <a:prstGeom prst="rect">
                       <a:avLst/>
                     </a:prstGeom>
-                    <a:noFill/>
-                    <a:ln>
-                      <a:noFill/>
-                    </a:ln>
                   </pic:spPr>
                 </pic:pic>
               </a:graphicData>
@@ -28231,10 +28990,25 @@
           <w:lang w:val="en-IN"/>
         </w:rPr>
       </w:pPr>
+    </w:p>
+    <w:p>
+      <w:pPr>
+        <w:spacing w:after="38" w:line="360" w:lineRule="auto"/>
+        <w:jc w:val="both"/>
+        <w:rPr>
+          <w:rFonts w:eastAsia="Segoe UI Symbol"/>
+          <w:b/>
+          <w:bCs/>
+          <w:sz w:val="24"/>
+          <w:szCs w:val="24"/>
+          <w:lang w:val="en-IN"/>
+        </w:rPr>
+      </w:pPr>
       <w:r>
         <w:rPr>
           <w:noProof/>
         </w:rPr>
+        <w:lastRenderedPageBreak/>
         <w:drawing>
           <wp:inline distT="0" distB="0" distL="0" distR="0" wp14:anchorId="6C0DE855" wp14:editId="0744D189">
             <wp:extent cx="5753819" cy="3095625"/>
@@ -29495,15 +30269,18 @@
     <w:p>
       <w:pPr>
         <w:pStyle w:val="ChapterTitle"/>
+        <w:jc w:val="center"/>
         <w:rPr>
           <w:bCs/>
           <w:w w:val="115"/>
           <w:sz w:val="28"/>
           <w:szCs w:val="28"/>
-          <w:lang w:val="en-IN"/>
-        </w:rPr>
-      </w:pPr>
-      <w:r>
+        </w:rPr>
+      </w:pPr>
+    </w:p>
+    <w:p>
+      <w:pPr>
+        <w:pStyle w:val="ChapterTitle"/>
         <w:rPr>
           <w:bCs/>
           <w:w w:val="115"/>
@@ -29511,8 +30288,7 @@
           <w:szCs w:val="28"/>
           <w:lang w:val="en-IN"/>
         </w:rPr>
-        <w:t>6.</w:t>
-      </w:r>
+      </w:pPr>
       <w:r>
         <w:rPr>
           <w:bCs/>
@@ -29521,7 +30297,7 @@
           <w:szCs w:val="28"/>
           <w:lang w:val="en-IN"/>
         </w:rPr>
-        <w:t>1</w:t>
+        <w:t>6.</w:t>
       </w:r>
       <w:r>
         <w:rPr>
@@ -29531,568 +30307,643 @@
           <w:szCs w:val="28"/>
           <w:lang w:val="en-IN"/>
         </w:rPr>
-        <w:t xml:space="preserve"> Test Cases</w:t>
-      </w:r>
-    </w:p>
-    <w:p>
-      <w:pPr>
-        <w:spacing w:line="360" w:lineRule="auto"/>
-        <w:jc w:val="both"/>
-        <w:rPr>
-          <w:rFonts w:eastAsiaTheme="minorEastAsia" w:cstheme="minorBidi"/>
-          <w:b/>
-          <w:bCs/>
-          <w:w w:val="115"/>
-          <w:sz w:val="24"/>
-          <w:szCs w:val="24"/>
-          <w:lang w:val="en-IN"/>
-        </w:rPr>
-      </w:pPr>
-      <w:r>
-        <w:rPr>
-          <w:rFonts w:eastAsiaTheme="minorEastAsia" w:cstheme="minorBidi"/>
-          <w:w w:val="115"/>
-          <w:sz w:val="24"/>
-          <w:szCs w:val="24"/>
-          <w:lang w:val="en-IN"/>
-        </w:rPr>
-        <w:t>The following test cases were implemented and successfully passed during testing:</w:t>
-      </w:r>
-      <w:r>
-        <w:rPr>
-          <w:rFonts w:eastAsiaTheme="minorEastAsia" w:cstheme="minorBidi"/>
-          <w:b/>
-          <w:bCs/>
-          <w:w w:val="115"/>
-          <w:sz w:val="24"/>
-          <w:szCs w:val="24"/>
-          <w:lang w:val="en-IN"/>
-        </w:rPr>
-        <w:t xml:space="preserve">• </w:t>
-      </w:r>
-    </w:p>
-    <w:p>
-      <w:pPr>
-        <w:spacing w:line="360" w:lineRule="auto"/>
-        <w:jc w:val="both"/>
-        <w:rPr>
-          <w:sz w:val="24"/>
-          <w:szCs w:val="24"/>
-        </w:rPr>
-      </w:pPr>
-      <w:r>
-        <w:rPr>
-          <w:rFonts w:eastAsiaTheme="minorEastAsia" w:cstheme="minorBidi"/>
-          <w:b/>
-          <w:bCs/>
-          <w:w w:val="115"/>
-          <w:sz w:val="24"/>
-          <w:szCs w:val="24"/>
-          <w:lang w:val="en-IN"/>
-        </w:rPr>
-        <w:t>Input Validation in Script Generation:</w:t>
-      </w:r>
-    </w:p>
-    <w:p>
-      <w:pPr>
-        <w:spacing w:line="360" w:lineRule="auto"/>
-        <w:jc w:val="both"/>
-        <w:rPr>
-          <w:rFonts w:eastAsiaTheme="minorEastAsia" w:cstheme="minorBidi"/>
-          <w:w w:val="115"/>
-          <w:sz w:val="24"/>
-          <w:szCs w:val="24"/>
-          <w:lang w:val="en-IN"/>
-        </w:rPr>
-      </w:pPr>
-      <w:r>
-        <w:rPr>
-          <w:rFonts w:eastAsiaTheme="minorEastAsia" w:cstheme="minorBidi"/>
-          <w:w w:val="115"/>
-          <w:sz w:val="24"/>
-          <w:szCs w:val="24"/>
-          <w:lang w:val="en-IN"/>
-        </w:rPr>
-        <w:t>Verified that an empty topic input displays a warning message prompting the user to enter valid input.</w:t>
-      </w:r>
-    </w:p>
-    <w:p>
-      <w:pPr>
-        <w:spacing w:line="360" w:lineRule="auto"/>
-        <w:jc w:val="both"/>
-        <w:rPr>
-          <w:rFonts w:eastAsiaTheme="minorEastAsia" w:cstheme="minorBidi"/>
-          <w:w w:val="115"/>
-          <w:sz w:val="24"/>
-          <w:szCs w:val="24"/>
-          <w:lang w:val="en-IN"/>
-        </w:rPr>
-      </w:pPr>
-      <w:r>
-        <w:rPr>
-          <w:rFonts w:eastAsiaTheme="minorEastAsia" w:cstheme="minorBidi"/>
-          <w:w w:val="115"/>
-          <w:sz w:val="24"/>
-          <w:szCs w:val="24"/>
-          <w:lang w:val="en-IN"/>
-        </w:rPr>
-        <w:t>Tested whitespace-only input and confirmed the same validation behavior.</w:t>
-      </w:r>
-    </w:p>
-    <w:p>
-      <w:pPr>
-        <w:spacing w:line="360" w:lineRule="auto"/>
-        <w:jc w:val="both"/>
-        <w:rPr>
-          <w:rFonts w:eastAsiaTheme="minorEastAsia" w:cstheme="minorBidi"/>
-          <w:b/>
-          <w:bCs/>
-          <w:w w:val="115"/>
-          <w:sz w:val="24"/>
-          <w:szCs w:val="24"/>
-          <w:lang w:val="en-IN"/>
-        </w:rPr>
-      </w:pPr>
-      <w:r>
-        <w:rPr>
-          <w:rFonts w:eastAsiaTheme="minorEastAsia" w:cstheme="minorBidi"/>
-          <w:b/>
-          <w:bCs/>
-          <w:w w:val="115"/>
-          <w:sz w:val="24"/>
-          <w:szCs w:val="24"/>
-          <w:lang w:val="en-IN"/>
-        </w:rPr>
-        <w:t>Script Generation Functionality:</w:t>
-      </w:r>
-    </w:p>
-    <w:p>
-      <w:pPr>
-        <w:spacing w:line="360" w:lineRule="auto"/>
-        <w:jc w:val="both"/>
-        <w:rPr>
-          <w:rFonts w:eastAsiaTheme="minorEastAsia" w:cstheme="minorBidi"/>
-          <w:w w:val="115"/>
-          <w:sz w:val="24"/>
-          <w:szCs w:val="24"/>
-          <w:lang w:val="en-IN"/>
-        </w:rPr>
-      </w:pPr>
-      <w:r>
-        <w:rPr>
-          <w:rFonts w:eastAsiaTheme="minorEastAsia" w:cstheme="minorBidi"/>
-          <w:w w:val="115"/>
-          <w:sz w:val="24"/>
-          <w:szCs w:val="24"/>
-          <w:lang w:val="en-IN"/>
-        </w:rPr>
-        <w:t>Ensured that clicking "Generate Script" with valid input calls the generate_script() function and displays the output in the text area.</w:t>
-      </w:r>
-    </w:p>
-    <w:p>
-      <w:pPr>
-        <w:spacing w:line="360" w:lineRule="auto"/>
-        <w:jc w:val="both"/>
-        <w:rPr>
-          <w:rFonts w:eastAsiaTheme="minorEastAsia" w:cstheme="minorBidi"/>
-          <w:w w:val="115"/>
-          <w:sz w:val="24"/>
-          <w:szCs w:val="24"/>
-          <w:lang w:val="en-IN"/>
-        </w:rPr>
-      </w:pPr>
-      <w:r>
-        <w:rPr>
-          <w:rFonts w:eastAsiaTheme="minorEastAsia" w:cstheme="minorBidi"/>
-          <w:w w:val="115"/>
-          <w:sz w:val="24"/>
-          <w:szCs w:val="24"/>
-          <w:lang w:val="en-IN"/>
-        </w:rPr>
-        <w:t>Confirmed that the script is stored in session state for further processing.</w:t>
-      </w:r>
-    </w:p>
-    <w:p>
-      <w:pPr>
-        <w:spacing w:line="360" w:lineRule="auto"/>
-        <w:jc w:val="both"/>
-        <w:rPr>
-          <w:rFonts w:eastAsiaTheme="minorEastAsia" w:cstheme="minorBidi"/>
-          <w:b/>
-          <w:bCs/>
-          <w:w w:val="115"/>
-          <w:sz w:val="24"/>
-          <w:szCs w:val="24"/>
-          <w:lang w:val="en-IN"/>
-        </w:rPr>
-      </w:pPr>
-      <w:r>
-        <w:rPr>
-          <w:rFonts w:eastAsiaTheme="minorEastAsia" w:cstheme="minorBidi"/>
-          <w:b/>
-          <w:bCs/>
-          <w:w w:val="115"/>
-          <w:sz w:val="24"/>
-          <w:szCs w:val="24"/>
-          <w:lang w:val="en-IN"/>
-        </w:rPr>
-        <w:t>Stage Transition – Script to Voiceover:</w:t>
-      </w:r>
-    </w:p>
-    <w:p>
-      <w:pPr>
-        <w:spacing w:line="360" w:lineRule="auto"/>
-        <w:jc w:val="both"/>
-        <w:rPr>
-          <w:rFonts w:eastAsiaTheme="minorEastAsia" w:cstheme="minorBidi"/>
-          <w:w w:val="115"/>
-          <w:sz w:val="24"/>
-          <w:szCs w:val="24"/>
-          <w:lang w:val="en-IN"/>
-        </w:rPr>
-      </w:pPr>
-      <w:r>
-        <w:rPr>
-          <w:rFonts w:eastAsiaTheme="minorEastAsia" w:cstheme="minorBidi"/>
-          <w:w w:val="115"/>
-          <w:sz w:val="24"/>
-          <w:szCs w:val="24"/>
-          <w:lang w:val="en-IN"/>
-        </w:rPr>
-        <w:t>Verified that clicking "Next" on the Script Generation stage transitions correctly to the Voiceover stage only if a script is present.</w:t>
-      </w:r>
-    </w:p>
-    <w:p>
-      <w:pPr>
-        <w:spacing w:line="360" w:lineRule="auto"/>
-        <w:jc w:val="both"/>
-        <w:rPr>
-          <w:rFonts w:eastAsiaTheme="minorEastAsia" w:cstheme="minorBidi"/>
-          <w:w w:val="115"/>
-          <w:sz w:val="24"/>
-          <w:szCs w:val="24"/>
-          <w:lang w:val="en-IN"/>
-        </w:rPr>
-      </w:pPr>
-      <w:r>
-        <w:rPr>
-          <w:rFonts w:eastAsiaTheme="minorEastAsia" w:cstheme="minorBidi"/>
-          <w:w w:val="115"/>
-          <w:sz w:val="24"/>
-          <w:szCs w:val="24"/>
-          <w:lang w:val="en-IN"/>
-        </w:rPr>
-        <w:t>Confirmed that the script is displayed on the voiceover page.</w:t>
-      </w:r>
-    </w:p>
-    <w:p>
-      <w:pPr>
-        <w:spacing w:line="360" w:lineRule="auto"/>
-        <w:jc w:val="both"/>
-        <w:rPr>
-          <w:rFonts w:eastAsiaTheme="minorEastAsia" w:cstheme="minorBidi"/>
-          <w:b/>
-          <w:bCs/>
-          <w:w w:val="115"/>
-          <w:sz w:val="24"/>
-          <w:szCs w:val="24"/>
-          <w:lang w:val="en-IN"/>
-        </w:rPr>
-      </w:pPr>
-      <w:r>
-        <w:rPr>
-          <w:rFonts w:eastAsiaTheme="minorEastAsia" w:cstheme="minorBidi"/>
-          <w:b/>
-          <w:bCs/>
-          <w:w w:val="115"/>
-          <w:sz w:val="24"/>
-          <w:szCs w:val="24"/>
-          <w:lang w:val="en-IN"/>
-        </w:rPr>
-        <w:t>Voiceover Generation with Valid Input:</w:t>
-      </w:r>
-    </w:p>
-    <w:p>
-      <w:pPr>
-        <w:spacing w:line="360" w:lineRule="auto"/>
-        <w:jc w:val="both"/>
-        <w:rPr>
-          <w:rFonts w:eastAsiaTheme="minorEastAsia" w:cstheme="minorBidi"/>
-          <w:w w:val="115"/>
-          <w:sz w:val="24"/>
-          <w:szCs w:val="24"/>
-          <w:lang w:val="en-IN"/>
-        </w:rPr>
-      </w:pPr>
-      <w:r>
-        <w:rPr>
-          <w:rFonts w:eastAsiaTheme="minorEastAsia" w:cstheme="minorBidi"/>
-          <w:w w:val="115"/>
-          <w:sz w:val="24"/>
-          <w:szCs w:val="24"/>
-          <w:lang w:val="en-IN"/>
-        </w:rPr>
-        <w:t>Tested voice selection based on language and gender dropdowns.</w:t>
-      </w:r>
-    </w:p>
-    <w:p>
-      <w:pPr>
-        <w:spacing w:line="360" w:lineRule="auto"/>
-        <w:jc w:val="both"/>
-        <w:rPr>
-          <w:rFonts w:eastAsiaTheme="minorEastAsia" w:cstheme="minorBidi"/>
-          <w:w w:val="115"/>
-          <w:sz w:val="24"/>
-          <w:szCs w:val="24"/>
-          <w:lang w:val="en-IN"/>
-        </w:rPr>
-      </w:pPr>
-      <w:r>
-        <w:rPr>
-          <w:rFonts w:eastAsiaTheme="minorEastAsia" w:cstheme="minorBidi"/>
-          <w:w w:val="115"/>
-          <w:sz w:val="24"/>
-          <w:szCs w:val="24"/>
-          <w:lang w:val="en-IN"/>
-        </w:rPr>
-        <w:t>Ensured that clicking "Generate Voiceover" triggers audio generation and plays the resulting file.</w:t>
-      </w:r>
-    </w:p>
-    <w:p>
-      <w:pPr>
-        <w:spacing w:line="360" w:lineRule="auto"/>
-        <w:jc w:val="both"/>
-        <w:rPr>
-          <w:rFonts w:eastAsiaTheme="minorEastAsia" w:cstheme="minorBidi"/>
-          <w:b/>
-          <w:bCs/>
-          <w:w w:val="115"/>
-          <w:sz w:val="24"/>
-          <w:szCs w:val="24"/>
-          <w:lang w:val="en-IN"/>
-        </w:rPr>
-      </w:pPr>
-      <w:r>
-        <w:rPr>
-          <w:rFonts w:eastAsiaTheme="minorEastAsia" w:cstheme="minorBidi"/>
-          <w:b/>
-          <w:bCs/>
-          <w:w w:val="115"/>
-          <w:sz w:val="24"/>
-          <w:szCs w:val="24"/>
-          <w:lang w:val="en-IN"/>
-        </w:rPr>
-        <w:t>Audio Playback Validation:</w:t>
-      </w:r>
-    </w:p>
-    <w:p>
-      <w:pPr>
-        <w:spacing w:line="360" w:lineRule="auto"/>
-        <w:jc w:val="both"/>
-        <w:rPr>
-          <w:rFonts w:eastAsiaTheme="minorEastAsia" w:cstheme="minorBidi"/>
-          <w:w w:val="115"/>
-          <w:sz w:val="24"/>
-          <w:szCs w:val="24"/>
-          <w:lang w:val="en-IN"/>
-        </w:rPr>
-      </w:pPr>
-      <w:r>
-        <w:rPr>
-          <w:rFonts w:eastAsiaTheme="minorEastAsia" w:cstheme="minorBidi"/>
-          <w:w w:val="115"/>
-          <w:sz w:val="24"/>
-          <w:szCs w:val="24"/>
-          <w:lang w:val="en-IN"/>
-        </w:rPr>
-        <w:t>Confirmed that the generated audio_tts.wav plays without errors in the Streamlit audio player.</w:t>
-      </w:r>
-    </w:p>
-    <w:p>
-      <w:pPr>
-        <w:spacing w:line="360" w:lineRule="auto"/>
-        <w:jc w:val="both"/>
-        <w:rPr>
-          <w:rFonts w:eastAsiaTheme="minorEastAsia" w:cstheme="minorBidi"/>
-          <w:b/>
-          <w:bCs/>
-          <w:w w:val="115"/>
-          <w:sz w:val="24"/>
-          <w:szCs w:val="24"/>
-          <w:lang w:val="en-IN"/>
-        </w:rPr>
-      </w:pPr>
-      <w:r>
-        <w:rPr>
-          <w:rFonts w:eastAsiaTheme="minorEastAsia" w:cstheme="minorBidi"/>
-          <w:b/>
-          <w:bCs/>
-          <w:w w:val="115"/>
-          <w:sz w:val="24"/>
-          <w:szCs w:val="24"/>
-          <w:lang w:val="en-IN"/>
-        </w:rPr>
-        <w:t>Stage Transition – Voiceover to Video Generation:</w:t>
-      </w:r>
-    </w:p>
-    <w:p>
-      <w:pPr>
-        <w:spacing w:line="360" w:lineRule="auto"/>
-        <w:jc w:val="both"/>
-        <w:rPr>
-          <w:rFonts w:eastAsiaTheme="minorEastAsia" w:cstheme="minorBidi"/>
-          <w:w w:val="115"/>
-          <w:sz w:val="24"/>
-          <w:szCs w:val="24"/>
-          <w:lang w:val="en-IN"/>
-        </w:rPr>
-      </w:pPr>
-      <w:r>
-        <w:rPr>
-          <w:rFonts w:eastAsiaTheme="minorEastAsia" w:cstheme="minorBidi"/>
-          <w:w w:val="115"/>
-          <w:sz w:val="24"/>
-          <w:szCs w:val="24"/>
-          <w:lang w:val="en-IN"/>
-        </w:rPr>
-        <w:t>Validated that "Next" moves to the Video Generation stage only if audio was successfully generated.</w:t>
-      </w:r>
-    </w:p>
-    <w:p>
-      <w:pPr>
-        <w:spacing w:line="360" w:lineRule="auto"/>
-        <w:jc w:val="both"/>
-        <w:rPr>
-          <w:rFonts w:eastAsiaTheme="minorEastAsia" w:cstheme="minorBidi"/>
-          <w:w w:val="115"/>
-          <w:sz w:val="24"/>
-          <w:szCs w:val="24"/>
-          <w:lang w:val="en-IN"/>
-        </w:rPr>
-      </w:pPr>
-      <w:r>
-        <w:rPr>
-          <w:rFonts w:eastAsiaTheme="minorEastAsia" w:cstheme="minorBidi"/>
-          <w:w w:val="115"/>
-          <w:sz w:val="24"/>
-          <w:szCs w:val="24"/>
-          <w:lang w:val="en-IN"/>
-        </w:rPr>
-        <w:t>Ensured state consistency for audio and script values across transitions.</w:t>
-      </w:r>
-    </w:p>
-    <w:p>
-      <w:pPr>
-        <w:spacing w:line="360" w:lineRule="auto"/>
-        <w:jc w:val="both"/>
-        <w:rPr>
-          <w:rFonts w:eastAsiaTheme="minorEastAsia" w:cstheme="minorBidi"/>
-          <w:b/>
-          <w:bCs/>
-          <w:w w:val="115"/>
-          <w:sz w:val="24"/>
-          <w:szCs w:val="24"/>
-          <w:lang w:val="en-IN"/>
-        </w:rPr>
-      </w:pPr>
-      <w:r>
-        <w:rPr>
-          <w:rFonts w:eastAsiaTheme="minorEastAsia" w:cstheme="minorBidi"/>
-          <w:b/>
-          <w:bCs/>
-          <w:w w:val="115"/>
-          <w:sz w:val="24"/>
-          <w:szCs w:val="24"/>
-          <w:lang w:val="en-IN"/>
-        </w:rPr>
-        <w:t>Video Generation Trigger:</w:t>
-      </w:r>
-    </w:p>
-    <w:p>
-      <w:pPr>
-        <w:spacing w:line="360" w:lineRule="auto"/>
-        <w:jc w:val="both"/>
-        <w:rPr>
-          <w:rFonts w:eastAsiaTheme="minorEastAsia" w:cstheme="minorBidi"/>
-          <w:w w:val="115"/>
-          <w:sz w:val="24"/>
-          <w:szCs w:val="24"/>
-          <w:lang w:val="en-IN"/>
-        </w:rPr>
-      </w:pPr>
-      <w:r>
-        <w:rPr>
-          <w:rFonts w:eastAsiaTheme="minorEastAsia" w:cstheme="minorBidi"/>
-          <w:w w:val="115"/>
-          <w:sz w:val="24"/>
-          <w:szCs w:val="24"/>
-          <w:lang w:val="en-IN"/>
-        </w:rPr>
-        <w:t>Verified that clicking "Next" in Video Generation calls all required functions: generate_timed_captions, getVideoSearchQueriesTimed, generate_video_url, and get_output_media.</w:t>
-      </w:r>
-    </w:p>
-    <w:p>
-      <w:pPr>
-        <w:spacing w:line="360" w:lineRule="auto"/>
-        <w:jc w:val="both"/>
-        <w:rPr>
-          <w:rFonts w:eastAsiaTheme="minorEastAsia" w:cstheme="minorBidi"/>
-          <w:w w:val="115"/>
-          <w:sz w:val="24"/>
-          <w:szCs w:val="24"/>
-          <w:lang w:val="en-IN"/>
-        </w:rPr>
-      </w:pPr>
-      <w:r>
-        <w:rPr>
-          <w:rFonts w:eastAsiaTheme="minorEastAsia" w:cstheme="minorBidi"/>
-          <w:w w:val="115"/>
-          <w:sz w:val="24"/>
-          <w:szCs w:val="24"/>
-          <w:lang w:val="en-IN"/>
-        </w:rPr>
-        <w:t>Checked that the video is rendered and displayed if all previous stages completed successfully.</w:t>
-      </w:r>
-    </w:p>
-    <w:p>
-      <w:pPr>
-        <w:spacing w:line="360" w:lineRule="auto"/>
-        <w:jc w:val="both"/>
-        <w:rPr>
-          <w:rFonts w:eastAsiaTheme="minorEastAsia" w:cstheme="minorBidi"/>
-          <w:b/>
-          <w:bCs/>
-          <w:w w:val="115"/>
-          <w:sz w:val="24"/>
-          <w:szCs w:val="24"/>
-          <w:lang w:val="en-IN"/>
-        </w:rPr>
-      </w:pPr>
-      <w:r>
-        <w:rPr>
-          <w:rFonts w:eastAsiaTheme="minorEastAsia" w:cstheme="minorBidi"/>
-          <w:b/>
-          <w:bCs/>
-          <w:w w:val="115"/>
-          <w:sz w:val="24"/>
-          <w:szCs w:val="24"/>
-          <w:lang w:val="en-IN"/>
-        </w:rPr>
-        <w:lastRenderedPageBreak/>
-        <w:t>Incomplete Workflow Handling:</w:t>
-      </w:r>
-    </w:p>
-    <w:p>
-      <w:pPr>
-        <w:spacing w:line="360" w:lineRule="auto"/>
-        <w:jc w:val="both"/>
-        <w:rPr>
-          <w:b/>
-          <w:bCs/>
+        <w:t>1</w:t>
+      </w:r>
+      <w:r>
+        <w:rPr>
+          <w:bCs/>
+          <w:w w:val="115"/>
           <w:sz w:val="28"/>
           <w:szCs w:val="28"/>
           <w:lang w:val="en-IN"/>
         </w:rPr>
+        <w:t xml:space="preserve"> Test Cases</w:t>
+      </w:r>
+    </w:p>
+    <w:p>
+      <w:pPr>
+        <w:spacing w:line="360" w:lineRule="auto"/>
+        <w:jc w:val="both"/>
+        <w:rPr>
+          <w:rFonts w:eastAsiaTheme="minorEastAsia" w:cstheme="minorBidi"/>
+          <w:b/>
+          <w:bCs/>
+          <w:w w:val="115"/>
+          <w:sz w:val="24"/>
+          <w:szCs w:val="24"/>
+          <w:lang w:val="en-IN"/>
+        </w:rPr>
+      </w:pPr>
+      <w:r>
+        <w:rPr>
+          <w:rFonts w:eastAsiaTheme="minorEastAsia" w:cstheme="minorBidi"/>
+          <w:w w:val="115"/>
+          <w:sz w:val="24"/>
+          <w:szCs w:val="24"/>
+          <w:lang w:val="en-IN"/>
+        </w:rPr>
+        <w:t>The following test cases were implemented and successfully passed during testing:</w:t>
+      </w:r>
+      <w:r>
+        <w:rPr>
+          <w:rFonts w:eastAsiaTheme="minorEastAsia" w:cstheme="minorBidi"/>
+          <w:b/>
+          <w:bCs/>
+          <w:w w:val="115"/>
+          <w:sz w:val="24"/>
+          <w:szCs w:val="24"/>
+          <w:lang w:val="en-IN"/>
+        </w:rPr>
+        <w:t xml:space="preserve">• </w:t>
+      </w:r>
+    </w:p>
+    <w:p>
+      <w:pPr>
+        <w:spacing w:line="360" w:lineRule="auto"/>
+        <w:jc w:val="both"/>
+        <w:rPr>
+          <w:sz w:val="24"/>
+          <w:szCs w:val="24"/>
+        </w:rPr>
+      </w:pPr>
+      <w:r>
+        <w:rPr>
+          <w:rFonts w:eastAsiaTheme="minorEastAsia" w:cstheme="minorBidi"/>
+          <w:b/>
+          <w:bCs/>
+          <w:w w:val="115"/>
+          <w:sz w:val="24"/>
+          <w:szCs w:val="24"/>
+          <w:lang w:val="en-IN"/>
+        </w:rPr>
+        <w:t>Input Validation in Script Generation:</w:t>
+      </w:r>
+    </w:p>
+    <w:p>
+      <w:pPr>
+        <w:spacing w:line="360" w:lineRule="auto"/>
+        <w:jc w:val="both"/>
+        <w:rPr>
+          <w:rFonts w:eastAsiaTheme="minorEastAsia" w:cstheme="minorBidi"/>
+          <w:w w:val="115"/>
+          <w:sz w:val="24"/>
+          <w:szCs w:val="24"/>
+          <w:lang w:val="en-IN"/>
+        </w:rPr>
+      </w:pPr>
+      <w:r>
+        <w:rPr>
+          <w:rFonts w:eastAsiaTheme="minorEastAsia" w:cstheme="minorBidi"/>
+          <w:w w:val="115"/>
+          <w:sz w:val="24"/>
+          <w:szCs w:val="24"/>
+          <w:lang w:val="en-IN"/>
+        </w:rPr>
+        <w:t>Verified that an empty topic input displays a warning message prompting the user to enter valid input.</w:t>
+      </w:r>
+    </w:p>
+    <w:p>
+      <w:pPr>
+        <w:spacing w:line="360" w:lineRule="auto"/>
+        <w:jc w:val="both"/>
+        <w:rPr>
+          <w:rFonts w:eastAsiaTheme="minorEastAsia" w:cstheme="minorBidi"/>
+          <w:w w:val="115"/>
+          <w:sz w:val="24"/>
+          <w:szCs w:val="24"/>
+          <w:lang w:val="en-IN"/>
+        </w:rPr>
+      </w:pPr>
+      <w:r>
+        <w:rPr>
+          <w:rFonts w:eastAsiaTheme="minorEastAsia" w:cstheme="minorBidi"/>
+          <w:w w:val="115"/>
+          <w:sz w:val="24"/>
+          <w:szCs w:val="24"/>
+          <w:lang w:val="en-IN"/>
+        </w:rPr>
+        <w:t>Tested whitespace-only input and confirmed the same validation behavior.</w:t>
+      </w:r>
+    </w:p>
+    <w:p>
+      <w:pPr>
+        <w:spacing w:line="360" w:lineRule="auto"/>
+        <w:jc w:val="both"/>
+        <w:rPr>
+          <w:rFonts w:eastAsiaTheme="minorEastAsia" w:cstheme="minorBidi"/>
+          <w:b/>
+          <w:bCs/>
+          <w:w w:val="115"/>
+          <w:sz w:val="24"/>
+          <w:szCs w:val="24"/>
+          <w:lang w:val="en-IN"/>
+        </w:rPr>
+      </w:pPr>
+      <w:r>
+        <w:rPr>
+          <w:rFonts w:eastAsiaTheme="minorEastAsia" w:cstheme="minorBidi"/>
+          <w:b/>
+          <w:bCs/>
+          <w:w w:val="115"/>
+          <w:sz w:val="24"/>
+          <w:szCs w:val="24"/>
+          <w:lang w:val="en-IN"/>
+        </w:rPr>
+        <w:t>Script Generation Functionality:</w:t>
+      </w:r>
+    </w:p>
+    <w:p>
+      <w:pPr>
+        <w:spacing w:line="360" w:lineRule="auto"/>
+        <w:jc w:val="both"/>
+        <w:rPr>
+          <w:rFonts w:eastAsiaTheme="minorEastAsia" w:cstheme="minorBidi"/>
+          <w:w w:val="115"/>
+          <w:sz w:val="24"/>
+          <w:szCs w:val="24"/>
+          <w:lang w:val="en-IN"/>
+        </w:rPr>
+      </w:pPr>
+      <w:r>
+        <w:rPr>
+          <w:rFonts w:eastAsiaTheme="minorEastAsia" w:cstheme="minorBidi"/>
+          <w:w w:val="115"/>
+          <w:sz w:val="24"/>
+          <w:szCs w:val="24"/>
+          <w:lang w:val="en-IN"/>
+        </w:rPr>
+        <w:t>Ensured that clicking "Generate Script" with valid input calls the generate_script() function and displays the output in the text area.</w:t>
+      </w:r>
+    </w:p>
+    <w:p>
+      <w:pPr>
+        <w:spacing w:line="360" w:lineRule="auto"/>
+        <w:jc w:val="both"/>
+        <w:rPr>
+          <w:rFonts w:eastAsiaTheme="minorEastAsia" w:cstheme="minorBidi"/>
+          <w:w w:val="115"/>
+          <w:sz w:val="24"/>
+          <w:szCs w:val="24"/>
+          <w:lang w:val="en-IN"/>
+        </w:rPr>
+      </w:pPr>
+      <w:r>
+        <w:rPr>
+          <w:rFonts w:eastAsiaTheme="minorEastAsia" w:cstheme="minorBidi"/>
+          <w:w w:val="115"/>
+          <w:sz w:val="24"/>
+          <w:szCs w:val="24"/>
+          <w:lang w:val="en-IN"/>
+        </w:rPr>
+        <w:t>Confirmed that the script is stored in session state for further processing.</w:t>
+      </w:r>
+    </w:p>
+    <w:p>
+      <w:pPr>
+        <w:spacing w:line="360" w:lineRule="auto"/>
+        <w:jc w:val="both"/>
+        <w:rPr>
+          <w:rFonts w:eastAsiaTheme="minorEastAsia" w:cstheme="minorBidi"/>
+          <w:w w:val="115"/>
+          <w:sz w:val="24"/>
+          <w:szCs w:val="24"/>
+          <w:lang w:val="en-IN"/>
+        </w:rPr>
+      </w:pPr>
+    </w:p>
+    <w:p>
+      <w:pPr>
+        <w:spacing w:line="360" w:lineRule="auto"/>
+        <w:jc w:val="both"/>
+        <w:rPr>
+          <w:rFonts w:eastAsiaTheme="minorEastAsia" w:cstheme="minorBidi"/>
+          <w:b/>
+          <w:bCs/>
+          <w:w w:val="115"/>
+          <w:sz w:val="24"/>
+          <w:szCs w:val="24"/>
+          <w:lang w:val="en-IN"/>
+        </w:rPr>
+      </w:pPr>
+      <w:r>
+        <w:rPr>
+          <w:rFonts w:eastAsiaTheme="minorEastAsia" w:cstheme="minorBidi"/>
+          <w:b/>
+          <w:bCs/>
+          <w:w w:val="115"/>
+          <w:sz w:val="24"/>
+          <w:szCs w:val="24"/>
+          <w:lang w:val="en-IN"/>
+        </w:rPr>
+        <w:t>Stage Transition – Script to Voiceover:</w:t>
+      </w:r>
+    </w:p>
+    <w:p>
+      <w:pPr>
+        <w:spacing w:line="360" w:lineRule="auto"/>
+        <w:jc w:val="both"/>
+        <w:rPr>
+          <w:rFonts w:eastAsiaTheme="minorEastAsia" w:cstheme="minorBidi"/>
+          <w:w w:val="115"/>
+          <w:sz w:val="24"/>
+          <w:szCs w:val="24"/>
+          <w:lang w:val="en-IN"/>
+        </w:rPr>
+      </w:pPr>
+      <w:r>
+        <w:rPr>
+          <w:rFonts w:eastAsiaTheme="minorEastAsia" w:cstheme="minorBidi"/>
+          <w:w w:val="115"/>
+          <w:sz w:val="24"/>
+          <w:szCs w:val="24"/>
+          <w:lang w:val="en-IN"/>
+        </w:rPr>
+        <w:t>Verified that clicking "Next" on the Script Generation stage transitions correctly to the Voiceover stage only if a script is present.</w:t>
+      </w:r>
+    </w:p>
+    <w:p>
+      <w:pPr>
+        <w:spacing w:line="360" w:lineRule="auto"/>
+        <w:jc w:val="both"/>
+        <w:rPr>
+          <w:rFonts w:eastAsiaTheme="minorEastAsia" w:cstheme="minorBidi"/>
+          <w:w w:val="115"/>
+          <w:sz w:val="24"/>
+          <w:szCs w:val="24"/>
+          <w:lang w:val="en-IN"/>
+        </w:rPr>
+      </w:pPr>
+      <w:r>
+        <w:rPr>
+          <w:rFonts w:eastAsiaTheme="minorEastAsia" w:cstheme="minorBidi"/>
+          <w:w w:val="115"/>
+          <w:sz w:val="24"/>
+          <w:szCs w:val="24"/>
+          <w:lang w:val="en-IN"/>
+        </w:rPr>
+        <w:t>Confirmed that the script is displayed on the voiceover page.</w:t>
+      </w:r>
+    </w:p>
+    <w:p>
+      <w:pPr>
+        <w:spacing w:line="360" w:lineRule="auto"/>
+        <w:jc w:val="both"/>
+        <w:rPr>
+          <w:rFonts w:eastAsiaTheme="minorEastAsia" w:cstheme="minorBidi"/>
+          <w:w w:val="115"/>
+          <w:sz w:val="24"/>
+          <w:szCs w:val="24"/>
+          <w:lang w:val="en-IN"/>
+        </w:rPr>
+      </w:pPr>
+    </w:p>
+    <w:p>
+      <w:pPr>
+        <w:spacing w:line="360" w:lineRule="auto"/>
+        <w:jc w:val="both"/>
+        <w:rPr>
+          <w:rFonts w:eastAsiaTheme="minorEastAsia" w:cstheme="minorBidi"/>
+          <w:b/>
+          <w:bCs/>
+          <w:w w:val="115"/>
+          <w:sz w:val="24"/>
+          <w:szCs w:val="24"/>
+          <w:lang w:val="en-IN"/>
+        </w:rPr>
+      </w:pPr>
+      <w:r>
+        <w:rPr>
+          <w:rFonts w:eastAsiaTheme="minorEastAsia" w:cstheme="minorBidi"/>
+          <w:b/>
+          <w:bCs/>
+          <w:w w:val="115"/>
+          <w:sz w:val="24"/>
+          <w:szCs w:val="24"/>
+          <w:lang w:val="en-IN"/>
+        </w:rPr>
+        <w:t>Voiceover Generation with Valid Input:</w:t>
+      </w:r>
+    </w:p>
+    <w:p>
+      <w:pPr>
+        <w:spacing w:line="360" w:lineRule="auto"/>
+        <w:jc w:val="both"/>
+        <w:rPr>
+          <w:rFonts w:eastAsiaTheme="minorEastAsia" w:cstheme="minorBidi"/>
+          <w:w w:val="115"/>
+          <w:sz w:val="24"/>
+          <w:szCs w:val="24"/>
+          <w:lang w:val="en-IN"/>
+        </w:rPr>
+      </w:pPr>
+      <w:r>
+        <w:rPr>
+          <w:rFonts w:eastAsiaTheme="minorEastAsia" w:cstheme="minorBidi"/>
+          <w:w w:val="115"/>
+          <w:sz w:val="24"/>
+          <w:szCs w:val="24"/>
+          <w:lang w:val="en-IN"/>
+        </w:rPr>
+        <w:t>Tested voice selection based on language and gender dropdowns.</w:t>
+      </w:r>
+    </w:p>
+    <w:p>
+      <w:pPr>
+        <w:spacing w:line="360" w:lineRule="auto"/>
+        <w:jc w:val="both"/>
+        <w:rPr>
+          <w:rFonts w:eastAsiaTheme="minorEastAsia" w:cstheme="minorBidi"/>
+          <w:w w:val="115"/>
+          <w:sz w:val="24"/>
+          <w:szCs w:val="24"/>
+          <w:lang w:val="en-IN"/>
+        </w:rPr>
+      </w:pPr>
+      <w:r>
+        <w:rPr>
+          <w:rFonts w:eastAsiaTheme="minorEastAsia" w:cstheme="minorBidi"/>
+          <w:w w:val="115"/>
+          <w:sz w:val="24"/>
+          <w:szCs w:val="24"/>
+          <w:lang w:val="en-IN"/>
+        </w:rPr>
+        <w:t>Ensured that clicking "Generate Voiceover" triggers audio generation and plays the resulting file.</w:t>
+      </w:r>
+    </w:p>
+    <w:p>
+      <w:pPr>
+        <w:spacing w:line="360" w:lineRule="auto"/>
+        <w:jc w:val="both"/>
+        <w:rPr>
+          <w:rFonts w:eastAsiaTheme="minorEastAsia" w:cstheme="minorBidi"/>
+          <w:w w:val="115"/>
+          <w:sz w:val="24"/>
+          <w:szCs w:val="24"/>
+          <w:lang w:val="en-IN"/>
+        </w:rPr>
+      </w:pPr>
+    </w:p>
+    <w:p>
+      <w:pPr>
+        <w:spacing w:line="360" w:lineRule="auto"/>
+        <w:jc w:val="both"/>
+        <w:rPr>
+          <w:rFonts w:eastAsiaTheme="minorEastAsia" w:cstheme="minorBidi"/>
+          <w:b/>
+          <w:bCs/>
+          <w:w w:val="115"/>
+          <w:sz w:val="24"/>
+          <w:szCs w:val="24"/>
+          <w:lang w:val="en-IN"/>
+        </w:rPr>
+      </w:pPr>
+      <w:r>
+        <w:rPr>
+          <w:rFonts w:eastAsiaTheme="minorEastAsia" w:cstheme="minorBidi"/>
+          <w:b/>
+          <w:bCs/>
+          <w:w w:val="115"/>
+          <w:sz w:val="24"/>
+          <w:szCs w:val="24"/>
+          <w:lang w:val="en-IN"/>
+        </w:rPr>
+        <w:t>Audio Playback Validation:</w:t>
+      </w:r>
+    </w:p>
+    <w:p>
+      <w:pPr>
+        <w:spacing w:line="360" w:lineRule="auto"/>
+        <w:jc w:val="both"/>
+        <w:rPr>
+          <w:rFonts w:eastAsiaTheme="minorEastAsia" w:cstheme="minorBidi"/>
+          <w:w w:val="115"/>
+          <w:sz w:val="24"/>
+          <w:szCs w:val="24"/>
+          <w:lang w:val="en-IN"/>
+        </w:rPr>
+      </w:pPr>
+      <w:r>
+        <w:rPr>
+          <w:rFonts w:eastAsiaTheme="minorEastAsia" w:cstheme="minorBidi"/>
+          <w:w w:val="115"/>
+          <w:sz w:val="24"/>
+          <w:szCs w:val="24"/>
+          <w:lang w:val="en-IN"/>
+        </w:rPr>
+        <w:t>Confirmed that the generated audio_tts.wav plays without errors in the Streamlit audio player.</w:t>
+      </w:r>
+    </w:p>
+    <w:p>
+      <w:pPr>
+        <w:spacing w:line="360" w:lineRule="auto"/>
+        <w:jc w:val="both"/>
+        <w:rPr>
+          <w:rFonts w:eastAsiaTheme="minorEastAsia" w:cstheme="minorBidi"/>
+          <w:w w:val="115"/>
+          <w:sz w:val="24"/>
+          <w:szCs w:val="24"/>
+          <w:lang w:val="en-IN"/>
+        </w:rPr>
+      </w:pPr>
+    </w:p>
+    <w:p>
+      <w:pPr>
+        <w:spacing w:line="360" w:lineRule="auto"/>
+        <w:jc w:val="both"/>
+        <w:rPr>
+          <w:rFonts w:eastAsiaTheme="minorEastAsia" w:cstheme="minorBidi"/>
+          <w:b/>
+          <w:bCs/>
+          <w:w w:val="115"/>
+          <w:sz w:val="24"/>
+          <w:szCs w:val="24"/>
+          <w:lang w:val="en-IN"/>
+        </w:rPr>
+      </w:pPr>
+      <w:r>
+        <w:rPr>
+          <w:rFonts w:eastAsiaTheme="minorEastAsia" w:cstheme="minorBidi"/>
+          <w:b/>
+          <w:bCs/>
+          <w:w w:val="115"/>
+          <w:sz w:val="24"/>
+          <w:szCs w:val="24"/>
+          <w:lang w:val="en-IN"/>
+        </w:rPr>
+        <w:t>Stage Transition – Voiceover to Video Generation:</w:t>
+      </w:r>
+    </w:p>
+    <w:p>
+      <w:pPr>
+        <w:spacing w:line="360" w:lineRule="auto"/>
+        <w:jc w:val="both"/>
+        <w:rPr>
+          <w:rFonts w:eastAsiaTheme="minorEastAsia" w:cstheme="minorBidi"/>
+          <w:w w:val="115"/>
+          <w:sz w:val="24"/>
+          <w:szCs w:val="24"/>
+          <w:lang w:val="en-IN"/>
+        </w:rPr>
+      </w:pPr>
+      <w:r>
+        <w:rPr>
+          <w:rFonts w:eastAsiaTheme="minorEastAsia" w:cstheme="minorBidi"/>
+          <w:w w:val="115"/>
+          <w:sz w:val="24"/>
+          <w:szCs w:val="24"/>
+          <w:lang w:val="en-IN"/>
+        </w:rPr>
+        <w:t>Validated that "Next" moves to the Video Generation stage only if audio was successfully generated.</w:t>
+      </w:r>
+    </w:p>
+    <w:p>
+      <w:pPr>
+        <w:spacing w:line="360" w:lineRule="auto"/>
+        <w:jc w:val="both"/>
+        <w:rPr>
+          <w:rFonts w:eastAsiaTheme="minorEastAsia" w:cstheme="minorBidi"/>
+          <w:w w:val="115"/>
+          <w:sz w:val="24"/>
+          <w:szCs w:val="24"/>
+          <w:lang w:val="en-IN"/>
+        </w:rPr>
+      </w:pPr>
+      <w:r>
+        <w:rPr>
+          <w:rFonts w:eastAsiaTheme="minorEastAsia" w:cstheme="minorBidi"/>
+          <w:w w:val="115"/>
+          <w:sz w:val="24"/>
+          <w:szCs w:val="24"/>
+          <w:lang w:val="en-IN"/>
+        </w:rPr>
+        <w:t>Ensured state consistency for audio and script values across transitions.</w:t>
+      </w:r>
+    </w:p>
+    <w:p>
+      <w:pPr>
+        <w:spacing w:line="360" w:lineRule="auto"/>
+        <w:jc w:val="both"/>
+        <w:rPr>
+          <w:rFonts w:eastAsiaTheme="minorEastAsia" w:cstheme="minorBidi"/>
+          <w:b/>
+          <w:bCs/>
+          <w:w w:val="115"/>
+          <w:sz w:val="24"/>
+          <w:szCs w:val="24"/>
+          <w:lang w:val="en-IN"/>
+        </w:rPr>
+      </w:pPr>
+      <w:r>
+        <w:rPr>
+          <w:rFonts w:eastAsiaTheme="minorEastAsia" w:cstheme="minorBidi"/>
+          <w:b/>
+          <w:bCs/>
+          <w:w w:val="115"/>
+          <w:sz w:val="24"/>
+          <w:szCs w:val="24"/>
+          <w:lang w:val="en-IN"/>
+        </w:rPr>
+        <w:lastRenderedPageBreak/>
+        <w:t>Video Generation Trigger:</w:t>
+      </w:r>
+    </w:p>
+    <w:p>
+      <w:pPr>
+        <w:spacing w:line="360" w:lineRule="auto"/>
+        <w:jc w:val="both"/>
+        <w:rPr>
+          <w:rFonts w:eastAsiaTheme="minorEastAsia" w:cstheme="minorBidi"/>
+          <w:w w:val="115"/>
+          <w:sz w:val="24"/>
+          <w:szCs w:val="24"/>
+          <w:lang w:val="en-IN"/>
+        </w:rPr>
+      </w:pPr>
+      <w:r>
+        <w:rPr>
+          <w:rFonts w:eastAsiaTheme="minorEastAsia" w:cstheme="minorBidi"/>
+          <w:w w:val="115"/>
+          <w:sz w:val="24"/>
+          <w:szCs w:val="24"/>
+          <w:lang w:val="en-IN"/>
+        </w:rPr>
+        <w:t>Verified that clicking "Next" in Video Generation calls all required functions: generate_timed_captions, getVideoSearchQueriesTimed, generate_video_url, and get_output_media.</w:t>
+      </w:r>
+    </w:p>
+    <w:p>
+      <w:pPr>
+        <w:spacing w:line="360" w:lineRule="auto"/>
+        <w:jc w:val="both"/>
+        <w:rPr>
+          <w:rFonts w:eastAsiaTheme="minorEastAsia" w:cstheme="minorBidi"/>
+          <w:w w:val="115"/>
+          <w:sz w:val="24"/>
+          <w:szCs w:val="24"/>
+          <w:lang w:val="en-IN"/>
+        </w:rPr>
+      </w:pPr>
+      <w:r>
+        <w:rPr>
+          <w:rFonts w:eastAsiaTheme="minorEastAsia" w:cstheme="minorBidi"/>
+          <w:w w:val="115"/>
+          <w:sz w:val="24"/>
+          <w:szCs w:val="24"/>
+          <w:lang w:val="en-IN"/>
+        </w:rPr>
+        <w:t>Checked that the video is rendered and displayed if all previous stages completed successfully.</w:t>
+      </w:r>
+    </w:p>
+    <w:p>
+      <w:pPr>
+        <w:spacing w:line="360" w:lineRule="auto"/>
+        <w:jc w:val="both"/>
+        <w:rPr>
+          <w:rFonts w:eastAsiaTheme="minorEastAsia" w:cstheme="minorBidi"/>
+          <w:w w:val="115"/>
+          <w:sz w:val="24"/>
+          <w:szCs w:val="24"/>
+          <w:lang w:val="en-IN"/>
+        </w:rPr>
+      </w:pPr>
+    </w:p>
+    <w:p>
+      <w:pPr>
+        <w:spacing w:line="360" w:lineRule="auto"/>
+        <w:jc w:val="both"/>
+        <w:rPr>
+          <w:rFonts w:eastAsiaTheme="minorEastAsia" w:cstheme="minorBidi"/>
+          <w:b/>
+          <w:bCs/>
+          <w:w w:val="115"/>
+          <w:sz w:val="24"/>
+          <w:szCs w:val="24"/>
+          <w:lang w:val="en-IN"/>
+        </w:rPr>
+      </w:pPr>
+      <w:r>
+        <w:rPr>
+          <w:rFonts w:eastAsiaTheme="minorEastAsia" w:cstheme="minorBidi"/>
+          <w:b/>
+          <w:bCs/>
+          <w:w w:val="115"/>
+          <w:sz w:val="24"/>
+          <w:szCs w:val="24"/>
+          <w:lang w:val="en-IN"/>
+        </w:rPr>
+        <w:t>Incomplete Workflow Handling:</w:t>
+      </w:r>
+    </w:p>
+    <w:p>
+      <w:pPr>
+        <w:spacing w:line="360" w:lineRule="auto"/>
+        <w:jc w:val="both"/>
+        <w:rPr>
+          <w:b/>
+          <w:bCs/>
+          <w:sz w:val="28"/>
+          <w:szCs w:val="28"/>
+          <w:lang w:val="en-IN"/>
+        </w:rPr>
       </w:pPr>
       <w:r>
         <w:rPr>
@@ -30117,7 +30968,11 @@
           <w:lang w:val="en-IN"/>
         </w:rPr>
       </w:pPr>
-      <w:r>
+    </w:p>
+    <w:p>
+      <w:pPr>
+        <w:pStyle w:val="ChapterTitle"/>
+        <w:spacing w:before="240"/>
         <w:rPr>
           <w:bCs/>
           <w:w w:val="115"/>
@@ -30125,9 +30980,12 @@
           <w:szCs w:val="28"/>
           <w:lang w:val="en-IN"/>
         </w:rPr>
-        <w:t>6.</w:t>
-      </w:r>
-      <w:r>
+      </w:pPr>
+    </w:p>
+    <w:p>
+      <w:pPr>
+        <w:pStyle w:val="ChapterTitle"/>
+        <w:spacing w:before="240"/>
         <w:rPr>
           <w:bCs/>
           <w:w w:val="115"/>
@@ -30135,9 +30993,12 @@
           <w:szCs w:val="28"/>
           <w:lang w:val="en-IN"/>
         </w:rPr>
-        <w:t>2</w:t>
-      </w:r>
-      <w:r>
+      </w:pPr>
+    </w:p>
+    <w:p>
+      <w:pPr>
+        <w:pStyle w:val="ChapterTitle"/>
+        <w:spacing w:before="240"/>
         <w:rPr>
           <w:bCs/>
           <w:w w:val="115"/>
@@ -30145,9 +31006,12 @@
           <w:szCs w:val="28"/>
           <w:lang w:val="en-IN"/>
         </w:rPr>
-        <w:t xml:space="preserve"> </w:t>
-      </w:r>
-      <w:r>
+      </w:pPr>
+    </w:p>
+    <w:p>
+      <w:pPr>
+        <w:pStyle w:val="ChapterTitle"/>
+        <w:spacing w:before="240"/>
         <w:rPr>
           <w:bCs/>
           <w:w w:val="115"/>
@@ -30155,6 +31019,202 @@
           <w:szCs w:val="28"/>
           <w:lang w:val="en-IN"/>
         </w:rPr>
+      </w:pPr>
+    </w:p>
+    <w:p>
+      <w:pPr>
+        <w:pStyle w:val="ChapterTitle"/>
+        <w:spacing w:before="240"/>
+        <w:rPr>
+          <w:bCs/>
+          <w:w w:val="115"/>
+          <w:sz w:val="28"/>
+          <w:szCs w:val="28"/>
+          <w:lang w:val="en-IN"/>
+        </w:rPr>
+      </w:pPr>
+    </w:p>
+    <w:p>
+      <w:pPr>
+        <w:pStyle w:val="ChapterTitle"/>
+        <w:spacing w:before="240"/>
+        <w:rPr>
+          <w:bCs/>
+          <w:w w:val="115"/>
+          <w:sz w:val="28"/>
+          <w:szCs w:val="28"/>
+          <w:lang w:val="en-IN"/>
+        </w:rPr>
+      </w:pPr>
+    </w:p>
+    <w:p>
+      <w:pPr>
+        <w:pStyle w:val="ChapterTitle"/>
+        <w:spacing w:before="240"/>
+        <w:rPr>
+          <w:bCs/>
+          <w:w w:val="115"/>
+          <w:sz w:val="28"/>
+          <w:szCs w:val="28"/>
+          <w:lang w:val="en-IN"/>
+        </w:rPr>
+      </w:pPr>
+    </w:p>
+    <w:p>
+      <w:pPr>
+        <w:pStyle w:val="ChapterTitle"/>
+        <w:spacing w:before="240"/>
+        <w:rPr>
+          <w:bCs/>
+          <w:w w:val="115"/>
+          <w:sz w:val="28"/>
+          <w:szCs w:val="28"/>
+          <w:lang w:val="en-IN"/>
+        </w:rPr>
+      </w:pPr>
+    </w:p>
+    <w:p>
+      <w:pPr>
+        <w:pStyle w:val="ChapterTitle"/>
+        <w:spacing w:before="240"/>
+        <w:rPr>
+          <w:bCs/>
+          <w:w w:val="115"/>
+          <w:sz w:val="28"/>
+          <w:szCs w:val="28"/>
+          <w:lang w:val="en-IN"/>
+        </w:rPr>
+      </w:pPr>
+    </w:p>
+    <w:p>
+      <w:pPr>
+        <w:pStyle w:val="ChapterTitle"/>
+        <w:spacing w:before="240"/>
+        <w:rPr>
+          <w:bCs/>
+          <w:w w:val="115"/>
+          <w:sz w:val="28"/>
+          <w:szCs w:val="28"/>
+          <w:lang w:val="en-IN"/>
+        </w:rPr>
+      </w:pPr>
+    </w:p>
+    <w:p>
+      <w:pPr>
+        <w:pStyle w:val="ChapterTitle"/>
+        <w:spacing w:before="240"/>
+        <w:rPr>
+          <w:bCs/>
+          <w:w w:val="115"/>
+          <w:sz w:val="28"/>
+          <w:szCs w:val="28"/>
+          <w:lang w:val="en-IN"/>
+        </w:rPr>
+      </w:pPr>
+    </w:p>
+    <w:p>
+      <w:pPr>
+        <w:pStyle w:val="ChapterTitle"/>
+        <w:spacing w:before="240"/>
+        <w:rPr>
+          <w:bCs/>
+          <w:w w:val="115"/>
+          <w:sz w:val="28"/>
+          <w:szCs w:val="28"/>
+          <w:lang w:val="en-IN"/>
+        </w:rPr>
+      </w:pPr>
+    </w:p>
+    <w:p>
+      <w:pPr>
+        <w:pStyle w:val="ChapterTitle"/>
+        <w:spacing w:before="240"/>
+        <w:rPr>
+          <w:bCs/>
+          <w:w w:val="115"/>
+          <w:sz w:val="28"/>
+          <w:szCs w:val="28"/>
+          <w:lang w:val="en-IN"/>
+        </w:rPr>
+      </w:pPr>
+    </w:p>
+    <w:p>
+      <w:pPr>
+        <w:pStyle w:val="ChapterTitle"/>
+        <w:spacing w:before="240"/>
+        <w:rPr>
+          <w:bCs/>
+          <w:w w:val="115"/>
+          <w:sz w:val="28"/>
+          <w:szCs w:val="28"/>
+          <w:lang w:val="en-IN"/>
+        </w:rPr>
+      </w:pPr>
+    </w:p>
+    <w:p>
+      <w:pPr>
+        <w:pStyle w:val="ChapterTitle"/>
+        <w:spacing w:before="240"/>
+        <w:rPr>
+          <w:bCs/>
+          <w:w w:val="115"/>
+          <w:sz w:val="28"/>
+          <w:szCs w:val="28"/>
+          <w:lang w:val="en-IN"/>
+        </w:rPr>
+      </w:pPr>
+    </w:p>
+    <w:p>
+      <w:pPr>
+        <w:pStyle w:val="ChapterTitle"/>
+        <w:spacing w:before="240"/>
+        <w:rPr>
+          <w:bCs/>
+          <w:w w:val="115"/>
+          <w:sz w:val="28"/>
+          <w:szCs w:val="28"/>
+          <w:lang w:val="en-IN"/>
+        </w:rPr>
+      </w:pPr>
+      <w:r>
+        <w:rPr>
+          <w:bCs/>
+          <w:w w:val="115"/>
+          <w:sz w:val="28"/>
+          <w:szCs w:val="28"/>
+          <w:lang w:val="en-IN"/>
+        </w:rPr>
+        <w:lastRenderedPageBreak/>
+        <w:t>6.</w:t>
+      </w:r>
+      <w:r>
+        <w:rPr>
+          <w:bCs/>
+          <w:w w:val="115"/>
+          <w:sz w:val="28"/>
+          <w:szCs w:val="28"/>
+          <w:lang w:val="en-IN"/>
+        </w:rPr>
+        <w:t>2</w:t>
+      </w:r>
+      <w:r>
+        <w:rPr>
+          <w:bCs/>
+          <w:w w:val="115"/>
+          <w:sz w:val="28"/>
+          <w:szCs w:val="28"/>
+          <w:lang w:val="en-IN"/>
+        </w:rPr>
+        <w:t xml:space="preserve"> </w:t>
+      </w:r>
+      <w:r>
+        <w:rPr>
+          <w:bCs/>
+          <w:w w:val="115"/>
+          <w:sz w:val="28"/>
+          <w:szCs w:val="28"/>
+          <w:lang w:val="en-IN"/>
+        </w:rPr>
         <w:t>Results and Discussions</w:t>
       </w:r>
     </w:p>
@@ -30164,19 +31224,23 @@
         <w:spacing w:line="360" w:lineRule="auto"/>
         <w:rPr>
           <w:b w:val="0"/>
-          <w:w w:val="115"/>
-          <w:sz w:val="24"/>
-          <w:szCs w:val="24"/>
+          <w:bCs/>
+          <w:w w:val="115"/>
+          <w:sz w:val="24"/>
+          <w:szCs w:val="24"/>
+          <w:lang w:val="en-IN"/>
         </w:rPr>
       </w:pPr>
       <w:r>
         <w:rPr>
           <w:b w:val="0"/>
-          <w:w w:val="115"/>
-          <w:sz w:val="24"/>
-          <w:szCs w:val="24"/>
-        </w:rPr>
-        <w:t>The AI-Driven Automated Video Generator was evaluated based on real-world user flows and expected behaviors. All modules — from input handling to final video output — were subjected to functional and integration testing to ensure stability and effectiveness.</w:t>
+          <w:bCs/>
+          <w:w w:val="115"/>
+          <w:sz w:val="24"/>
+          <w:szCs w:val="24"/>
+          <w:lang w:val="en-IN"/>
+        </w:rPr>
+        <w:t>The AI-Driven Automated Video Generator underwent thorough testing and evaluation across all functional modules to validate its performance, stability, and real-world applicability. The system was assessed through end-to-end user flows, simulating diverse usage scenarios to ensure that each component delivered a cohesive, reliable, and intuitive experience from start to finish.</w:t>
       </w:r>
     </w:p>
     <w:p>
@@ -30185,11 +31249,24 @@
         <w:spacing w:line="360" w:lineRule="auto"/>
         <w:rPr>
           <w:b w:val="0"/>
-          <w:w w:val="115"/>
-          <w:sz w:val="24"/>
-          <w:szCs w:val="24"/>
-        </w:rPr>
-      </w:pPr>
+          <w:bCs/>
+          <w:w w:val="115"/>
+          <w:sz w:val="24"/>
+          <w:szCs w:val="24"/>
+          <w:lang w:val="en-IN"/>
+        </w:rPr>
+      </w:pPr>
+      <w:r>
+        <w:rPr>
+          <w:b w:val="0"/>
+          <w:bCs/>
+          <w:w w:val="115"/>
+          <w:sz w:val="24"/>
+          <w:szCs w:val="24"/>
+          <w:lang w:val="en-IN"/>
+        </w:rPr>
+        <w:t>Session-Based Navigation and Workflow Integrity</w:t>
+      </w:r>
     </w:p>
     <w:p>
       <w:pPr>
@@ -30197,19 +31274,110 @@
         <w:spacing w:line="360" w:lineRule="auto"/>
         <w:rPr>
           <w:b w:val="0"/>
-          <w:w w:val="115"/>
-          <w:sz w:val="24"/>
-          <w:szCs w:val="24"/>
+          <w:bCs/>
+          <w:w w:val="115"/>
+          <w:sz w:val="24"/>
+          <w:szCs w:val="24"/>
+          <w:lang w:val="en-IN"/>
         </w:rPr>
       </w:pPr>
       <w:r>
         <w:rPr>
           <w:b w:val="0"/>
-          <w:w w:val="115"/>
-          <w:sz w:val="24"/>
-          <w:szCs w:val="24"/>
-        </w:rPr>
-        <w:t>The session-based navigation system implemented via Streamlit's session state proved highly reliable. It maintained the user’s progress and data across the three key stages — Script Generation, Voiceover, and Video Compilation — without data loss or reset, even during dynamic transitions. This ensured a smooth and intuitive user experience throughout the workflow.</w:t>
+          <w:bCs/>
+          <w:w w:val="115"/>
+          <w:sz w:val="24"/>
+          <w:szCs w:val="24"/>
+          <w:lang w:val="en-IN"/>
+        </w:rPr>
+        <w:t>A session-based navigation mechanism was implemented using Streamlit's session_state, which played a critical role in maintaining continuity across the three main stages of the application:</w:t>
+      </w:r>
+    </w:p>
+    <w:p>
+      <w:pPr>
+        <w:pStyle w:val="ChapterTitle"/>
+        <w:numPr>
+          <w:ilvl w:val="0"/>
+          <w:numId w:val="56"/>
+        </w:numPr>
+        <w:spacing w:line="360" w:lineRule="auto"/>
+        <w:rPr>
+          <w:b w:val="0"/>
+          <w:bCs/>
+          <w:w w:val="115"/>
+          <w:sz w:val="24"/>
+          <w:szCs w:val="24"/>
+          <w:lang w:val="en-IN"/>
+        </w:rPr>
+      </w:pPr>
+      <w:r>
+        <w:rPr>
+          <w:b w:val="0"/>
+          <w:bCs/>
+          <w:w w:val="115"/>
+          <w:sz w:val="24"/>
+          <w:szCs w:val="24"/>
+          <w:lang w:val="en-IN"/>
+        </w:rPr>
+        <w:t>Script Generation</w:t>
+      </w:r>
+    </w:p>
+    <w:p>
+      <w:pPr>
+        <w:pStyle w:val="ChapterTitle"/>
+        <w:numPr>
+          <w:ilvl w:val="0"/>
+          <w:numId w:val="56"/>
+        </w:numPr>
+        <w:spacing w:line="360" w:lineRule="auto"/>
+        <w:rPr>
+          <w:b w:val="0"/>
+          <w:bCs/>
+          <w:w w:val="115"/>
+          <w:sz w:val="24"/>
+          <w:szCs w:val="24"/>
+          <w:lang w:val="en-IN"/>
+        </w:rPr>
+      </w:pPr>
+      <w:r>
+        <w:rPr>
+          <w:b w:val="0"/>
+          <w:bCs/>
+          <w:w w:val="115"/>
+          <w:sz w:val="24"/>
+          <w:szCs w:val="24"/>
+          <w:lang w:val="en-IN"/>
+        </w:rPr>
+        <w:t>Voiceover Creation</w:t>
+      </w:r>
+    </w:p>
+    <w:p>
+      <w:pPr>
+        <w:pStyle w:val="ChapterTitle"/>
+        <w:numPr>
+          <w:ilvl w:val="0"/>
+          <w:numId w:val="56"/>
+        </w:numPr>
+        <w:spacing w:line="360" w:lineRule="auto"/>
+        <w:rPr>
+          <w:b w:val="0"/>
+          <w:bCs/>
+          <w:w w:val="115"/>
+          <w:sz w:val="24"/>
+          <w:szCs w:val="24"/>
+          <w:lang w:val="en-IN"/>
+        </w:rPr>
+      </w:pPr>
+      <w:r>
+        <w:rPr>
+          <w:b w:val="0"/>
+          <w:bCs/>
+          <w:w w:val="115"/>
+          <w:sz w:val="24"/>
+          <w:szCs w:val="24"/>
+          <w:lang w:val="en-IN"/>
+        </w:rPr>
+        <w:t>Video Compilation</w:t>
       </w:r>
     </w:p>
     <w:p>
@@ -30218,31 +31386,44 @@
         <w:spacing w:line="360" w:lineRule="auto"/>
         <w:rPr>
           <w:b w:val="0"/>
-          <w:w w:val="115"/>
-          <w:sz w:val="24"/>
-          <w:szCs w:val="24"/>
-        </w:rPr>
-      </w:pPr>
+          <w:bCs/>
+          <w:w w:val="115"/>
+          <w:sz w:val="24"/>
+          <w:szCs w:val="24"/>
+          <w:lang w:val="en-IN"/>
+        </w:rPr>
+      </w:pPr>
+      <w:r>
+        <w:rPr>
+          <w:b w:val="0"/>
+          <w:bCs/>
+          <w:w w:val="115"/>
+          <w:sz w:val="24"/>
+          <w:szCs w:val="24"/>
+          <w:lang w:val="en-IN"/>
+        </w:rPr>
+        <w:t>This approach ensured that the user’s progress, data inputs, and selections were preserved throughout the session. Even during stage transitions or content updates, the system effectively retained state without any loss of data or reinitialization issues. This significantly contributed to an uninterrupted and user-friendly workflow, allowing users to navigate freely between stages without having to re-enter information or restart the process.</w:t>
+      </w:r>
     </w:p>
     <w:p>
       <w:pPr>
         <w:pStyle w:val="ChapterTitle"/>
         <w:spacing w:line="360" w:lineRule="auto"/>
         <w:rPr>
-          <w:b w:val="0"/>
-          <w:w w:val="115"/>
-          <w:sz w:val="24"/>
-          <w:szCs w:val="24"/>
-        </w:rPr>
-      </w:pPr>
-      <w:r>
-        <w:rPr>
-          <w:b w:val="0"/>
-          <w:w w:val="115"/>
-          <w:sz w:val="24"/>
-          <w:szCs w:val="24"/>
-        </w:rPr>
-        <w:t>Input validation mechanisms effectively prevented the submission of blank or whitespace-only prompts. Clear warning messages were displayed when required, ensuring the user remained informed and engaged.</w:t>
+          <w:w w:val="115"/>
+          <w:sz w:val="24"/>
+          <w:szCs w:val="24"/>
+          <w:lang w:val="en-IN"/>
+        </w:rPr>
+      </w:pPr>
+      <w:r>
+        <w:rPr>
+          <w:w w:val="115"/>
+          <w:sz w:val="24"/>
+          <w:szCs w:val="24"/>
+          <w:lang w:val="en-IN"/>
+        </w:rPr>
+        <w:t>Robust Input Validation and User Feedback</w:t>
       </w:r>
     </w:p>
     <w:p>
@@ -30251,11 +31432,111 @@
         <w:spacing w:line="360" w:lineRule="auto"/>
         <w:rPr>
           <w:b w:val="0"/>
-          <w:w w:val="115"/>
-          <w:sz w:val="24"/>
-          <w:szCs w:val="24"/>
-        </w:rPr>
-      </w:pPr>
+          <w:bCs/>
+          <w:w w:val="115"/>
+          <w:sz w:val="24"/>
+          <w:szCs w:val="24"/>
+          <w:lang w:val="en-IN"/>
+        </w:rPr>
+      </w:pPr>
+      <w:r>
+        <w:rPr>
+          <w:b w:val="0"/>
+          <w:bCs/>
+          <w:w w:val="115"/>
+          <w:sz w:val="24"/>
+          <w:szCs w:val="24"/>
+          <w:lang w:val="en-IN"/>
+        </w:rPr>
+        <w:t>The system incorporated rigorous input validation mechanisms to handle user prompts with care and precision. Specifically:</w:t>
+      </w:r>
+    </w:p>
+    <w:p>
+      <w:pPr>
+        <w:pStyle w:val="ChapterTitle"/>
+        <w:numPr>
+          <w:ilvl w:val="0"/>
+          <w:numId w:val="57"/>
+        </w:numPr>
+        <w:spacing w:line="360" w:lineRule="auto"/>
+        <w:rPr>
+          <w:b w:val="0"/>
+          <w:bCs/>
+          <w:w w:val="115"/>
+          <w:sz w:val="24"/>
+          <w:szCs w:val="24"/>
+          <w:lang w:val="en-IN"/>
+        </w:rPr>
+      </w:pPr>
+      <w:r>
+        <w:rPr>
+          <w:b w:val="0"/>
+          <w:bCs/>
+          <w:w w:val="115"/>
+          <w:sz w:val="24"/>
+          <w:szCs w:val="24"/>
+          <w:lang w:val="en-IN"/>
+        </w:rPr>
+        <w:t>Blank or whitespace-only prompts were detected and blocked from submission.</w:t>
+      </w:r>
+    </w:p>
+    <w:p>
+      <w:pPr>
+        <w:pStyle w:val="ChapterTitle"/>
+        <w:numPr>
+          <w:ilvl w:val="0"/>
+          <w:numId w:val="57"/>
+        </w:numPr>
+        <w:spacing w:line="360" w:lineRule="auto"/>
+        <w:rPr>
+          <w:b w:val="0"/>
+          <w:bCs/>
+          <w:w w:val="115"/>
+          <w:sz w:val="24"/>
+          <w:szCs w:val="24"/>
+          <w:lang w:val="en-IN"/>
+        </w:rPr>
+      </w:pPr>
+      <w:r>
+        <w:rPr>
+          <w:b w:val="0"/>
+          <w:bCs/>
+          <w:w w:val="115"/>
+          <w:sz w:val="24"/>
+          <w:szCs w:val="24"/>
+          <w:lang w:val="en-IN"/>
+        </w:rPr>
+        <w:t>Informative and context-aware warning messages were displayed, keeping the user informed and reducing friction during interaction.</w:t>
+      </w:r>
+    </w:p>
+    <w:p>
+      <w:pPr>
+        <w:pStyle w:val="ChapterTitle"/>
+        <w:numPr>
+          <w:ilvl w:val="0"/>
+          <w:numId w:val="57"/>
+        </w:numPr>
+        <w:spacing w:line="360" w:lineRule="auto"/>
+        <w:rPr>
+          <w:b w:val="0"/>
+          <w:bCs/>
+          <w:w w:val="115"/>
+          <w:sz w:val="24"/>
+          <w:szCs w:val="24"/>
+          <w:lang w:val="en-IN"/>
+        </w:rPr>
+      </w:pPr>
+      <w:r>
+        <w:rPr>
+          <w:b w:val="0"/>
+          <w:bCs/>
+          <w:w w:val="115"/>
+          <w:sz w:val="24"/>
+          <w:szCs w:val="24"/>
+          <w:lang w:val="en-IN"/>
+        </w:rPr>
+        <w:t>Edge cases such as extremely short or nonsensical input were gracefully handled, maintaining the quality and relevance of downstream outputs.</w:t>
+      </w:r>
     </w:p>
     <w:p>
       <w:pPr>
@@ -30263,19 +31544,45 @@
         <w:spacing w:line="360" w:lineRule="auto"/>
         <w:rPr>
           <w:b w:val="0"/>
-          <w:w w:val="115"/>
-          <w:sz w:val="24"/>
-          <w:szCs w:val="24"/>
+          <w:bCs/>
+          <w:w w:val="115"/>
+          <w:sz w:val="24"/>
+          <w:szCs w:val="24"/>
+          <w:lang w:val="en-IN"/>
         </w:rPr>
       </w:pPr>
       <w:r>
         <w:rPr>
           <w:b w:val="0"/>
-          <w:w w:val="115"/>
-          <w:sz w:val="24"/>
-          <w:szCs w:val="24"/>
-        </w:rPr>
-        <w:t>The voiceover generation component, built using EdgeTTS, consistently produced high-quality, natural-sounding audio from generated scripts. Multiple language and voice options were tested, and the output played seamlessly using the built-in audio player. The system handled different text lengths and voice configurations with minimal latency.</w:t>
+          <w:bCs/>
+          <w:w w:val="115"/>
+          <w:sz w:val="24"/>
+          <w:szCs w:val="24"/>
+          <w:lang w:val="en-IN"/>
+        </w:rPr>
+        <w:lastRenderedPageBreak/>
+        <w:t>This validation layer enhanced the reliability of the overall system while promoting a more guided and supportive user experience.</w:t>
+      </w:r>
+    </w:p>
+    <w:p>
+      <w:pPr>
+        <w:pStyle w:val="ChapterTitle"/>
+        <w:spacing w:after="0" w:line="360" w:lineRule="auto"/>
+        <w:rPr>
+          <w:w w:val="115"/>
+          <w:sz w:val="24"/>
+          <w:szCs w:val="24"/>
+          <w:lang w:val="en-IN"/>
+        </w:rPr>
+      </w:pPr>
+      <w:r>
+        <w:rPr>
+          <w:w w:val="115"/>
+          <w:sz w:val="24"/>
+          <w:szCs w:val="24"/>
+          <w:lang w:val="en-IN"/>
+        </w:rPr>
+        <w:t>Voiceover Generation via EdgeTTS</w:t>
       </w:r>
     </w:p>
     <w:p>
@@ -30284,11 +31591,140 @@
         <w:spacing w:line="360" w:lineRule="auto"/>
         <w:rPr>
           <w:b w:val="0"/>
-          <w:w w:val="115"/>
-          <w:sz w:val="24"/>
-          <w:szCs w:val="24"/>
-        </w:rPr>
-      </w:pPr>
+          <w:bCs/>
+          <w:w w:val="115"/>
+          <w:sz w:val="24"/>
+          <w:szCs w:val="24"/>
+          <w:lang w:val="en-IN"/>
+        </w:rPr>
+      </w:pPr>
+      <w:r>
+        <w:rPr>
+          <w:b w:val="0"/>
+          <w:bCs/>
+          <w:w w:val="115"/>
+          <w:sz w:val="24"/>
+          <w:szCs w:val="24"/>
+          <w:lang w:val="en-IN"/>
+        </w:rPr>
+        <w:t>The voice synthesis component was powered by EdgeTTS, a high-performance text-to-speech engine. Testing across a variety of scripts and voice configurations demonstrated the following:</w:t>
+      </w:r>
+    </w:p>
+    <w:p>
+      <w:pPr>
+        <w:pStyle w:val="ChapterTitle"/>
+        <w:numPr>
+          <w:ilvl w:val="0"/>
+          <w:numId w:val="58"/>
+        </w:numPr>
+        <w:spacing w:line="360" w:lineRule="auto"/>
+        <w:rPr>
+          <w:b w:val="0"/>
+          <w:bCs/>
+          <w:w w:val="115"/>
+          <w:sz w:val="24"/>
+          <w:szCs w:val="24"/>
+          <w:lang w:val="en-IN"/>
+        </w:rPr>
+      </w:pPr>
+      <w:r>
+        <w:rPr>
+          <w:b w:val="0"/>
+          <w:bCs/>
+          <w:w w:val="115"/>
+          <w:sz w:val="24"/>
+          <w:szCs w:val="24"/>
+          <w:lang w:val="en-IN"/>
+        </w:rPr>
+        <w:t>The output audio was consistently natural, clear, and expressive, mimicking human speech with high fidelity.</w:t>
+      </w:r>
+    </w:p>
+    <w:p>
+      <w:pPr>
+        <w:pStyle w:val="ChapterTitle"/>
+        <w:numPr>
+          <w:ilvl w:val="0"/>
+          <w:numId w:val="58"/>
+        </w:numPr>
+        <w:spacing w:line="360" w:lineRule="auto"/>
+        <w:rPr>
+          <w:b w:val="0"/>
+          <w:bCs/>
+          <w:w w:val="115"/>
+          <w:sz w:val="24"/>
+          <w:szCs w:val="24"/>
+          <w:lang w:val="en-IN"/>
+        </w:rPr>
+      </w:pPr>
+      <w:r>
+        <w:rPr>
+          <w:b w:val="0"/>
+          <w:bCs/>
+          <w:w w:val="115"/>
+          <w:sz w:val="24"/>
+          <w:szCs w:val="24"/>
+          <w:lang w:val="en-IN"/>
+        </w:rPr>
+        <w:t>Multiple languages and voice personas (male/female, regional accents, etc.) were tested, all delivering accurate and pleasant results.</w:t>
+      </w:r>
+    </w:p>
+    <w:p>
+      <w:pPr>
+        <w:pStyle w:val="ChapterTitle"/>
+        <w:numPr>
+          <w:ilvl w:val="0"/>
+          <w:numId w:val="58"/>
+        </w:numPr>
+        <w:spacing w:line="360" w:lineRule="auto"/>
+        <w:rPr>
+          <w:b w:val="0"/>
+          <w:bCs/>
+          <w:w w:val="115"/>
+          <w:sz w:val="24"/>
+          <w:szCs w:val="24"/>
+          <w:lang w:val="en-IN"/>
+        </w:rPr>
+      </w:pPr>
+      <w:r>
+        <w:rPr>
+          <w:b w:val="0"/>
+          <w:bCs/>
+          <w:w w:val="115"/>
+          <w:sz w:val="24"/>
+          <w:szCs w:val="24"/>
+          <w:lang w:val="en-IN"/>
+        </w:rPr>
+        <w:t>Playback was seamlessly integrated via Streamlit’s built-in audio player, ensuring users could instantly preview generated voiceovers.</w:t>
+      </w:r>
+    </w:p>
+    <w:p>
+      <w:pPr>
+        <w:pStyle w:val="ChapterTitle"/>
+        <w:numPr>
+          <w:ilvl w:val="0"/>
+          <w:numId w:val="58"/>
+        </w:numPr>
+        <w:spacing w:line="360" w:lineRule="auto"/>
+        <w:rPr>
+          <w:b w:val="0"/>
+          <w:bCs/>
+          <w:w w:val="115"/>
+          <w:sz w:val="24"/>
+          <w:szCs w:val="24"/>
+          <w:lang w:val="en-IN"/>
+        </w:rPr>
+      </w:pPr>
+      <w:r>
+        <w:rPr>
+          <w:b w:val="0"/>
+          <w:bCs/>
+          <w:w w:val="115"/>
+          <w:sz w:val="24"/>
+          <w:szCs w:val="24"/>
+          <w:lang w:val="en-IN"/>
+        </w:rPr>
+        <w:t>Latency was minimal, even for longer scripts, validating the system's readiness for production-level usage.</w:t>
+      </w:r>
     </w:p>
     <w:p>
       <w:pPr>
@@ -30296,19 +31732,44 @@
         <w:spacing w:line="360" w:lineRule="auto"/>
         <w:rPr>
           <w:b w:val="0"/>
-          <w:w w:val="115"/>
-          <w:sz w:val="24"/>
-          <w:szCs w:val="24"/>
+          <w:bCs/>
+          <w:w w:val="115"/>
+          <w:sz w:val="24"/>
+          <w:szCs w:val="24"/>
+          <w:lang w:val="en-IN"/>
         </w:rPr>
       </w:pPr>
       <w:r>
         <w:rPr>
           <w:b w:val="0"/>
-          <w:w w:val="115"/>
-          <w:sz w:val="24"/>
-          <w:szCs w:val="24"/>
-        </w:rPr>
-        <w:t>Caption generation using the Whisper model produced well-aligned, timed subtitles with high accuracy. The output maintained synchronization with both the voiceover and video footage, improving video accessibility and enhancing viewer experience.</w:t>
+          <w:bCs/>
+          <w:w w:val="115"/>
+          <w:sz w:val="24"/>
+          <w:szCs w:val="24"/>
+          <w:lang w:val="en-IN"/>
+        </w:rPr>
+        <w:t>This module significantly enriched the video content, adding a professional touch to the automatically generated narrations.</w:t>
+      </w:r>
+    </w:p>
+    <w:p>
+      <w:pPr>
+        <w:pStyle w:val="ChapterTitle"/>
+        <w:spacing w:after="0" w:line="360" w:lineRule="auto"/>
+        <w:rPr>
+          <w:w w:val="115"/>
+          <w:sz w:val="24"/>
+          <w:szCs w:val="24"/>
+          <w:lang w:val="en-IN"/>
+        </w:rPr>
+      </w:pPr>
+      <w:r>
+        <w:rPr>
+          <w:w w:val="115"/>
+          <w:sz w:val="24"/>
+          <w:szCs w:val="24"/>
+          <w:lang w:val="en-IN"/>
+        </w:rPr>
+        <w:t>Accurate and Aligned Captioning via Whisper</w:t>
       </w:r>
     </w:p>
     <w:p>
@@ -30317,47 +31778,547 @@
         <w:spacing w:line="360" w:lineRule="auto"/>
         <w:rPr>
           <w:b w:val="0"/>
-          <w:w w:val="115"/>
-          <w:sz w:val="24"/>
-          <w:szCs w:val="24"/>
-        </w:rPr>
-      </w:pPr>
+          <w:bCs/>
+          <w:w w:val="115"/>
+          <w:sz w:val="24"/>
+          <w:szCs w:val="24"/>
+          <w:lang w:val="en-IN"/>
+        </w:rPr>
+      </w:pPr>
+      <w:r>
+        <w:rPr>
+          <w:b w:val="0"/>
+          <w:bCs/>
+          <w:w w:val="115"/>
+          <w:sz w:val="24"/>
+          <w:szCs w:val="24"/>
+          <w:lang w:val="en-IN"/>
+        </w:rPr>
+        <w:t>Subtitles were generated using OpenAI’s Whisper model, known for its state-of-the-art speech recognition capabilities. Key findings from this module include:</w:t>
+      </w:r>
+    </w:p>
+    <w:p>
+      <w:pPr>
+        <w:pStyle w:val="ChapterTitle"/>
+        <w:numPr>
+          <w:ilvl w:val="0"/>
+          <w:numId w:val="59"/>
+        </w:numPr>
+        <w:spacing w:line="360" w:lineRule="auto"/>
+        <w:rPr>
+          <w:b w:val="0"/>
+          <w:bCs/>
+          <w:w w:val="115"/>
+          <w:sz w:val="24"/>
+          <w:szCs w:val="24"/>
+          <w:lang w:val="en-IN"/>
+        </w:rPr>
+      </w:pPr>
+      <w:r>
+        <w:rPr>
+          <w:b w:val="0"/>
+          <w:bCs/>
+          <w:w w:val="115"/>
+          <w:sz w:val="24"/>
+          <w:szCs w:val="24"/>
+          <w:lang w:val="en-IN"/>
+        </w:rPr>
+        <w:t>Captions were highly accurate, with correct transcription even in cases of long or complex script content.</w:t>
+      </w:r>
+    </w:p>
+    <w:p>
+      <w:pPr>
+        <w:pStyle w:val="ChapterTitle"/>
+        <w:numPr>
+          <w:ilvl w:val="0"/>
+          <w:numId w:val="59"/>
+        </w:numPr>
+        <w:spacing w:line="360" w:lineRule="auto"/>
+        <w:rPr>
+          <w:b w:val="0"/>
+          <w:bCs/>
+          <w:w w:val="115"/>
+          <w:sz w:val="24"/>
+          <w:szCs w:val="24"/>
+          <w:lang w:val="en-IN"/>
+        </w:rPr>
+      </w:pPr>
+      <w:r>
+        <w:rPr>
+          <w:b w:val="0"/>
+          <w:bCs/>
+          <w:w w:val="115"/>
+          <w:sz w:val="24"/>
+          <w:szCs w:val="24"/>
+          <w:lang w:val="en-IN"/>
+        </w:rPr>
+        <w:t>Time alignment between the voiceover and the captions was well-maintained, ensuring synchrony and readability.</w:t>
+      </w:r>
+    </w:p>
+    <w:p>
+      <w:pPr>
+        <w:pStyle w:val="ChapterTitle"/>
+        <w:numPr>
+          <w:ilvl w:val="0"/>
+          <w:numId w:val="59"/>
+        </w:numPr>
+        <w:spacing w:line="360" w:lineRule="auto"/>
+        <w:rPr>
+          <w:b w:val="0"/>
+          <w:bCs/>
+          <w:w w:val="115"/>
+          <w:sz w:val="24"/>
+          <w:szCs w:val="24"/>
+          <w:lang w:val="en-IN"/>
+        </w:rPr>
+      </w:pPr>
+      <w:r>
+        <w:rPr>
+          <w:b w:val="0"/>
+          <w:bCs/>
+          <w:w w:val="115"/>
+          <w:sz w:val="24"/>
+          <w:szCs w:val="24"/>
+          <w:lang w:val="en-IN"/>
+        </w:rPr>
+        <w:t>The integration of subtitles not only improved accessibility for hearing-impaired users but also enhanced the clarity and impact of the final video.</w:t>
+      </w:r>
+    </w:p>
+    <w:p>
+      <w:pPr>
+        <w:pStyle w:val="ChapterTitle"/>
+        <w:numPr>
+          <w:ilvl w:val="0"/>
+          <w:numId w:val="59"/>
+        </w:numPr>
+        <w:spacing w:line="360" w:lineRule="auto"/>
+        <w:rPr>
+          <w:b w:val="0"/>
+          <w:bCs/>
+          <w:w w:val="115"/>
+          <w:sz w:val="24"/>
+          <w:szCs w:val="24"/>
+          <w:lang w:val="en-IN"/>
+        </w:rPr>
+      </w:pPr>
+      <w:r>
+        <w:rPr>
+          <w:b w:val="0"/>
+          <w:bCs/>
+          <w:w w:val="115"/>
+          <w:sz w:val="24"/>
+          <w:szCs w:val="24"/>
+          <w:lang w:val="en-IN"/>
+        </w:rPr>
+        <w:t>No significant desynchronization or misinterpretation issues were observed across multiple test runs.</w:t>
+      </w:r>
     </w:p>
     <w:p>
       <w:pPr>
         <w:pStyle w:val="ChapterTitle"/>
         <w:spacing w:line="360" w:lineRule="auto"/>
+        <w:ind w:left="360"/>
         <w:rPr>
           <w:b w:val="0"/>
-          <w:w w:val="115"/>
-          <w:sz w:val="24"/>
-          <w:szCs w:val="24"/>
-        </w:rPr>
-      </w:pPr>
-      <w:r>
-        <w:rPr>
-          <w:b w:val="0"/>
-          <w:w w:val="115"/>
-          <w:sz w:val="24"/>
-          <w:szCs w:val="24"/>
-        </w:rPr>
-        <w:t>The video generation workflow correctly executed all dependent modules — including keyword extraction, video clip retrieval from Pexels, merging of empty video intervals, and final rendering using MoviePy and FFmpeg. The resulting videos reflected coherent narration, synchronized captions, and visually relevant backgrounds, validating the correctness and robustness of the AI-driven automation pipeline.</w:t>
-      </w:r>
-      <w:r>
-        <w:rPr>
-          <w:b w:val="0"/>
-          <w:w w:val="115"/>
-          <w:sz w:val="24"/>
-          <w:szCs w:val="24"/>
-        </w:rPr>
-        <w:t>.</w:t>
-      </w:r>
+          <w:bCs/>
+          <w:w w:val="115"/>
+          <w:sz w:val="24"/>
+          <w:szCs w:val="24"/>
+          <w:lang w:val="en-IN"/>
+        </w:rPr>
+      </w:pPr>
     </w:p>
     <w:p>
       <w:pPr>
         <w:pStyle w:val="ChapterTitle"/>
         <w:spacing w:line="360" w:lineRule="auto"/>
         <w:rPr>
+          <w:w w:val="115"/>
+          <w:sz w:val="24"/>
+          <w:szCs w:val="24"/>
+          <w:lang w:val="en-IN"/>
+        </w:rPr>
+      </w:pPr>
+      <w:r>
+        <w:rPr>
+          <w:w w:val="115"/>
+          <w:sz w:val="24"/>
+          <w:szCs w:val="24"/>
+          <w:lang w:val="en-IN"/>
+        </w:rPr>
+        <w:lastRenderedPageBreak/>
+        <w:t>Automated Video Compilation and Rendering</w:t>
+      </w:r>
+    </w:p>
+    <w:p>
+      <w:pPr>
+        <w:pStyle w:val="ChapterTitle"/>
+        <w:spacing w:line="360" w:lineRule="auto"/>
+        <w:rPr>
+          <w:b w:val="0"/>
+          <w:bCs/>
+          <w:w w:val="115"/>
+          <w:sz w:val="24"/>
+          <w:szCs w:val="24"/>
+          <w:lang w:val="en-IN"/>
+        </w:rPr>
+      </w:pPr>
+      <w:r>
+        <w:rPr>
+          <w:b w:val="0"/>
+          <w:bCs/>
+          <w:w w:val="115"/>
+          <w:sz w:val="24"/>
+          <w:szCs w:val="24"/>
+          <w:lang w:val="en-IN"/>
+        </w:rPr>
+        <w:t>The final video assembly was executed via a modular pipeline incorporating:</w:t>
+      </w:r>
+    </w:p>
+    <w:p>
+      <w:pPr>
+        <w:pStyle w:val="ChapterTitle"/>
+        <w:numPr>
+          <w:ilvl w:val="0"/>
+          <w:numId w:val="60"/>
+        </w:numPr>
+        <w:spacing w:line="360" w:lineRule="auto"/>
+        <w:rPr>
+          <w:b w:val="0"/>
+          <w:bCs/>
+          <w:w w:val="115"/>
+          <w:sz w:val="24"/>
+          <w:szCs w:val="24"/>
+          <w:lang w:val="en-IN"/>
+        </w:rPr>
+      </w:pPr>
+      <w:r>
+        <w:rPr>
+          <w:b w:val="0"/>
+          <w:bCs/>
+          <w:w w:val="115"/>
+          <w:sz w:val="24"/>
+          <w:szCs w:val="24"/>
+          <w:lang w:val="en-IN"/>
+        </w:rPr>
+        <w:t>Keyword Extraction from generated scripts</w:t>
+      </w:r>
+    </w:p>
+    <w:p>
+      <w:pPr>
+        <w:pStyle w:val="ChapterTitle"/>
+        <w:numPr>
+          <w:ilvl w:val="0"/>
+          <w:numId w:val="60"/>
+        </w:numPr>
+        <w:spacing w:line="360" w:lineRule="auto"/>
+        <w:rPr>
+          <w:b w:val="0"/>
+          <w:bCs/>
+          <w:w w:val="115"/>
+          <w:sz w:val="24"/>
+          <w:szCs w:val="24"/>
+          <w:lang w:val="en-IN"/>
+        </w:rPr>
+      </w:pPr>
+      <w:r>
+        <w:rPr>
+          <w:b w:val="0"/>
+          <w:bCs/>
+          <w:w w:val="115"/>
+          <w:sz w:val="24"/>
+          <w:szCs w:val="24"/>
+          <w:lang w:val="en-IN"/>
+        </w:rPr>
+        <w:t>Video Retrieval using the Pexels API</w:t>
+      </w:r>
+    </w:p>
+    <w:p>
+      <w:pPr>
+        <w:pStyle w:val="ChapterTitle"/>
+        <w:numPr>
+          <w:ilvl w:val="0"/>
+          <w:numId w:val="60"/>
+        </w:numPr>
+        <w:spacing w:line="360" w:lineRule="auto"/>
+        <w:rPr>
+          <w:b w:val="0"/>
+          <w:bCs/>
+          <w:w w:val="115"/>
+          <w:sz w:val="24"/>
+          <w:szCs w:val="24"/>
+          <w:lang w:val="en-IN"/>
+        </w:rPr>
+      </w:pPr>
+      <w:r>
+        <w:rPr>
+          <w:b w:val="0"/>
+          <w:bCs/>
+          <w:w w:val="115"/>
+          <w:sz w:val="24"/>
+          <w:szCs w:val="24"/>
+          <w:lang w:val="en-IN"/>
+        </w:rPr>
+        <w:t>Interval Stitching to merge or trim empty video segments</w:t>
+      </w:r>
+    </w:p>
+    <w:p>
+      <w:pPr>
+        <w:pStyle w:val="ChapterTitle"/>
+        <w:numPr>
+          <w:ilvl w:val="0"/>
+          <w:numId w:val="60"/>
+        </w:numPr>
+        <w:spacing w:line="360" w:lineRule="auto"/>
+        <w:rPr>
+          <w:b w:val="0"/>
+          <w:bCs/>
+          <w:w w:val="115"/>
+          <w:sz w:val="24"/>
+          <w:szCs w:val="24"/>
+          <w:lang w:val="en-IN"/>
+        </w:rPr>
+      </w:pPr>
+      <w:r>
+        <w:rPr>
+          <w:b w:val="0"/>
+          <w:bCs/>
+          <w:w w:val="115"/>
+          <w:sz w:val="24"/>
+          <w:szCs w:val="24"/>
+          <w:lang w:val="en-IN"/>
+        </w:rPr>
+        <w:t>Rendering and Export via MoviePy and FFmpeg</w:t>
+      </w:r>
+    </w:p>
+    <w:p>
+      <w:pPr>
+        <w:pStyle w:val="ChapterTitle"/>
+        <w:spacing w:line="360" w:lineRule="auto"/>
+        <w:rPr>
+          <w:b w:val="0"/>
+          <w:bCs/>
+          <w:w w:val="115"/>
+          <w:sz w:val="24"/>
+          <w:szCs w:val="24"/>
+          <w:lang w:val="en-IN"/>
+        </w:rPr>
+      </w:pPr>
+      <w:r>
+        <w:rPr>
+          <w:b w:val="0"/>
+          <w:bCs/>
+          <w:w w:val="115"/>
+          <w:sz w:val="24"/>
+          <w:szCs w:val="24"/>
+          <w:lang w:val="en-IN"/>
+        </w:rPr>
+        <w:t>This automated pipeline performed with high consistency, producing videos that were:</w:t>
+      </w:r>
+    </w:p>
+    <w:p>
+      <w:pPr>
+        <w:pStyle w:val="ChapterTitle"/>
+        <w:numPr>
+          <w:ilvl w:val="0"/>
+          <w:numId w:val="61"/>
+        </w:numPr>
+        <w:spacing w:line="360" w:lineRule="auto"/>
+        <w:rPr>
+          <w:b w:val="0"/>
+          <w:bCs/>
+          <w:w w:val="115"/>
+          <w:sz w:val="24"/>
+          <w:szCs w:val="24"/>
+          <w:lang w:val="en-IN"/>
+        </w:rPr>
+      </w:pPr>
+      <w:r>
+        <w:rPr>
+          <w:b w:val="0"/>
+          <w:bCs/>
+          <w:w w:val="115"/>
+          <w:sz w:val="24"/>
+          <w:szCs w:val="24"/>
+          <w:lang w:val="en-IN"/>
+        </w:rPr>
+        <w:t>Visually engaging, with relevant clips matching the narration context</w:t>
+      </w:r>
+    </w:p>
+    <w:p>
+      <w:pPr>
+        <w:pStyle w:val="ChapterTitle"/>
+        <w:numPr>
+          <w:ilvl w:val="0"/>
+          <w:numId w:val="61"/>
+        </w:numPr>
+        <w:spacing w:line="360" w:lineRule="auto"/>
+        <w:rPr>
+          <w:b w:val="0"/>
+          <w:bCs/>
+          <w:w w:val="115"/>
+          <w:sz w:val="24"/>
+          <w:szCs w:val="24"/>
+          <w:lang w:val="en-IN"/>
+        </w:rPr>
+      </w:pPr>
+      <w:r>
+        <w:rPr>
+          <w:b w:val="0"/>
+          <w:bCs/>
+          <w:w w:val="115"/>
+          <w:sz w:val="24"/>
+          <w:szCs w:val="24"/>
+          <w:lang w:val="en-IN"/>
+        </w:rPr>
+        <w:t>Synchronized across visuals, captions, and audio</w:t>
+      </w:r>
+    </w:p>
+    <w:p>
+      <w:pPr>
+        <w:pStyle w:val="ChapterTitle"/>
+        <w:numPr>
+          <w:ilvl w:val="0"/>
+          <w:numId w:val="61"/>
+        </w:numPr>
+        <w:spacing w:line="360" w:lineRule="auto"/>
+        <w:rPr>
+          <w:b w:val="0"/>
+          <w:bCs/>
+          <w:w w:val="115"/>
+          <w:sz w:val="24"/>
+          <w:szCs w:val="24"/>
+          <w:lang w:val="en-IN"/>
+        </w:rPr>
+      </w:pPr>
+      <w:r>
+        <w:rPr>
+          <w:b w:val="0"/>
+          <w:bCs/>
+          <w:w w:val="115"/>
+          <w:sz w:val="24"/>
+          <w:szCs w:val="24"/>
+          <w:lang w:val="en-IN"/>
+        </w:rPr>
+        <w:t>Rendered in suitable formats with optimized resolution and bitrate settings</w:t>
+      </w:r>
+    </w:p>
+    <w:p>
+      <w:pPr>
+        <w:pStyle w:val="ChapterTitle"/>
+        <w:spacing w:line="360" w:lineRule="auto"/>
+        <w:rPr>
+          <w:b w:val="0"/>
+          <w:bCs/>
+          <w:w w:val="115"/>
+          <w:sz w:val="24"/>
+          <w:szCs w:val="24"/>
+          <w:lang w:val="en-IN"/>
+        </w:rPr>
+      </w:pPr>
+      <w:r>
+        <w:rPr>
+          <w:b w:val="0"/>
+          <w:bCs/>
+          <w:w w:val="115"/>
+          <w:sz w:val="24"/>
+          <w:szCs w:val="24"/>
+          <w:lang w:val="en-IN"/>
+        </w:rPr>
+        <w:t>The system also managed exception handling during video merging, such as missing footage or formatting discrepancies, ensuring robustness and minimal downtime.</w:t>
+      </w:r>
+    </w:p>
+    <w:p>
+      <w:pPr>
+        <w:pStyle w:val="ChapterTitle"/>
+        <w:spacing w:line="360" w:lineRule="auto"/>
+        <w:rPr>
+          <w:b w:val="0"/>
+          <w:bCs/>
+          <w:w w:val="115"/>
+          <w:sz w:val="24"/>
+          <w:szCs w:val="24"/>
+          <w:lang w:val="en-IN"/>
+        </w:rPr>
+      </w:pPr>
+      <w:r>
+        <w:rPr>
+          <w:b w:val="0"/>
+          <w:bCs/>
+          <w:w w:val="115"/>
+          <w:sz w:val="24"/>
+          <w:szCs w:val="24"/>
+          <w:lang w:val="en-IN"/>
+        </w:rPr>
+        <w:t>The AI-Driven Automated Video Generator proved to be a fully functional, stable, and user-centric solution for end-to-end content automation. Each module was tested under realistic conditions, and the integrated system demonstrated strong cohesion across the workflow. The platform’s architecture enables scalable enhancements, such as additional voice models, multilingual support, custom branding, or export templates, making it suitable for use in education, content marketing, and social media automation.</w:t>
+      </w:r>
+    </w:p>
+    <w:p>
+      <w:pPr>
+        <w:pStyle w:val="ChapterTitle"/>
+        <w:spacing w:line="360" w:lineRule="auto"/>
+        <w:rPr>
+          <w:b w:val="0"/>
+          <w:bCs/>
+          <w:w w:val="115"/>
+          <w:sz w:val="24"/>
+          <w:szCs w:val="24"/>
+          <w:lang w:val="en-IN"/>
+        </w:rPr>
+      </w:pPr>
+      <w:r>
+        <w:rPr>
+          <w:b w:val="0"/>
+          <w:bCs/>
+          <w:w w:val="115"/>
+          <w:sz w:val="24"/>
+          <w:szCs w:val="24"/>
+          <w:lang w:val="en-IN"/>
+        </w:rPr>
+        <w:t>By effectively bridging AI-based scripting, voice synthesis, captioning, and video creation, the system lays the groundwork for democratizing high-quality video content production with minimal human effort.</w:t>
+      </w:r>
+    </w:p>
+    <w:p>
+      <w:pPr>
+        <w:pStyle w:val="ChapterTitle"/>
+        <w:spacing w:line="360" w:lineRule="auto"/>
+        <w:rPr>
+          <w:b w:val="0"/>
+          <w:w w:val="115"/>
+          <w:sz w:val="24"/>
+          <w:szCs w:val="24"/>
+        </w:rPr>
+      </w:pPr>
+    </w:p>
+    <w:p>
+      <w:pPr>
+        <w:pStyle w:val="ChapterTitle"/>
+        <w:spacing w:line="360" w:lineRule="auto"/>
+        <w:rPr>
+          <w:b w:val="0"/>
+          <w:w w:val="115"/>
+          <w:sz w:val="24"/>
+          <w:szCs w:val="24"/>
+        </w:rPr>
+      </w:pPr>
+    </w:p>
+    <w:p>
+      <w:pPr>
+        <w:pStyle w:val="ChapterTitle"/>
+        <w:spacing w:line="360" w:lineRule="auto"/>
+        <w:rPr>
+          <w:b w:val="0"/>
+          <w:w w:val="115"/>
+          <w:sz w:val="24"/>
+          <w:szCs w:val="24"/>
+        </w:rPr>
+      </w:pPr>
+    </w:p>
+    <w:p>
+      <w:pPr>
+        <w:pStyle w:val="ChapterTitle"/>
+        <w:spacing w:line="360" w:lineRule="auto"/>
+        <w:rPr>
           <w:b w:val="0"/>
           <w:w w:val="115"/>
           <w:sz w:val="24"/>
@@ -30384,6 +32345,7 @@
           <w:szCs w:val="28"/>
           <w:lang w:val="en-IN"/>
         </w:rPr>
+        <w:lastRenderedPageBreak/>
         <w:t>6.</w:t>
       </w:r>
       <w:r>
@@ -30394,7 +32356,7 @@
           <w:szCs w:val="28"/>
           <w:lang w:val="en-IN"/>
         </w:rPr>
-        <w:t>4</w:t>
+        <w:t>3</w:t>
       </w:r>
       <w:r>
         <w:rPr>
@@ -30713,6 +32675,97 @@
         <w:spacing w:after="38" w:line="360" w:lineRule="auto"/>
         <w:jc w:val="both"/>
         <w:rPr>
+          <w:b/>
+          <w:bCs/>
+          <w:sz w:val="28"/>
+          <w:szCs w:val="28"/>
+          <w:lang w:val="en-IN"/>
+        </w:rPr>
+      </w:pPr>
+    </w:p>
+    <w:p>
+      <w:pPr>
+        <w:spacing w:after="38" w:line="360" w:lineRule="auto"/>
+        <w:jc w:val="both"/>
+        <w:rPr>
+          <w:b/>
+          <w:bCs/>
+          <w:sz w:val="28"/>
+          <w:szCs w:val="28"/>
+          <w:lang w:val="en-IN"/>
+        </w:rPr>
+      </w:pPr>
+    </w:p>
+    <w:p>
+      <w:pPr>
+        <w:spacing w:after="38" w:line="360" w:lineRule="auto"/>
+        <w:jc w:val="both"/>
+        <w:rPr>
+          <w:b/>
+          <w:bCs/>
+          <w:sz w:val="28"/>
+          <w:szCs w:val="28"/>
+          <w:lang w:val="en-IN"/>
+        </w:rPr>
+      </w:pPr>
+    </w:p>
+    <w:p>
+      <w:pPr>
+        <w:spacing w:after="38" w:line="360" w:lineRule="auto"/>
+        <w:jc w:val="both"/>
+        <w:rPr>
+          <w:b/>
+          <w:bCs/>
+          <w:sz w:val="28"/>
+          <w:szCs w:val="28"/>
+          <w:lang w:val="en-IN"/>
+        </w:rPr>
+      </w:pPr>
+    </w:p>
+    <w:p>
+      <w:pPr>
+        <w:spacing w:after="38" w:line="360" w:lineRule="auto"/>
+        <w:jc w:val="both"/>
+        <w:rPr>
+          <w:b/>
+          <w:bCs/>
+          <w:sz w:val="28"/>
+          <w:szCs w:val="28"/>
+          <w:lang w:val="en-IN"/>
+        </w:rPr>
+      </w:pPr>
+    </w:p>
+    <w:p>
+      <w:pPr>
+        <w:spacing w:after="38" w:line="360" w:lineRule="auto"/>
+        <w:jc w:val="both"/>
+        <w:rPr>
+          <w:b/>
+          <w:bCs/>
+          <w:sz w:val="28"/>
+          <w:szCs w:val="28"/>
+          <w:lang w:val="en-IN"/>
+        </w:rPr>
+      </w:pPr>
+    </w:p>
+    <w:p>
+      <w:pPr>
+        <w:spacing w:after="38" w:line="360" w:lineRule="auto"/>
+        <w:jc w:val="both"/>
+        <w:rPr>
+          <w:b/>
+          <w:bCs/>
+          <w:sz w:val="28"/>
+          <w:szCs w:val="28"/>
+          <w:lang w:val="en-IN"/>
+        </w:rPr>
+      </w:pPr>
+    </w:p>
+    <w:p>
+      <w:pPr>
+        <w:spacing w:after="38" w:line="360" w:lineRule="auto"/>
+        <w:jc w:val="both"/>
+        <w:rPr>
           <w:rFonts w:eastAsia="Segoe UI Symbol"/>
           <w:sz w:val="24"/>
           <w:szCs w:val="24"/>
@@ -31283,6 +33336,20 @@
         </w:rPr>
         <w:t>In summary, the AI-Driven Automated Video Generator exemplifies the fusion of artificial intelligence and media technology in a practical, impactful, and extensible application. It not only enhances productivity and creativity but also paves the way for the next generation of intelligent content creation systems.</w:t>
       </w:r>
+    </w:p>
+    <w:p>
+      <w:pPr>
+        <w:pStyle w:val="ChapterTitle"/>
+        <w:spacing w:line="360" w:lineRule="auto"/>
+        <w:rPr>
+          <w:b w:val="0"/>
+          <w:bCs/>
+          <w:w w:val="115"/>
+          <w:sz w:val="24"/>
+          <w:szCs w:val="24"/>
+          <w:lang w:val="en-IN"/>
+        </w:rPr>
+      </w:pPr>
     </w:p>
     <w:p>
       <w:pPr>
@@ -32216,7 +34283,7 @@
                 <w:spacing w:val="-5"/>
                 <w:sz w:val="24"/>
               </w:rPr>
-              <w:t>10</w:t>
+              <w:t>9</w:t>
             </w:r>
           </w:p>
         </w:tc>
@@ -32301,7 +34368,14 @@
                 <w:spacing w:val="-5"/>
                 <w:sz w:val="24"/>
               </w:rPr>
-              <w:t>11</w:t>
+              <w:t>1</w:t>
+            </w:r>
+            <w:r>
+              <w:rPr>
+                <w:spacing w:val="-5"/>
+                <w:sz w:val="24"/>
+              </w:rPr>
+              <w:t>0</w:t>
             </w:r>
           </w:p>
         </w:tc>
@@ -32379,7 +34453,14 @@
                 <w:spacing w:val="-5"/>
                 <w:sz w:val="24"/>
               </w:rPr>
-              <w:t>12</w:t>
+              <w:t>1</w:t>
+            </w:r>
+            <w:r>
+              <w:rPr>
+                <w:spacing w:val="-5"/>
+                <w:sz w:val="24"/>
+              </w:rPr>
+              <w:t>1</w:t>
             </w:r>
           </w:p>
         </w:tc>
@@ -32477,7 +34558,14 @@
                 <w:spacing w:val="-5"/>
                 <w:sz w:val="24"/>
               </w:rPr>
-              <w:t>13</w:t>
+              <w:t>1</w:t>
+            </w:r>
+            <w:r>
+              <w:rPr>
+                <w:spacing w:val="-5"/>
+                <w:sz w:val="24"/>
+              </w:rPr>
+              <w:t>2</w:t>
             </w:r>
           </w:p>
         </w:tc>
@@ -32569,7 +34657,7 @@
                 <w:spacing w:val="-5"/>
                 <w:sz w:val="24"/>
               </w:rPr>
-              <w:t>4</w:t>
+              <w:t>3</w:t>
             </w:r>
           </w:p>
         </w:tc>
@@ -32649,7 +34737,7 @@
                 <w:spacing w:val="-5"/>
                 <w:sz w:val="24"/>
               </w:rPr>
-              <w:t>5</w:t>
+              <w:t>4</w:t>
             </w:r>
           </w:p>
         </w:tc>
@@ -32657,10 +34745,25 @@
     </w:tbl>
     <w:p>
       <w:pPr>
-        <w:pStyle w:val="BodyText"/>
-        <w:rPr>
-          <w:b/>
-          <w:sz w:val="20"/>
+        <w:spacing w:before="75"/>
+        <w:ind w:right="1134"/>
+        <w:jc w:val="both"/>
+        <w:rPr>
+          <w:bCs/>
+          <w:sz w:val="24"/>
+          <w:szCs w:val="18"/>
+        </w:rPr>
+      </w:pPr>
+    </w:p>
+    <w:p>
+      <w:pPr>
+        <w:spacing w:before="75"/>
+        <w:ind w:right="1134"/>
+        <w:jc w:val="both"/>
+        <w:rPr>
+          <w:bCs/>
+          <w:sz w:val="24"/>
+          <w:szCs w:val="18"/>
         </w:rPr>
       </w:pPr>
     </w:p>
@@ -33950,7 +36053,6 @@
           <w:b/>
           <w:sz w:val="32"/>
         </w:rPr>
-        <w:lastRenderedPageBreak/>
         <w:t>LIST</w:t>
       </w:r>
       <w:r>
@@ -34154,6 +36256,12 @@
                 <w:sz w:val="24"/>
               </w:rPr>
             </w:pPr>
+            <w:r>
+              <w:rPr>
+                <w:sz w:val="24"/>
+              </w:rPr>
+              <w:t>1.</w:t>
+            </w:r>
           </w:p>
         </w:tc>
         <w:tc>
@@ -34201,14 +36309,7 @@
                 <w:spacing w:val="-5"/>
                 <w:sz w:val="24"/>
               </w:rPr>
-              <w:t>4</w:t>
-            </w:r>
-            <w:r>
-              <w:rPr>
-                <w:spacing w:val="-5"/>
-                <w:sz w:val="24"/>
-              </w:rPr>
-              <w:t>7</w:t>
+              <w:t>52</w:t>
             </w:r>
           </w:p>
         </w:tc>
@@ -34232,6 +36333,12 @@
                 <w:sz w:val="24"/>
               </w:rPr>
             </w:pPr>
+            <w:r>
+              <w:rPr>
+                <w:sz w:val="24"/>
+              </w:rPr>
+              <w:t>2.</w:t>
+            </w:r>
           </w:p>
         </w:tc>
         <w:tc>
@@ -34280,7 +36387,7 @@
                 <w:spacing w:val="-5"/>
                 <w:sz w:val="24"/>
               </w:rPr>
-              <w:t>47</w:t>
+              <w:t>53</w:t>
             </w:r>
           </w:p>
         </w:tc>
@@ -34304,6 +36411,12 @@
                 <w:sz w:val="24"/>
               </w:rPr>
             </w:pPr>
+            <w:r>
+              <w:rPr>
+                <w:sz w:val="24"/>
+              </w:rPr>
+              <w:t>3.</w:t>
+            </w:r>
           </w:p>
         </w:tc>
         <w:tc>
@@ -34352,7 +36465,7 @@
                 <w:spacing w:val="-5"/>
                 <w:sz w:val="24"/>
               </w:rPr>
-              <w:t>47</w:t>
+              <w:t>53</w:t>
             </w:r>
           </w:p>
         </w:tc>
@@ -34376,6 +36489,12 @@
                 <w:sz w:val="24"/>
               </w:rPr>
             </w:pPr>
+            <w:r>
+              <w:rPr>
+                <w:sz w:val="24"/>
+              </w:rPr>
+              <w:t>4.</w:t>
+            </w:r>
           </w:p>
         </w:tc>
         <w:tc>
@@ -34424,7 +36543,7 @@
                 <w:spacing w:val="-5"/>
                 <w:sz w:val="24"/>
               </w:rPr>
-              <w:t>47</w:t>
+              <w:t>54</w:t>
             </w:r>
           </w:p>
         </w:tc>
@@ -34448,6 +36567,12 @@
                 <w:sz w:val="24"/>
               </w:rPr>
             </w:pPr>
+            <w:r>
+              <w:rPr>
+                <w:sz w:val="24"/>
+              </w:rPr>
+              <w:t>5.</w:t>
+            </w:r>
           </w:p>
         </w:tc>
         <w:tc>
@@ -34496,7 +36621,7 @@
                 <w:spacing w:val="-5"/>
                 <w:sz w:val="24"/>
               </w:rPr>
-              <w:t>47</w:t>
+              <w:t>54</w:t>
             </w:r>
           </w:p>
         </w:tc>
@@ -34520,6 +36645,12 @@
                 <w:sz w:val="24"/>
               </w:rPr>
             </w:pPr>
+            <w:r>
+              <w:rPr>
+                <w:sz w:val="24"/>
+              </w:rPr>
+              <w:t>6.</w:t>
+            </w:r>
           </w:p>
         </w:tc>
         <w:tc>
@@ -34568,7 +36699,7 @@
                 <w:spacing w:val="-5"/>
                 <w:sz w:val="24"/>
               </w:rPr>
-              <w:t>47</w:t>
+              <w:t>55</w:t>
             </w:r>
           </w:p>
         </w:tc>
@@ -34592,6 +36723,12 @@
                 <w:sz w:val="24"/>
               </w:rPr>
             </w:pPr>
+            <w:r>
+              <w:rPr>
+                <w:sz w:val="24"/>
+              </w:rPr>
+              <w:t>7.</w:t>
+            </w:r>
           </w:p>
         </w:tc>
         <w:tc>
@@ -34640,7 +36777,7 @@
                 <w:spacing w:val="-5"/>
                 <w:sz w:val="24"/>
               </w:rPr>
-              <w:t>47</w:t>
+              <w:t>55</w:t>
             </w:r>
           </w:p>
         </w:tc>
@@ -38705,6 +40842,155 @@
     </w:lvl>
   </w:abstractNum>
   <w:abstractNum w:abstractNumId="30" w15:restartNumberingAfterBreak="0">
+    <w:nsid w:val="4CB91D9A"/>
+    <w:multiLevelType w:val="multilevel"/>
+    <w:tmpl w:val="A350E544"/>
+    <w:lvl w:ilvl="0">
+      <w:start w:val="1"/>
+      <w:numFmt w:val="bullet"/>
+      <w:lvlText w:val=""/>
+      <w:lvlJc w:val="left"/>
+      <w:pPr>
+        <w:tabs>
+          <w:tab w:val="num" w:pos="720"/>
+        </w:tabs>
+        <w:ind w:left="720" w:hanging="360"/>
+      </w:pPr>
+      <w:rPr>
+        <w:rFonts w:ascii="Symbol" w:hAnsi="Symbol" w:hint="default"/>
+        <w:sz w:val="20"/>
+      </w:rPr>
+    </w:lvl>
+    <w:lvl w:ilvl="1" w:tentative="1">
+      <w:start w:val="1"/>
+      <w:numFmt w:val="bullet"/>
+      <w:lvlText w:val="o"/>
+      <w:lvlJc w:val="left"/>
+      <w:pPr>
+        <w:tabs>
+          <w:tab w:val="num" w:pos="1440"/>
+        </w:tabs>
+        <w:ind w:left="1440" w:hanging="360"/>
+      </w:pPr>
+      <w:rPr>
+        <w:rFonts w:ascii="Courier New" w:hAnsi="Courier New" w:hint="default"/>
+        <w:sz w:val="20"/>
+      </w:rPr>
+    </w:lvl>
+    <w:lvl w:ilvl="2" w:tentative="1">
+      <w:start w:val="1"/>
+      <w:numFmt w:val="bullet"/>
+      <w:lvlText w:val=""/>
+      <w:lvlJc w:val="left"/>
+      <w:pPr>
+        <w:tabs>
+          <w:tab w:val="num" w:pos="2160"/>
+        </w:tabs>
+        <w:ind w:left="2160" w:hanging="360"/>
+      </w:pPr>
+      <w:rPr>
+        <w:rFonts w:ascii="Wingdings" w:hAnsi="Wingdings" w:hint="default"/>
+        <w:sz w:val="20"/>
+      </w:rPr>
+    </w:lvl>
+    <w:lvl w:ilvl="3" w:tentative="1">
+      <w:start w:val="1"/>
+      <w:numFmt w:val="bullet"/>
+      <w:lvlText w:val=""/>
+      <w:lvlJc w:val="left"/>
+      <w:pPr>
+        <w:tabs>
+          <w:tab w:val="num" w:pos="2880"/>
+        </w:tabs>
+        <w:ind w:left="2880" w:hanging="360"/>
+      </w:pPr>
+      <w:rPr>
+        <w:rFonts w:ascii="Wingdings" w:hAnsi="Wingdings" w:hint="default"/>
+        <w:sz w:val="20"/>
+      </w:rPr>
+    </w:lvl>
+    <w:lvl w:ilvl="4" w:tentative="1">
+      <w:start w:val="1"/>
+      <w:numFmt w:val="bullet"/>
+      <w:lvlText w:val=""/>
+      <w:lvlJc w:val="left"/>
+      <w:pPr>
+        <w:tabs>
+          <w:tab w:val="num" w:pos="3600"/>
+        </w:tabs>
+        <w:ind w:left="3600" w:hanging="360"/>
+      </w:pPr>
+      <w:rPr>
+        <w:rFonts w:ascii="Wingdings" w:hAnsi="Wingdings" w:hint="default"/>
+        <w:sz w:val="20"/>
+      </w:rPr>
+    </w:lvl>
+    <w:lvl w:ilvl="5" w:tentative="1">
+      <w:start w:val="1"/>
+      <w:numFmt w:val="bullet"/>
+      <w:lvlText w:val=""/>
+      <w:lvlJc w:val="left"/>
+      <w:pPr>
+        <w:tabs>
+          <w:tab w:val="num" w:pos="4320"/>
+        </w:tabs>
+        <w:ind w:left="4320" w:hanging="360"/>
+      </w:pPr>
+      <w:rPr>
+        <w:rFonts w:ascii="Wingdings" w:hAnsi="Wingdings" w:hint="default"/>
+        <w:sz w:val="20"/>
+      </w:rPr>
+    </w:lvl>
+    <w:lvl w:ilvl="6" w:tentative="1">
+      <w:start w:val="1"/>
+      <w:numFmt w:val="bullet"/>
+      <w:lvlText w:val=""/>
+      <w:lvlJc w:val="left"/>
+      <w:pPr>
+        <w:tabs>
+          <w:tab w:val="num" w:pos="5040"/>
+        </w:tabs>
+        <w:ind w:left="5040" w:hanging="360"/>
+      </w:pPr>
+      <w:rPr>
+        <w:rFonts w:ascii="Wingdings" w:hAnsi="Wingdings" w:hint="default"/>
+        <w:sz w:val="20"/>
+      </w:rPr>
+    </w:lvl>
+    <w:lvl w:ilvl="7" w:tentative="1">
+      <w:start w:val="1"/>
+      <w:numFmt w:val="bullet"/>
+      <w:lvlText w:val=""/>
+      <w:lvlJc w:val="left"/>
+      <w:pPr>
+        <w:tabs>
+          <w:tab w:val="num" w:pos="5760"/>
+        </w:tabs>
+        <w:ind w:left="5760" w:hanging="360"/>
+      </w:pPr>
+      <w:rPr>
+        <w:rFonts w:ascii="Wingdings" w:hAnsi="Wingdings" w:hint="default"/>
+        <w:sz w:val="20"/>
+      </w:rPr>
+    </w:lvl>
+    <w:lvl w:ilvl="8" w:tentative="1">
+      <w:start w:val="1"/>
+      <w:numFmt w:val="bullet"/>
+      <w:lvlText w:val=""/>
+      <w:lvlJc w:val="left"/>
+      <w:pPr>
+        <w:tabs>
+          <w:tab w:val="num" w:pos="6480"/>
+        </w:tabs>
+        <w:ind w:left="6480" w:hanging="360"/>
+      </w:pPr>
+      <w:rPr>
+        <w:rFonts w:ascii="Wingdings" w:hAnsi="Wingdings" w:hint="default"/>
+        <w:sz w:val="20"/>
+      </w:rPr>
+    </w:lvl>
+  </w:abstractNum>
+  <w:abstractNum w:abstractNumId="31" w15:restartNumberingAfterBreak="0">
     <w:nsid w:val="4ED50076"/>
     <w:multiLevelType w:val="multilevel"/>
     <w:tmpl w:val="8EFE48D6"/>
@@ -38849,7 +41135,7 @@
       </w:rPr>
     </w:lvl>
   </w:abstractNum>
-  <w:abstractNum w:abstractNumId="31" w15:restartNumberingAfterBreak="0">
+  <w:abstractNum w:abstractNumId="32" w15:restartNumberingAfterBreak="0">
     <w:nsid w:val="50883E1E"/>
     <w:multiLevelType w:val="multilevel"/>
     <w:tmpl w:val="6E4CDBB2"/>
@@ -38998,7 +41284,7 @@
       </w:rPr>
     </w:lvl>
   </w:abstractNum>
-  <w:abstractNum w:abstractNumId="32" w15:restartNumberingAfterBreak="0">
+  <w:abstractNum w:abstractNumId="33" w15:restartNumberingAfterBreak="0">
     <w:nsid w:val="50DB32F8"/>
     <w:multiLevelType w:val="hybridMultilevel"/>
     <w:tmpl w:val="312E0836"/>
@@ -39118,7 +41404,7 @@
       </w:rPr>
     </w:lvl>
   </w:abstractNum>
-  <w:abstractNum w:abstractNumId="33" w15:restartNumberingAfterBreak="0">
+  <w:abstractNum w:abstractNumId="34" w15:restartNumberingAfterBreak="0">
     <w:nsid w:val="51E04094"/>
     <w:multiLevelType w:val="multilevel"/>
     <w:tmpl w:val="5F00F070"/>
@@ -39242,7 +41528,7 @@
       </w:rPr>
     </w:lvl>
   </w:abstractNum>
-  <w:abstractNum w:abstractNumId="34" w15:restartNumberingAfterBreak="0">
+  <w:abstractNum w:abstractNumId="35" w15:restartNumberingAfterBreak="0">
     <w:nsid w:val="52D4515E"/>
     <w:multiLevelType w:val="multilevel"/>
     <w:tmpl w:val="D81E9FC2"/>
@@ -39391,7 +41677,7 @@
       </w:rPr>
     </w:lvl>
   </w:abstractNum>
-  <w:abstractNum w:abstractNumId="35" w15:restartNumberingAfterBreak="0">
+  <w:abstractNum w:abstractNumId="36" w15:restartNumberingAfterBreak="0">
     <w:nsid w:val="5388479B"/>
     <w:multiLevelType w:val="multilevel"/>
     <w:tmpl w:val="7B9ED9A0"/>
@@ -39511,7 +41797,7 @@
       </w:rPr>
     </w:lvl>
   </w:abstractNum>
-  <w:abstractNum w:abstractNumId="36" w15:restartNumberingAfterBreak="0">
+  <w:abstractNum w:abstractNumId="37" w15:restartNumberingAfterBreak="0">
     <w:nsid w:val="55BC5098"/>
     <w:multiLevelType w:val="multilevel"/>
     <w:tmpl w:val="25964C24"/>
@@ -39656,7 +41942,305 @@
       </w:rPr>
     </w:lvl>
   </w:abstractNum>
-  <w:abstractNum w:abstractNumId="37" w15:restartNumberingAfterBreak="0">
+  <w:abstractNum w:abstractNumId="38" w15:restartNumberingAfterBreak="0">
+    <w:nsid w:val="55F0322F"/>
+    <w:multiLevelType w:val="multilevel"/>
+    <w:tmpl w:val="E54AD3FE"/>
+    <w:lvl w:ilvl="0">
+      <w:start w:val="1"/>
+      <w:numFmt w:val="bullet"/>
+      <w:lvlText w:val=""/>
+      <w:lvlJc w:val="left"/>
+      <w:pPr>
+        <w:tabs>
+          <w:tab w:val="num" w:pos="720"/>
+        </w:tabs>
+        <w:ind w:left="720" w:hanging="360"/>
+      </w:pPr>
+      <w:rPr>
+        <w:rFonts w:ascii="Symbol" w:hAnsi="Symbol" w:hint="default"/>
+        <w:sz w:val="20"/>
+      </w:rPr>
+    </w:lvl>
+    <w:lvl w:ilvl="1" w:tentative="1">
+      <w:start w:val="1"/>
+      <w:numFmt w:val="bullet"/>
+      <w:lvlText w:val="o"/>
+      <w:lvlJc w:val="left"/>
+      <w:pPr>
+        <w:tabs>
+          <w:tab w:val="num" w:pos="1440"/>
+        </w:tabs>
+        <w:ind w:left="1440" w:hanging="360"/>
+      </w:pPr>
+      <w:rPr>
+        <w:rFonts w:ascii="Courier New" w:hAnsi="Courier New" w:hint="default"/>
+        <w:sz w:val="20"/>
+      </w:rPr>
+    </w:lvl>
+    <w:lvl w:ilvl="2" w:tentative="1">
+      <w:start w:val="1"/>
+      <w:numFmt w:val="bullet"/>
+      <w:lvlText w:val=""/>
+      <w:lvlJc w:val="left"/>
+      <w:pPr>
+        <w:tabs>
+          <w:tab w:val="num" w:pos="2160"/>
+        </w:tabs>
+        <w:ind w:left="2160" w:hanging="360"/>
+      </w:pPr>
+      <w:rPr>
+        <w:rFonts w:ascii="Wingdings" w:hAnsi="Wingdings" w:hint="default"/>
+        <w:sz w:val="20"/>
+      </w:rPr>
+    </w:lvl>
+    <w:lvl w:ilvl="3" w:tentative="1">
+      <w:start w:val="1"/>
+      <w:numFmt w:val="bullet"/>
+      <w:lvlText w:val=""/>
+      <w:lvlJc w:val="left"/>
+      <w:pPr>
+        <w:tabs>
+          <w:tab w:val="num" w:pos="2880"/>
+        </w:tabs>
+        <w:ind w:left="2880" w:hanging="360"/>
+      </w:pPr>
+      <w:rPr>
+        <w:rFonts w:ascii="Wingdings" w:hAnsi="Wingdings" w:hint="default"/>
+        <w:sz w:val="20"/>
+      </w:rPr>
+    </w:lvl>
+    <w:lvl w:ilvl="4" w:tentative="1">
+      <w:start w:val="1"/>
+      <w:numFmt w:val="bullet"/>
+      <w:lvlText w:val=""/>
+      <w:lvlJc w:val="left"/>
+      <w:pPr>
+        <w:tabs>
+          <w:tab w:val="num" w:pos="3600"/>
+        </w:tabs>
+        <w:ind w:left="3600" w:hanging="360"/>
+      </w:pPr>
+      <w:rPr>
+        <w:rFonts w:ascii="Wingdings" w:hAnsi="Wingdings" w:hint="default"/>
+        <w:sz w:val="20"/>
+      </w:rPr>
+    </w:lvl>
+    <w:lvl w:ilvl="5" w:tentative="1">
+      <w:start w:val="1"/>
+      <w:numFmt w:val="bullet"/>
+      <w:lvlText w:val=""/>
+      <w:lvlJc w:val="left"/>
+      <w:pPr>
+        <w:tabs>
+          <w:tab w:val="num" w:pos="4320"/>
+        </w:tabs>
+        <w:ind w:left="4320" w:hanging="360"/>
+      </w:pPr>
+      <w:rPr>
+        <w:rFonts w:ascii="Wingdings" w:hAnsi="Wingdings" w:hint="default"/>
+        <w:sz w:val="20"/>
+      </w:rPr>
+    </w:lvl>
+    <w:lvl w:ilvl="6" w:tentative="1">
+      <w:start w:val="1"/>
+      <w:numFmt w:val="bullet"/>
+      <w:lvlText w:val=""/>
+      <w:lvlJc w:val="left"/>
+      <w:pPr>
+        <w:tabs>
+          <w:tab w:val="num" w:pos="5040"/>
+        </w:tabs>
+        <w:ind w:left="5040" w:hanging="360"/>
+      </w:pPr>
+      <w:rPr>
+        <w:rFonts w:ascii="Wingdings" w:hAnsi="Wingdings" w:hint="default"/>
+        <w:sz w:val="20"/>
+      </w:rPr>
+    </w:lvl>
+    <w:lvl w:ilvl="7" w:tentative="1">
+      <w:start w:val="1"/>
+      <w:numFmt w:val="bullet"/>
+      <w:lvlText w:val=""/>
+      <w:lvlJc w:val="left"/>
+      <w:pPr>
+        <w:tabs>
+          <w:tab w:val="num" w:pos="5760"/>
+        </w:tabs>
+        <w:ind w:left="5760" w:hanging="360"/>
+      </w:pPr>
+      <w:rPr>
+        <w:rFonts w:ascii="Wingdings" w:hAnsi="Wingdings" w:hint="default"/>
+        <w:sz w:val="20"/>
+      </w:rPr>
+    </w:lvl>
+    <w:lvl w:ilvl="8" w:tentative="1">
+      <w:start w:val="1"/>
+      <w:numFmt w:val="bullet"/>
+      <w:lvlText w:val=""/>
+      <w:lvlJc w:val="left"/>
+      <w:pPr>
+        <w:tabs>
+          <w:tab w:val="num" w:pos="6480"/>
+        </w:tabs>
+        <w:ind w:left="6480" w:hanging="360"/>
+      </w:pPr>
+      <w:rPr>
+        <w:rFonts w:ascii="Wingdings" w:hAnsi="Wingdings" w:hint="default"/>
+        <w:sz w:val="20"/>
+      </w:rPr>
+    </w:lvl>
+  </w:abstractNum>
+  <w:abstractNum w:abstractNumId="39" w15:restartNumberingAfterBreak="0">
+    <w:nsid w:val="57B62DC8"/>
+    <w:multiLevelType w:val="multilevel"/>
+    <w:tmpl w:val="413873C2"/>
+    <w:lvl w:ilvl="0">
+      <w:start w:val="1"/>
+      <w:numFmt w:val="bullet"/>
+      <w:lvlText w:val=""/>
+      <w:lvlJc w:val="left"/>
+      <w:pPr>
+        <w:tabs>
+          <w:tab w:val="num" w:pos="720"/>
+        </w:tabs>
+        <w:ind w:left="720" w:hanging="360"/>
+      </w:pPr>
+      <w:rPr>
+        <w:rFonts w:ascii="Symbol" w:hAnsi="Symbol" w:hint="default"/>
+        <w:sz w:val="20"/>
+      </w:rPr>
+    </w:lvl>
+    <w:lvl w:ilvl="1" w:tentative="1">
+      <w:start w:val="1"/>
+      <w:numFmt w:val="bullet"/>
+      <w:lvlText w:val="o"/>
+      <w:lvlJc w:val="left"/>
+      <w:pPr>
+        <w:tabs>
+          <w:tab w:val="num" w:pos="1440"/>
+        </w:tabs>
+        <w:ind w:left="1440" w:hanging="360"/>
+      </w:pPr>
+      <w:rPr>
+        <w:rFonts w:ascii="Courier New" w:hAnsi="Courier New" w:hint="default"/>
+        <w:sz w:val="20"/>
+      </w:rPr>
+    </w:lvl>
+    <w:lvl w:ilvl="2" w:tentative="1">
+      <w:start w:val="1"/>
+      <w:numFmt w:val="bullet"/>
+      <w:lvlText w:val=""/>
+      <w:lvlJc w:val="left"/>
+      <w:pPr>
+        <w:tabs>
+          <w:tab w:val="num" w:pos="2160"/>
+        </w:tabs>
+        <w:ind w:left="2160" w:hanging="360"/>
+      </w:pPr>
+      <w:rPr>
+        <w:rFonts w:ascii="Wingdings" w:hAnsi="Wingdings" w:hint="default"/>
+        <w:sz w:val="20"/>
+      </w:rPr>
+    </w:lvl>
+    <w:lvl w:ilvl="3" w:tentative="1">
+      <w:start w:val="1"/>
+      <w:numFmt w:val="bullet"/>
+      <w:lvlText w:val=""/>
+      <w:lvlJc w:val="left"/>
+      <w:pPr>
+        <w:tabs>
+          <w:tab w:val="num" w:pos="2880"/>
+        </w:tabs>
+        <w:ind w:left="2880" w:hanging="360"/>
+      </w:pPr>
+      <w:rPr>
+        <w:rFonts w:ascii="Wingdings" w:hAnsi="Wingdings" w:hint="default"/>
+        <w:sz w:val="20"/>
+      </w:rPr>
+    </w:lvl>
+    <w:lvl w:ilvl="4" w:tentative="1">
+      <w:start w:val="1"/>
+      <w:numFmt w:val="bullet"/>
+      <w:lvlText w:val=""/>
+      <w:lvlJc w:val="left"/>
+      <w:pPr>
+        <w:tabs>
+          <w:tab w:val="num" w:pos="3600"/>
+        </w:tabs>
+        <w:ind w:left="3600" w:hanging="360"/>
+      </w:pPr>
+      <w:rPr>
+        <w:rFonts w:ascii="Wingdings" w:hAnsi="Wingdings" w:hint="default"/>
+        <w:sz w:val="20"/>
+      </w:rPr>
+    </w:lvl>
+    <w:lvl w:ilvl="5" w:tentative="1">
+      <w:start w:val="1"/>
+      <w:numFmt w:val="bullet"/>
+      <w:lvlText w:val=""/>
+      <w:lvlJc w:val="left"/>
+      <w:pPr>
+        <w:tabs>
+          <w:tab w:val="num" w:pos="4320"/>
+        </w:tabs>
+        <w:ind w:left="4320" w:hanging="360"/>
+      </w:pPr>
+      <w:rPr>
+        <w:rFonts w:ascii="Wingdings" w:hAnsi="Wingdings" w:hint="default"/>
+        <w:sz w:val="20"/>
+      </w:rPr>
+    </w:lvl>
+    <w:lvl w:ilvl="6" w:tentative="1">
+      <w:start w:val="1"/>
+      <w:numFmt w:val="bullet"/>
+      <w:lvlText w:val=""/>
+      <w:lvlJc w:val="left"/>
+      <w:pPr>
+        <w:tabs>
+          <w:tab w:val="num" w:pos="5040"/>
+        </w:tabs>
+        <w:ind w:left="5040" w:hanging="360"/>
+      </w:pPr>
+      <w:rPr>
+        <w:rFonts w:ascii="Wingdings" w:hAnsi="Wingdings" w:hint="default"/>
+        <w:sz w:val="20"/>
+      </w:rPr>
+    </w:lvl>
+    <w:lvl w:ilvl="7" w:tentative="1">
+      <w:start w:val="1"/>
+      <w:numFmt w:val="bullet"/>
+      <w:lvlText w:val=""/>
+      <w:lvlJc w:val="left"/>
+      <w:pPr>
+        <w:tabs>
+          <w:tab w:val="num" w:pos="5760"/>
+        </w:tabs>
+        <w:ind w:left="5760" w:hanging="360"/>
+      </w:pPr>
+      <w:rPr>
+        <w:rFonts w:ascii="Wingdings" w:hAnsi="Wingdings" w:hint="default"/>
+        <w:sz w:val="20"/>
+      </w:rPr>
+    </w:lvl>
+    <w:lvl w:ilvl="8" w:tentative="1">
+      <w:start w:val="1"/>
+      <w:numFmt w:val="bullet"/>
+      <w:lvlText w:val=""/>
+      <w:lvlJc w:val="left"/>
+      <w:pPr>
+        <w:tabs>
+          <w:tab w:val="num" w:pos="6480"/>
+        </w:tabs>
+        <w:ind w:left="6480" w:hanging="360"/>
+      </w:pPr>
+      <w:rPr>
+        <w:rFonts w:ascii="Wingdings" w:hAnsi="Wingdings" w:hint="default"/>
+        <w:sz w:val="20"/>
+      </w:rPr>
+    </w:lvl>
+  </w:abstractNum>
+  <w:abstractNum w:abstractNumId="40" w15:restartNumberingAfterBreak="0">
     <w:nsid w:val="5B022F6B"/>
     <w:multiLevelType w:val="multilevel"/>
     <w:tmpl w:val="A2F05C8C"/>
@@ -39773,7 +42357,7 @@
       </w:pPr>
     </w:lvl>
   </w:abstractNum>
-  <w:abstractNum w:abstractNumId="38" w15:restartNumberingAfterBreak="0">
+  <w:abstractNum w:abstractNumId="41" w15:restartNumberingAfterBreak="0">
     <w:nsid w:val="5D4B3F9C"/>
     <w:multiLevelType w:val="multilevel"/>
     <w:tmpl w:val="38FEF964"/>
@@ -39886,7 +42470,156 @@
       </w:pPr>
     </w:lvl>
   </w:abstractNum>
-  <w:abstractNum w:abstractNumId="39" w15:restartNumberingAfterBreak="0">
+  <w:abstractNum w:abstractNumId="42" w15:restartNumberingAfterBreak="0">
+    <w:nsid w:val="5D6408B1"/>
+    <w:multiLevelType w:val="multilevel"/>
+    <w:tmpl w:val="2F0A0850"/>
+    <w:lvl w:ilvl="0">
+      <w:start w:val="1"/>
+      <w:numFmt w:val="bullet"/>
+      <w:lvlText w:val=""/>
+      <w:lvlJc w:val="left"/>
+      <w:pPr>
+        <w:tabs>
+          <w:tab w:val="num" w:pos="720"/>
+        </w:tabs>
+        <w:ind w:left="720" w:hanging="360"/>
+      </w:pPr>
+      <w:rPr>
+        <w:rFonts w:ascii="Symbol" w:hAnsi="Symbol" w:hint="default"/>
+        <w:sz w:val="20"/>
+      </w:rPr>
+    </w:lvl>
+    <w:lvl w:ilvl="1" w:tentative="1">
+      <w:start w:val="1"/>
+      <w:numFmt w:val="bullet"/>
+      <w:lvlText w:val="o"/>
+      <w:lvlJc w:val="left"/>
+      <w:pPr>
+        <w:tabs>
+          <w:tab w:val="num" w:pos="1440"/>
+        </w:tabs>
+        <w:ind w:left="1440" w:hanging="360"/>
+      </w:pPr>
+      <w:rPr>
+        <w:rFonts w:ascii="Courier New" w:hAnsi="Courier New" w:hint="default"/>
+        <w:sz w:val="20"/>
+      </w:rPr>
+    </w:lvl>
+    <w:lvl w:ilvl="2" w:tentative="1">
+      <w:start w:val="1"/>
+      <w:numFmt w:val="bullet"/>
+      <w:lvlText w:val=""/>
+      <w:lvlJc w:val="left"/>
+      <w:pPr>
+        <w:tabs>
+          <w:tab w:val="num" w:pos="2160"/>
+        </w:tabs>
+        <w:ind w:left="2160" w:hanging="360"/>
+      </w:pPr>
+      <w:rPr>
+        <w:rFonts w:ascii="Wingdings" w:hAnsi="Wingdings" w:hint="default"/>
+        <w:sz w:val="20"/>
+      </w:rPr>
+    </w:lvl>
+    <w:lvl w:ilvl="3" w:tentative="1">
+      <w:start w:val="1"/>
+      <w:numFmt w:val="bullet"/>
+      <w:lvlText w:val=""/>
+      <w:lvlJc w:val="left"/>
+      <w:pPr>
+        <w:tabs>
+          <w:tab w:val="num" w:pos="2880"/>
+        </w:tabs>
+        <w:ind w:left="2880" w:hanging="360"/>
+      </w:pPr>
+      <w:rPr>
+        <w:rFonts w:ascii="Wingdings" w:hAnsi="Wingdings" w:hint="default"/>
+        <w:sz w:val="20"/>
+      </w:rPr>
+    </w:lvl>
+    <w:lvl w:ilvl="4" w:tentative="1">
+      <w:start w:val="1"/>
+      <w:numFmt w:val="bullet"/>
+      <w:lvlText w:val=""/>
+      <w:lvlJc w:val="left"/>
+      <w:pPr>
+        <w:tabs>
+          <w:tab w:val="num" w:pos="3600"/>
+        </w:tabs>
+        <w:ind w:left="3600" w:hanging="360"/>
+      </w:pPr>
+      <w:rPr>
+        <w:rFonts w:ascii="Wingdings" w:hAnsi="Wingdings" w:hint="default"/>
+        <w:sz w:val="20"/>
+      </w:rPr>
+    </w:lvl>
+    <w:lvl w:ilvl="5" w:tentative="1">
+      <w:start w:val="1"/>
+      <w:numFmt w:val="bullet"/>
+      <w:lvlText w:val=""/>
+      <w:lvlJc w:val="left"/>
+      <w:pPr>
+        <w:tabs>
+          <w:tab w:val="num" w:pos="4320"/>
+        </w:tabs>
+        <w:ind w:left="4320" w:hanging="360"/>
+      </w:pPr>
+      <w:rPr>
+        <w:rFonts w:ascii="Wingdings" w:hAnsi="Wingdings" w:hint="default"/>
+        <w:sz w:val="20"/>
+      </w:rPr>
+    </w:lvl>
+    <w:lvl w:ilvl="6" w:tentative="1">
+      <w:start w:val="1"/>
+      <w:numFmt w:val="bullet"/>
+      <w:lvlText w:val=""/>
+      <w:lvlJc w:val="left"/>
+      <w:pPr>
+        <w:tabs>
+          <w:tab w:val="num" w:pos="5040"/>
+        </w:tabs>
+        <w:ind w:left="5040" w:hanging="360"/>
+      </w:pPr>
+      <w:rPr>
+        <w:rFonts w:ascii="Wingdings" w:hAnsi="Wingdings" w:hint="default"/>
+        <w:sz w:val="20"/>
+      </w:rPr>
+    </w:lvl>
+    <w:lvl w:ilvl="7" w:tentative="1">
+      <w:start w:val="1"/>
+      <w:numFmt w:val="bullet"/>
+      <w:lvlText w:val=""/>
+      <w:lvlJc w:val="left"/>
+      <w:pPr>
+        <w:tabs>
+          <w:tab w:val="num" w:pos="5760"/>
+        </w:tabs>
+        <w:ind w:left="5760" w:hanging="360"/>
+      </w:pPr>
+      <w:rPr>
+        <w:rFonts w:ascii="Wingdings" w:hAnsi="Wingdings" w:hint="default"/>
+        <w:sz w:val="20"/>
+      </w:rPr>
+    </w:lvl>
+    <w:lvl w:ilvl="8" w:tentative="1">
+      <w:start w:val="1"/>
+      <w:numFmt w:val="bullet"/>
+      <w:lvlText w:val=""/>
+      <w:lvlJc w:val="left"/>
+      <w:pPr>
+        <w:tabs>
+          <w:tab w:val="num" w:pos="6480"/>
+        </w:tabs>
+        <w:ind w:left="6480" w:hanging="360"/>
+      </w:pPr>
+      <w:rPr>
+        <w:rFonts w:ascii="Wingdings" w:hAnsi="Wingdings" w:hint="default"/>
+        <w:sz w:val="20"/>
+      </w:rPr>
+    </w:lvl>
+  </w:abstractNum>
+  <w:abstractNum w:abstractNumId="43" w15:restartNumberingAfterBreak="0">
     <w:nsid w:val="5D7F18C2"/>
     <w:multiLevelType w:val="multilevel"/>
     <w:tmpl w:val="D81E9FC2"/>
@@ -40035,7 +42768,7 @@
       </w:rPr>
     </w:lvl>
   </w:abstractNum>
-  <w:abstractNum w:abstractNumId="40" w15:restartNumberingAfterBreak="0">
+  <w:abstractNum w:abstractNumId="44" w15:restartNumberingAfterBreak="0">
     <w:nsid w:val="5F1D22D9"/>
     <w:multiLevelType w:val="hybridMultilevel"/>
     <w:tmpl w:val="4E72CD3E"/>
@@ -40148,7 +42881,7 @@
       </w:rPr>
     </w:lvl>
   </w:abstractNum>
-  <w:abstractNum w:abstractNumId="41" w15:restartNumberingAfterBreak="0">
+  <w:abstractNum w:abstractNumId="45" w15:restartNumberingAfterBreak="0">
     <w:nsid w:val="633A6F5A"/>
     <w:multiLevelType w:val="multilevel"/>
     <w:tmpl w:val="D81E9FC2"/>
@@ -40297,7 +43030,7 @@
       </w:rPr>
     </w:lvl>
   </w:abstractNum>
-  <w:abstractNum w:abstractNumId="42" w15:restartNumberingAfterBreak="0">
+  <w:abstractNum w:abstractNumId="46" w15:restartNumberingAfterBreak="0">
     <w:nsid w:val="639D53A2"/>
     <w:multiLevelType w:val="multilevel"/>
     <w:tmpl w:val="854EA482"/>
@@ -40410,7 +43143,7 @@
       </w:pPr>
     </w:lvl>
   </w:abstractNum>
-  <w:abstractNum w:abstractNumId="43" w15:restartNumberingAfterBreak="0">
+  <w:abstractNum w:abstractNumId="47" w15:restartNumberingAfterBreak="0">
     <w:nsid w:val="64D80C4B"/>
     <w:multiLevelType w:val="multilevel"/>
     <w:tmpl w:val="D81E9FC2"/>
@@ -40559,7 +43292,7 @@
       </w:rPr>
     </w:lvl>
   </w:abstractNum>
-  <w:abstractNum w:abstractNumId="44" w15:restartNumberingAfterBreak="0">
+  <w:abstractNum w:abstractNumId="48" w15:restartNumberingAfterBreak="0">
     <w:nsid w:val="65762AF8"/>
     <w:multiLevelType w:val="multilevel"/>
     <w:tmpl w:val="46B05A66"/>
@@ -40708,7 +43441,7 @@
       </w:rPr>
     </w:lvl>
   </w:abstractNum>
-  <w:abstractNum w:abstractNumId="45" w15:restartNumberingAfterBreak="0">
+  <w:abstractNum w:abstractNumId="49" w15:restartNumberingAfterBreak="0">
     <w:nsid w:val="657E5C37"/>
     <w:multiLevelType w:val="multilevel"/>
     <w:tmpl w:val="E404FA86"/>
@@ -40825,7 +43558,120 @@
       </w:pPr>
     </w:lvl>
   </w:abstractNum>
-  <w:abstractNum w:abstractNumId="46" w15:restartNumberingAfterBreak="0">
+  <w:abstractNum w:abstractNumId="50" w15:restartNumberingAfterBreak="0">
+    <w:nsid w:val="664E1E12"/>
+    <w:multiLevelType w:val="multilevel"/>
+    <w:tmpl w:val="8D242748"/>
+    <w:lvl w:ilvl="0">
+      <w:start w:val="1"/>
+      <w:numFmt w:val="decimal"/>
+      <w:lvlText w:val="%1."/>
+      <w:lvlJc w:val="left"/>
+      <w:pPr>
+        <w:tabs>
+          <w:tab w:val="num" w:pos="720"/>
+        </w:tabs>
+        <w:ind w:left="720" w:hanging="360"/>
+      </w:pPr>
+    </w:lvl>
+    <w:lvl w:ilvl="1" w:tentative="1">
+      <w:start w:val="1"/>
+      <w:numFmt w:val="decimal"/>
+      <w:lvlText w:val="%2."/>
+      <w:lvlJc w:val="left"/>
+      <w:pPr>
+        <w:tabs>
+          <w:tab w:val="num" w:pos="1440"/>
+        </w:tabs>
+        <w:ind w:left="1440" w:hanging="360"/>
+      </w:pPr>
+    </w:lvl>
+    <w:lvl w:ilvl="2" w:tentative="1">
+      <w:start w:val="1"/>
+      <w:numFmt w:val="decimal"/>
+      <w:lvlText w:val="%3."/>
+      <w:lvlJc w:val="left"/>
+      <w:pPr>
+        <w:tabs>
+          <w:tab w:val="num" w:pos="2160"/>
+        </w:tabs>
+        <w:ind w:left="2160" w:hanging="360"/>
+      </w:pPr>
+    </w:lvl>
+    <w:lvl w:ilvl="3" w:tentative="1">
+      <w:start w:val="1"/>
+      <w:numFmt w:val="decimal"/>
+      <w:lvlText w:val="%4."/>
+      <w:lvlJc w:val="left"/>
+      <w:pPr>
+        <w:tabs>
+          <w:tab w:val="num" w:pos="2880"/>
+        </w:tabs>
+        <w:ind w:left="2880" w:hanging="360"/>
+      </w:pPr>
+    </w:lvl>
+    <w:lvl w:ilvl="4" w:tentative="1">
+      <w:start w:val="1"/>
+      <w:numFmt w:val="decimal"/>
+      <w:lvlText w:val="%5."/>
+      <w:lvlJc w:val="left"/>
+      <w:pPr>
+        <w:tabs>
+          <w:tab w:val="num" w:pos="3600"/>
+        </w:tabs>
+        <w:ind w:left="3600" w:hanging="360"/>
+      </w:pPr>
+    </w:lvl>
+    <w:lvl w:ilvl="5" w:tentative="1">
+      <w:start w:val="1"/>
+      <w:numFmt w:val="decimal"/>
+      <w:lvlText w:val="%6."/>
+      <w:lvlJc w:val="left"/>
+      <w:pPr>
+        <w:tabs>
+          <w:tab w:val="num" w:pos="4320"/>
+        </w:tabs>
+        <w:ind w:left="4320" w:hanging="360"/>
+      </w:pPr>
+    </w:lvl>
+    <w:lvl w:ilvl="6" w:tentative="1">
+      <w:start w:val="1"/>
+      <w:numFmt w:val="decimal"/>
+      <w:lvlText w:val="%7."/>
+      <w:lvlJc w:val="left"/>
+      <w:pPr>
+        <w:tabs>
+          <w:tab w:val="num" w:pos="5040"/>
+        </w:tabs>
+        <w:ind w:left="5040" w:hanging="360"/>
+      </w:pPr>
+    </w:lvl>
+    <w:lvl w:ilvl="7" w:tentative="1">
+      <w:start w:val="1"/>
+      <w:numFmt w:val="decimal"/>
+      <w:lvlText w:val="%8."/>
+      <w:lvlJc w:val="left"/>
+      <w:pPr>
+        <w:tabs>
+          <w:tab w:val="num" w:pos="5760"/>
+        </w:tabs>
+        <w:ind w:left="5760" w:hanging="360"/>
+      </w:pPr>
+    </w:lvl>
+    <w:lvl w:ilvl="8" w:tentative="1">
+      <w:start w:val="1"/>
+      <w:numFmt w:val="decimal"/>
+      <w:lvlText w:val="%9."/>
+      <w:lvlJc w:val="left"/>
+      <w:pPr>
+        <w:tabs>
+          <w:tab w:val="num" w:pos="6480"/>
+        </w:tabs>
+        <w:ind w:left="6480" w:hanging="360"/>
+      </w:pPr>
+    </w:lvl>
+  </w:abstractNum>
+  <w:abstractNum w:abstractNumId="51" w15:restartNumberingAfterBreak="0">
     <w:nsid w:val="67377DDB"/>
     <w:multiLevelType w:val="multilevel"/>
     <w:tmpl w:val="14B6ECCA"/>
@@ -40941,7 +43787,7 @@
       </w:pPr>
     </w:lvl>
   </w:abstractNum>
-  <w:abstractNum w:abstractNumId="47" w15:restartNumberingAfterBreak="0">
+  <w:abstractNum w:abstractNumId="52" w15:restartNumberingAfterBreak="0">
     <w:nsid w:val="68B3594F"/>
     <w:multiLevelType w:val="hybridMultilevel"/>
     <w:tmpl w:val="CD3ABA80"/>
@@ -41054,7 +43900,7 @@
       </w:rPr>
     </w:lvl>
   </w:abstractNum>
-  <w:abstractNum w:abstractNumId="48" w15:restartNumberingAfterBreak="0">
+  <w:abstractNum w:abstractNumId="53" w15:restartNumberingAfterBreak="0">
     <w:nsid w:val="6B612A64"/>
     <w:multiLevelType w:val="multilevel"/>
     <w:tmpl w:val="94F27538"/>
@@ -41199,7 +44045,120 @@
       </w:rPr>
     </w:lvl>
   </w:abstractNum>
-  <w:abstractNum w:abstractNumId="49" w15:restartNumberingAfterBreak="0">
+  <w:abstractNum w:abstractNumId="54" w15:restartNumberingAfterBreak="0">
+    <w:nsid w:val="6C722736"/>
+    <w:multiLevelType w:val="hybridMultilevel"/>
+    <w:tmpl w:val="168E940C"/>
+    <w:lvl w:ilvl="0" w:tplc="40090001">
+      <w:start w:val="1"/>
+      <w:numFmt w:val="bullet"/>
+      <w:lvlText w:val=""/>
+      <w:lvlJc w:val="left"/>
+      <w:pPr>
+        <w:ind w:left="720" w:hanging="360"/>
+      </w:pPr>
+      <w:rPr>
+        <w:rFonts w:ascii="Symbol" w:hAnsi="Symbol" w:hint="default"/>
+      </w:rPr>
+    </w:lvl>
+    <w:lvl w:ilvl="1" w:tplc="40090003" w:tentative="1">
+      <w:start w:val="1"/>
+      <w:numFmt w:val="bullet"/>
+      <w:lvlText w:val="o"/>
+      <w:lvlJc w:val="left"/>
+      <w:pPr>
+        <w:ind w:left="1440" w:hanging="360"/>
+      </w:pPr>
+      <w:rPr>
+        <w:rFonts w:ascii="Courier New" w:hAnsi="Courier New" w:cs="Courier New" w:hint="default"/>
+      </w:rPr>
+    </w:lvl>
+    <w:lvl w:ilvl="2" w:tplc="40090005" w:tentative="1">
+      <w:start w:val="1"/>
+      <w:numFmt w:val="bullet"/>
+      <w:lvlText w:val=""/>
+      <w:lvlJc w:val="left"/>
+      <w:pPr>
+        <w:ind w:left="2160" w:hanging="360"/>
+      </w:pPr>
+      <w:rPr>
+        <w:rFonts w:ascii="Wingdings" w:hAnsi="Wingdings" w:hint="default"/>
+      </w:rPr>
+    </w:lvl>
+    <w:lvl w:ilvl="3" w:tplc="40090001" w:tentative="1">
+      <w:start w:val="1"/>
+      <w:numFmt w:val="bullet"/>
+      <w:lvlText w:val=""/>
+      <w:lvlJc w:val="left"/>
+      <w:pPr>
+        <w:ind w:left="2880" w:hanging="360"/>
+      </w:pPr>
+      <w:rPr>
+        <w:rFonts w:ascii="Symbol" w:hAnsi="Symbol" w:hint="default"/>
+      </w:rPr>
+    </w:lvl>
+    <w:lvl w:ilvl="4" w:tplc="40090003" w:tentative="1">
+      <w:start w:val="1"/>
+      <w:numFmt w:val="bullet"/>
+      <w:lvlText w:val="o"/>
+      <w:lvlJc w:val="left"/>
+      <w:pPr>
+        <w:ind w:left="3600" w:hanging="360"/>
+      </w:pPr>
+      <w:rPr>
+        <w:rFonts w:ascii="Courier New" w:hAnsi="Courier New" w:cs="Courier New" w:hint="default"/>
+      </w:rPr>
+    </w:lvl>
+    <w:lvl w:ilvl="5" w:tplc="40090005" w:tentative="1">
+      <w:start w:val="1"/>
+      <w:numFmt w:val="bullet"/>
+      <w:lvlText w:val=""/>
+      <w:lvlJc w:val="left"/>
+      <w:pPr>
+        <w:ind w:left="4320" w:hanging="360"/>
+      </w:pPr>
+      <w:rPr>
+        <w:rFonts w:ascii="Wingdings" w:hAnsi="Wingdings" w:hint="default"/>
+      </w:rPr>
+    </w:lvl>
+    <w:lvl w:ilvl="6" w:tplc="40090001" w:tentative="1">
+      <w:start w:val="1"/>
+      <w:numFmt w:val="bullet"/>
+      <w:lvlText w:val=""/>
+      <w:lvlJc w:val="left"/>
+      <w:pPr>
+        <w:ind w:left="5040" w:hanging="360"/>
+      </w:pPr>
+      <w:rPr>
+        <w:rFonts w:ascii="Symbol" w:hAnsi="Symbol" w:hint="default"/>
+      </w:rPr>
+    </w:lvl>
+    <w:lvl w:ilvl="7" w:tplc="40090003" w:tentative="1">
+      <w:start w:val="1"/>
+      <w:numFmt w:val="bullet"/>
+      <w:lvlText w:val="o"/>
+      <w:lvlJc w:val="left"/>
+      <w:pPr>
+        <w:ind w:left="5760" w:hanging="360"/>
+      </w:pPr>
+      <w:rPr>
+        <w:rFonts w:ascii="Courier New" w:hAnsi="Courier New" w:cs="Courier New" w:hint="default"/>
+      </w:rPr>
+    </w:lvl>
+    <w:lvl w:ilvl="8" w:tplc="40090005" w:tentative="1">
+      <w:start w:val="1"/>
+      <w:numFmt w:val="bullet"/>
+      <w:lvlText w:val=""/>
+      <w:lvlJc w:val="left"/>
+      <w:pPr>
+        <w:ind w:left="6480" w:hanging="360"/>
+      </w:pPr>
+      <w:rPr>
+        <w:rFonts w:ascii="Wingdings" w:hAnsi="Wingdings" w:hint="default"/>
+      </w:rPr>
+    </w:lvl>
+  </w:abstractNum>
+  <w:abstractNum w:abstractNumId="55" w15:restartNumberingAfterBreak="0">
     <w:nsid w:val="6D2E5CB7"/>
     <w:multiLevelType w:val="multilevel"/>
     <w:tmpl w:val="390CF8FE"/>
@@ -41322,7 +44281,7 @@
       </w:rPr>
     </w:lvl>
   </w:abstractNum>
-  <w:abstractNum w:abstractNumId="50" w15:restartNumberingAfterBreak="0">
+  <w:abstractNum w:abstractNumId="56" w15:restartNumberingAfterBreak="0">
     <w:nsid w:val="6D662146"/>
     <w:multiLevelType w:val="hybridMultilevel"/>
     <w:tmpl w:val="7FD8EE44"/>
@@ -41435,7 +44394,7 @@
       </w:rPr>
     </w:lvl>
   </w:abstractNum>
-  <w:abstractNum w:abstractNumId="51" w15:restartNumberingAfterBreak="0">
+  <w:abstractNum w:abstractNumId="57" w15:restartNumberingAfterBreak="0">
     <w:nsid w:val="6E9A5EA8"/>
     <w:multiLevelType w:val="hybridMultilevel"/>
     <w:tmpl w:val="5FBC0AB8"/>
@@ -41550,7 +44509,7 @@
       </w:pPr>
     </w:lvl>
   </w:abstractNum>
-  <w:abstractNum w:abstractNumId="52" w15:restartNumberingAfterBreak="0">
+  <w:abstractNum w:abstractNumId="58" w15:restartNumberingAfterBreak="0">
     <w:nsid w:val="6F0D19E9"/>
     <w:multiLevelType w:val="multilevel"/>
     <w:tmpl w:val="D81E9FC2"/>
@@ -41699,7 +44658,7 @@
       </w:rPr>
     </w:lvl>
   </w:abstractNum>
-  <w:abstractNum w:abstractNumId="53" w15:restartNumberingAfterBreak="0">
+  <w:abstractNum w:abstractNumId="59" w15:restartNumberingAfterBreak="0">
     <w:nsid w:val="7576107C"/>
     <w:multiLevelType w:val="multilevel"/>
     <w:tmpl w:val="1B3053BC"/>
@@ -41848,7 +44807,7 @@
       </w:rPr>
     </w:lvl>
   </w:abstractNum>
-  <w:abstractNum w:abstractNumId="54" w15:restartNumberingAfterBreak="0">
+  <w:abstractNum w:abstractNumId="60" w15:restartNumberingAfterBreak="0">
     <w:nsid w:val="77D02920"/>
     <w:multiLevelType w:val="multilevel"/>
     <w:tmpl w:val="D5A48C0C"/>
@@ -41963,6 +44922,155 @@
         </w:tabs>
         <w:ind w:left="6480" w:hanging="360"/>
       </w:pPr>
+    </w:lvl>
+  </w:abstractNum>
+  <w:abstractNum w:abstractNumId="61" w15:restartNumberingAfterBreak="0">
+    <w:nsid w:val="795C0C8B"/>
+    <w:multiLevelType w:val="multilevel"/>
+    <w:tmpl w:val="AC1EABF2"/>
+    <w:lvl w:ilvl="0">
+      <w:start w:val="1"/>
+      <w:numFmt w:val="bullet"/>
+      <w:lvlText w:val=""/>
+      <w:lvlJc w:val="left"/>
+      <w:pPr>
+        <w:tabs>
+          <w:tab w:val="num" w:pos="720"/>
+        </w:tabs>
+        <w:ind w:left="720" w:hanging="360"/>
+      </w:pPr>
+      <w:rPr>
+        <w:rFonts w:ascii="Symbol" w:hAnsi="Symbol" w:hint="default"/>
+        <w:sz w:val="20"/>
+      </w:rPr>
+    </w:lvl>
+    <w:lvl w:ilvl="1" w:tentative="1">
+      <w:start w:val="1"/>
+      <w:numFmt w:val="bullet"/>
+      <w:lvlText w:val="o"/>
+      <w:lvlJc w:val="left"/>
+      <w:pPr>
+        <w:tabs>
+          <w:tab w:val="num" w:pos="1440"/>
+        </w:tabs>
+        <w:ind w:left="1440" w:hanging="360"/>
+      </w:pPr>
+      <w:rPr>
+        <w:rFonts w:ascii="Courier New" w:hAnsi="Courier New" w:hint="default"/>
+        <w:sz w:val="20"/>
+      </w:rPr>
+    </w:lvl>
+    <w:lvl w:ilvl="2" w:tentative="1">
+      <w:start w:val="1"/>
+      <w:numFmt w:val="bullet"/>
+      <w:lvlText w:val=""/>
+      <w:lvlJc w:val="left"/>
+      <w:pPr>
+        <w:tabs>
+          <w:tab w:val="num" w:pos="2160"/>
+        </w:tabs>
+        <w:ind w:left="2160" w:hanging="360"/>
+      </w:pPr>
+      <w:rPr>
+        <w:rFonts w:ascii="Wingdings" w:hAnsi="Wingdings" w:hint="default"/>
+        <w:sz w:val="20"/>
+      </w:rPr>
+    </w:lvl>
+    <w:lvl w:ilvl="3" w:tentative="1">
+      <w:start w:val="1"/>
+      <w:numFmt w:val="bullet"/>
+      <w:lvlText w:val=""/>
+      <w:lvlJc w:val="left"/>
+      <w:pPr>
+        <w:tabs>
+          <w:tab w:val="num" w:pos="2880"/>
+        </w:tabs>
+        <w:ind w:left="2880" w:hanging="360"/>
+      </w:pPr>
+      <w:rPr>
+        <w:rFonts w:ascii="Wingdings" w:hAnsi="Wingdings" w:hint="default"/>
+        <w:sz w:val="20"/>
+      </w:rPr>
+    </w:lvl>
+    <w:lvl w:ilvl="4" w:tentative="1">
+      <w:start w:val="1"/>
+      <w:numFmt w:val="bullet"/>
+      <w:lvlText w:val=""/>
+      <w:lvlJc w:val="left"/>
+      <w:pPr>
+        <w:tabs>
+          <w:tab w:val="num" w:pos="3600"/>
+        </w:tabs>
+        <w:ind w:left="3600" w:hanging="360"/>
+      </w:pPr>
+      <w:rPr>
+        <w:rFonts w:ascii="Wingdings" w:hAnsi="Wingdings" w:hint="default"/>
+        <w:sz w:val="20"/>
+      </w:rPr>
+    </w:lvl>
+    <w:lvl w:ilvl="5" w:tentative="1">
+      <w:start w:val="1"/>
+      <w:numFmt w:val="bullet"/>
+      <w:lvlText w:val=""/>
+      <w:lvlJc w:val="left"/>
+      <w:pPr>
+        <w:tabs>
+          <w:tab w:val="num" w:pos="4320"/>
+        </w:tabs>
+        <w:ind w:left="4320" w:hanging="360"/>
+      </w:pPr>
+      <w:rPr>
+        <w:rFonts w:ascii="Wingdings" w:hAnsi="Wingdings" w:hint="default"/>
+        <w:sz w:val="20"/>
+      </w:rPr>
+    </w:lvl>
+    <w:lvl w:ilvl="6" w:tentative="1">
+      <w:start w:val="1"/>
+      <w:numFmt w:val="bullet"/>
+      <w:lvlText w:val=""/>
+      <w:lvlJc w:val="left"/>
+      <w:pPr>
+        <w:tabs>
+          <w:tab w:val="num" w:pos="5040"/>
+        </w:tabs>
+        <w:ind w:left="5040" w:hanging="360"/>
+      </w:pPr>
+      <w:rPr>
+        <w:rFonts w:ascii="Wingdings" w:hAnsi="Wingdings" w:hint="default"/>
+        <w:sz w:val="20"/>
+      </w:rPr>
+    </w:lvl>
+    <w:lvl w:ilvl="7" w:tentative="1">
+      <w:start w:val="1"/>
+      <w:numFmt w:val="bullet"/>
+      <w:lvlText w:val=""/>
+      <w:lvlJc w:val="left"/>
+      <w:pPr>
+        <w:tabs>
+          <w:tab w:val="num" w:pos="5760"/>
+        </w:tabs>
+        <w:ind w:left="5760" w:hanging="360"/>
+      </w:pPr>
+      <w:rPr>
+        <w:rFonts w:ascii="Wingdings" w:hAnsi="Wingdings" w:hint="default"/>
+        <w:sz w:val="20"/>
+      </w:rPr>
+    </w:lvl>
+    <w:lvl w:ilvl="8" w:tentative="1">
+      <w:start w:val="1"/>
+      <w:numFmt w:val="bullet"/>
+      <w:lvlText w:val=""/>
+      <w:lvlJc w:val="left"/>
+      <w:pPr>
+        <w:tabs>
+          <w:tab w:val="num" w:pos="6480"/>
+        </w:tabs>
+        <w:ind w:left="6480" w:hanging="360"/>
+      </w:pPr>
+      <w:rPr>
+        <w:rFonts w:ascii="Wingdings" w:hAnsi="Wingdings" w:hint="default"/>
+        <w:sz w:val="20"/>
+      </w:rPr>
     </w:lvl>
   </w:abstractNum>
   <w:num w:numId="1" w16cid:durableId="1098603236">
@@ -41972,13 +45080,13 @@
     <w:abstractNumId w:val="4"/>
   </w:num>
   <w:num w:numId="3" w16cid:durableId="1306083511">
-    <w:abstractNumId w:val="35"/>
+    <w:abstractNumId w:val="36"/>
   </w:num>
   <w:num w:numId="4" w16cid:durableId="1564412533">
     <w:abstractNumId w:val="16"/>
   </w:num>
   <w:num w:numId="5" w16cid:durableId="281922">
-    <w:abstractNumId w:val="32"/>
+    <w:abstractNumId w:val="33"/>
   </w:num>
   <w:num w:numId="6" w16cid:durableId="797185403">
     <w:abstractNumId w:val="6"/>
@@ -41987,10 +45095,10 @@
     <w:abstractNumId w:val="14"/>
   </w:num>
   <w:num w:numId="8" w16cid:durableId="195655561">
-    <w:abstractNumId w:val="49"/>
+    <w:abstractNumId w:val="55"/>
   </w:num>
   <w:num w:numId="9" w16cid:durableId="661130245">
-    <w:abstractNumId w:val="33"/>
+    <w:abstractNumId w:val="34"/>
   </w:num>
   <w:num w:numId="10" w16cid:durableId="1395733540">
     <w:abstractNumId w:val="17"/>
@@ -42008,7 +45116,7 @@
     <w:abstractNumId w:val="24"/>
   </w:num>
   <w:num w:numId="15" w16cid:durableId="334456736">
-    <w:abstractNumId w:val="46"/>
+    <w:abstractNumId w:val="51"/>
   </w:num>
   <w:num w:numId="16" w16cid:durableId="334261870">
     <w:abstractNumId w:val="8"/>
@@ -42017,13 +45125,13 @@
     <w:abstractNumId w:val="20"/>
   </w:num>
   <w:num w:numId="18" w16cid:durableId="2003704708">
-    <w:abstractNumId w:val="51"/>
+    <w:abstractNumId w:val="57"/>
   </w:num>
   <w:num w:numId="19" w16cid:durableId="283930786">
     <w:abstractNumId w:val="23"/>
   </w:num>
   <w:num w:numId="20" w16cid:durableId="1034885715">
-    <w:abstractNumId w:val="30"/>
+    <w:abstractNumId w:val="31"/>
   </w:num>
   <w:num w:numId="21" w16cid:durableId="1662273964">
     <w:abstractNumId w:val="27"/>
@@ -42032,22 +45140,22 @@
     <w:abstractNumId w:val="7"/>
   </w:num>
   <w:num w:numId="23" w16cid:durableId="549272889">
-    <w:abstractNumId w:val="41"/>
+    <w:abstractNumId w:val="45"/>
   </w:num>
   <w:num w:numId="24" w16cid:durableId="160044484">
     <w:abstractNumId w:val="29"/>
   </w:num>
   <w:num w:numId="25" w16cid:durableId="220993060">
-    <w:abstractNumId w:val="36"/>
+    <w:abstractNumId w:val="37"/>
   </w:num>
   <w:num w:numId="26" w16cid:durableId="273488314">
-    <w:abstractNumId w:val="39"/>
+    <w:abstractNumId w:val="43"/>
   </w:num>
   <w:num w:numId="27" w16cid:durableId="1479226567">
-    <w:abstractNumId w:val="43"/>
+    <w:abstractNumId w:val="47"/>
   </w:num>
   <w:num w:numId="28" w16cid:durableId="1215704374">
-    <w:abstractNumId w:val="52"/>
+    <w:abstractNumId w:val="58"/>
   </w:num>
   <w:num w:numId="29" w16cid:durableId="300505417">
     <w:abstractNumId w:val="18"/>
@@ -42056,31 +45164,31 @@
     <w:abstractNumId w:val="19"/>
   </w:num>
   <w:num w:numId="31" w16cid:durableId="1200513763">
-    <w:abstractNumId w:val="34"/>
+    <w:abstractNumId w:val="35"/>
   </w:num>
   <w:num w:numId="32" w16cid:durableId="1995714024">
-    <w:abstractNumId w:val="48"/>
+    <w:abstractNumId w:val="53"/>
   </w:num>
   <w:num w:numId="33" w16cid:durableId="1000087343">
     <w:abstractNumId w:val="11"/>
   </w:num>
   <w:num w:numId="34" w16cid:durableId="1690372390">
-    <w:abstractNumId w:val="37"/>
+    <w:abstractNumId w:val="40"/>
   </w:num>
   <w:num w:numId="35" w16cid:durableId="227964436">
-    <w:abstractNumId w:val="38"/>
+    <w:abstractNumId w:val="41"/>
   </w:num>
   <w:num w:numId="36" w16cid:durableId="2056847909">
     <w:abstractNumId w:val="1"/>
   </w:num>
   <w:num w:numId="37" w16cid:durableId="1887570007">
-    <w:abstractNumId w:val="53"/>
+    <w:abstractNumId w:val="59"/>
   </w:num>
   <w:num w:numId="38" w16cid:durableId="1011689701">
     <w:abstractNumId w:val="13"/>
   </w:num>
   <w:num w:numId="39" w16cid:durableId="623000909">
-    <w:abstractNumId w:val="47"/>
+    <w:abstractNumId w:val="52"/>
   </w:num>
   <w:num w:numId="40" w16cid:durableId="169952249">
     <w:abstractNumId w:val="22"/>
@@ -42089,7 +45197,7 @@
     <w:abstractNumId w:val="3"/>
   </w:num>
   <w:num w:numId="42" w16cid:durableId="194194066">
-    <w:abstractNumId w:val="40"/>
+    <w:abstractNumId w:val="44"/>
   </w:num>
   <w:num w:numId="43" w16cid:durableId="2071725250">
     <w:abstractNumId w:val="15"/>
@@ -42104,7 +45212,7 @@
     <w:abstractNumId w:val="21"/>
   </w:num>
   <w:num w:numId="47" w16cid:durableId="550729955">
-    <w:abstractNumId w:val="50"/>
+    <w:abstractNumId w:val="56"/>
   </w:num>
   <w:num w:numId="48" w16cid:durableId="888298106">
     <w:abstractNumId w:val="0"/>
@@ -42113,22 +45221,43 @@
     <w:abstractNumId w:val="9"/>
   </w:num>
   <w:num w:numId="50" w16cid:durableId="1092820218">
-    <w:abstractNumId w:val="42"/>
+    <w:abstractNumId w:val="46"/>
   </w:num>
   <w:num w:numId="51" w16cid:durableId="402022382">
-    <w:abstractNumId w:val="54"/>
+    <w:abstractNumId w:val="60"/>
   </w:num>
   <w:num w:numId="52" w16cid:durableId="1316955950">
-    <w:abstractNumId w:val="45"/>
+    <w:abstractNumId w:val="49"/>
   </w:num>
   <w:num w:numId="53" w16cid:durableId="2139907363">
-    <w:abstractNumId w:val="31"/>
+    <w:abstractNumId w:val="32"/>
   </w:num>
   <w:num w:numId="54" w16cid:durableId="788814030">
-    <w:abstractNumId w:val="44"/>
+    <w:abstractNumId w:val="48"/>
   </w:num>
   <w:num w:numId="55" w16cid:durableId="186408369">
     <w:abstractNumId w:val="26"/>
+  </w:num>
+  <w:num w:numId="56" w16cid:durableId="528377457">
+    <w:abstractNumId w:val="50"/>
+  </w:num>
+  <w:num w:numId="57" w16cid:durableId="765542652">
+    <w:abstractNumId w:val="38"/>
+  </w:num>
+  <w:num w:numId="58" w16cid:durableId="424376196">
+    <w:abstractNumId w:val="39"/>
+  </w:num>
+  <w:num w:numId="59" w16cid:durableId="1855999981">
+    <w:abstractNumId w:val="30"/>
+  </w:num>
+  <w:num w:numId="60" w16cid:durableId="2051758061">
+    <w:abstractNumId w:val="61"/>
+  </w:num>
+  <w:num w:numId="61" w16cid:durableId="387192895">
+    <w:abstractNumId w:val="42"/>
+  </w:num>
+  <w:num w:numId="62" w16cid:durableId="751006413">
+    <w:abstractNumId w:val="54"/>
   </w:num>
 </w:numbering>
 </file>
